--- a/Nature.docx
+++ b/Nature.docx
@@ -6,16 +6,18 @@
       <w:pPr>
         <w:jc w:val="center"/>
         <w:rPr>
+          <w:rFonts w:cstheme="minorHAnsi"/>
           <w:b/>
           <w:sz w:val="28"/>
         </w:rPr>
       </w:pPr>
       <w:r>
         <w:rPr>
+          <w:rFonts w:cstheme="minorHAnsi"/>
           <w:b/>
           <w:sz w:val="28"/>
         </w:rPr>
-        <w:t>Le travail est-il pour l’Homme une aliénation ?</w:t>
+        <w:t>L’Homme est il un être à part dans la nature</w:t>
       </w:r>
     </w:p>
     <w:tbl>
@@ -308,13 +310,7 @@
               <w:rPr>
                 <w:rFonts w:asciiTheme="minorHAnsi" w:hAnsiTheme="minorHAnsi" w:cstheme="minorHAnsi"/>
               </w:rPr>
-              <w:t>XVII</w:t>
-            </w:r>
-            <w:r>
-              <w:rPr>
-                <w:rFonts w:asciiTheme="minorHAnsi" w:hAnsiTheme="minorHAnsi" w:cstheme="minorHAnsi"/>
-              </w:rPr>
-              <w:t>I</w:t>
+              <w:t>XVIII</w:t>
             </w:r>
             <w:r>
               <w:rPr>
@@ -340,11 +336,13 @@
           <w:p>
             <w:pPr>
               <w:rPr>
+                <w:rFonts w:cstheme="minorHAnsi"/>
                 <w:sz w:val="24"/>
               </w:rPr>
             </w:pPr>
             <w:r>
               <w:rPr>
+                <w:rFonts w:cstheme="minorHAnsi"/>
                 <w:sz w:val="24"/>
               </w:rPr>
               <w:t>Spinoza</w:t>
@@ -361,23 +359,27 @@
           <w:p>
             <w:pPr>
               <w:rPr>
+                <w:rFonts w:cstheme="minorHAnsi"/>
                 <w:sz w:val="24"/>
               </w:rPr>
             </w:pPr>
             <w:r>
               <w:rPr>
+                <w:rFonts w:cstheme="minorHAnsi"/>
                 <w:sz w:val="24"/>
               </w:rPr>
               <w:t>Ét</w:t>
             </w:r>
             <w:r>
               <w:rPr>
+                <w:rFonts w:cstheme="minorHAnsi"/>
                 <w:sz w:val="24"/>
               </w:rPr>
               <w:t>h</w:t>
             </w:r>
             <w:r>
               <w:rPr>
+                <w:rFonts w:cstheme="minorHAnsi"/>
                 <w:sz w:val="24"/>
               </w:rPr>
               <w:t>ique</w:t>
@@ -394,6 +396,7 @@
           <w:p>
             <w:pPr>
               <w:rPr>
+                <w:rFonts w:cstheme="minorHAnsi"/>
                 <w:sz w:val="24"/>
               </w:rPr>
             </w:pPr>
@@ -431,11 +434,13 @@
           <w:p>
             <w:pPr>
               <w:rPr>
+                <w:rFonts w:cstheme="minorHAnsi"/>
                 <w:sz w:val="24"/>
               </w:rPr>
             </w:pPr>
             <w:r>
               <w:rPr>
+                <w:rFonts w:cstheme="minorHAnsi"/>
                 <w:sz w:val="24"/>
               </w:rPr>
               <w:t>Freud</w:t>
@@ -452,11 +457,13 @@
           <w:p>
             <w:pPr>
               <w:rPr>
+                <w:rFonts w:cstheme="minorHAnsi"/>
                 <w:sz w:val="24"/>
               </w:rPr>
             </w:pPr>
             <w:r>
               <w:rPr>
+                <w:rFonts w:cstheme="minorHAnsi"/>
                 <w:sz w:val="24"/>
               </w:rPr>
               <w:t>L’avenir d’une illusion</w:t>
@@ -473,6 +480,7 @@
           <w:p>
             <w:pPr>
               <w:rPr>
+                <w:rFonts w:cstheme="minorHAnsi"/>
                 <w:sz w:val="24"/>
               </w:rPr>
             </w:pPr>
@@ -510,11 +518,13 @@
           <w:p>
             <w:pPr>
               <w:rPr>
+                <w:rFonts w:cstheme="minorHAnsi"/>
                 <w:sz w:val="24"/>
               </w:rPr>
             </w:pPr>
             <w:r>
               <w:rPr>
+                <w:rFonts w:cstheme="minorHAnsi"/>
                 <w:sz w:val="24"/>
               </w:rPr>
               <w:t>Spinoza</w:t>
@@ -531,29 +541,34 @@
           <w:p>
             <w:pPr>
               <w:rPr>
+                <w:rFonts w:cstheme="minorHAnsi"/>
                 <w:sz w:val="24"/>
               </w:rPr>
             </w:pPr>
             <w:r>
               <w:rPr>
+                <w:rFonts w:cstheme="minorHAnsi"/>
                 <w:sz w:val="24"/>
               </w:rPr>
               <w:t>Ét</w:t>
             </w:r>
             <w:r>
               <w:rPr>
+                <w:rFonts w:cstheme="minorHAnsi"/>
                 <w:sz w:val="24"/>
               </w:rPr>
               <w:t>h</w:t>
             </w:r>
             <w:r>
               <w:rPr>
+                <w:rFonts w:cstheme="minorHAnsi"/>
                 <w:sz w:val="24"/>
               </w:rPr>
               <w:t>ique 3</w:t>
             </w:r>
             <w:r>
               <w:rPr>
+                <w:rFonts w:cstheme="minorHAnsi"/>
                 <w:sz w:val="24"/>
                 <w:vertAlign w:val="superscript"/>
               </w:rPr>
@@ -561,6 +576,7 @@
             </w:r>
             <w:r>
               <w:rPr>
+                <w:rFonts w:cstheme="minorHAnsi"/>
                 <w:sz w:val="24"/>
               </w:rPr>
               <w:t>partie</w:t>
@@ -577,6 +593,7 @@
           <w:p>
             <w:pPr>
               <w:rPr>
+                <w:rFonts w:cstheme="minorHAnsi"/>
                 <w:sz w:val="24"/>
               </w:rPr>
             </w:pPr>
@@ -611,11 +628,13 @@
           <w:p>
             <w:pPr>
               <w:rPr>
+                <w:rFonts w:cstheme="minorHAnsi"/>
                 <w:sz w:val="24"/>
               </w:rPr>
             </w:pPr>
             <w:r>
               <w:rPr>
+                <w:rFonts w:cstheme="minorHAnsi"/>
                 <w:sz w:val="24"/>
               </w:rPr>
               <w:t>Aristote</w:t>
@@ -629,11 +648,13 @@
           <w:p>
             <w:pPr>
               <w:rPr>
+                <w:rFonts w:cstheme="minorHAnsi"/>
                 <w:sz w:val="24"/>
               </w:rPr>
             </w:pPr>
             <w:r>
               <w:rPr>
+                <w:rFonts w:cstheme="minorHAnsi"/>
                 <w:sz w:val="24"/>
               </w:rPr>
               <w:t>Politique</w:t>
@@ -647,6 +668,7 @@
           <w:p>
             <w:pPr>
               <w:rPr>
+                <w:rFonts w:cstheme="minorHAnsi"/>
                 <w:sz w:val="24"/>
               </w:rPr>
             </w:pPr>
@@ -654,13 +676,7 @@
               <w:rPr>
                 <w:rFonts w:cstheme="minorHAnsi"/>
               </w:rPr>
-              <w:t>I</w:t>
-            </w:r>
-            <w:r>
-              <w:rPr>
-                <w:rFonts w:cstheme="minorHAnsi"/>
-              </w:rPr>
-              <w:t>Vème av J.-C</w:t>
+              <w:t>IVème av J.-C</w:t>
             </w:r>
           </w:p>
         </w:tc>
@@ -679,11 +695,13 @@
           <w:p>
             <w:pPr>
               <w:rPr>
+                <w:rFonts w:cstheme="minorHAnsi"/>
                 <w:sz w:val="24"/>
               </w:rPr>
             </w:pPr>
             <w:r>
               <w:rPr>
+                <w:rFonts w:cstheme="minorHAnsi"/>
                 <w:sz w:val="24"/>
               </w:rPr>
               <w:t>Rousseau</w:t>
@@ -700,11 +718,13 @@
           <w:p>
             <w:pPr>
               <w:rPr>
+                <w:rFonts w:cstheme="minorHAnsi"/>
                 <w:sz w:val="24"/>
               </w:rPr>
             </w:pPr>
             <w:r>
               <w:rPr>
+                <w:rFonts w:cstheme="minorHAnsi"/>
                 <w:sz w:val="24"/>
               </w:rPr>
               <w:t>Le contrat social</w:t>
@@ -721,6 +741,7 @@
           <w:p>
             <w:pPr>
               <w:rPr>
+                <w:rFonts w:cstheme="minorHAnsi"/>
                 <w:sz w:val="24"/>
               </w:rPr>
             </w:pPr>
@@ -764,11 +785,13 @@
           <w:p>
             <w:pPr>
               <w:rPr>
+                <w:rFonts w:cstheme="minorHAnsi"/>
                 <w:sz w:val="24"/>
               </w:rPr>
             </w:pPr>
             <w:r>
               <w:rPr>
+                <w:rFonts w:cstheme="minorHAnsi"/>
                 <w:sz w:val="24"/>
               </w:rPr>
               <w:t>Cicéron</w:t>
@@ -785,11 +808,13 @@
           <w:p>
             <w:pPr>
               <w:rPr>
+                <w:rFonts w:cstheme="minorHAnsi"/>
                 <w:sz w:val="24"/>
               </w:rPr>
             </w:pPr>
             <w:r>
               <w:rPr>
+                <w:rFonts w:cstheme="minorHAnsi"/>
                 <w:sz w:val="24"/>
               </w:rPr>
               <w:t>Tusculanes</w:t>
@@ -811,13 +836,23 @@
                 <w:szCs w:val="24"/>
               </w:rPr>
             </w:pPr>
+            <w:proofErr w:type="spellStart"/>
             <w:r>
               <w:rPr>
                 <w:rFonts w:cstheme="minorHAnsi"/>
                 <w:sz w:val="24"/>
                 <w:szCs w:val="24"/>
               </w:rPr>
-              <w:t>Iᵉʳ av J.-C.</w:t>
+              <w:t>Iᵉʳ</w:t>
+            </w:r>
+            <w:proofErr w:type="spellEnd"/>
+            <w:r>
+              <w:rPr>
+                <w:rFonts w:cstheme="minorHAnsi"/>
+                <w:sz w:val="24"/>
+                <w:szCs w:val="24"/>
+              </w:rPr>
+              <w:t xml:space="preserve"> av J.-C.</w:t>
             </w:r>
           </w:p>
         </w:tc>
@@ -836,11 +871,13 @@
           <w:p>
             <w:pPr>
               <w:rPr>
+                <w:rFonts w:cstheme="minorHAnsi"/>
                 <w:sz w:val="24"/>
               </w:rPr>
             </w:pPr>
             <w:r>
               <w:rPr>
+                <w:rFonts w:cstheme="minorHAnsi"/>
                 <w:sz w:val="24"/>
               </w:rPr>
               <w:t>Montaigne</w:t>
@@ -857,11 +894,13 @@
           <w:p>
             <w:pPr>
               <w:rPr>
+                <w:rFonts w:cstheme="minorHAnsi"/>
                 <w:sz w:val="24"/>
               </w:rPr>
             </w:pPr>
             <w:r>
               <w:rPr>
+                <w:rFonts w:cstheme="minorHAnsi"/>
                 <w:sz w:val="24"/>
               </w:rPr>
               <w:t>Des cannibales, Essais</w:t>
@@ -914,15 +953,26 @@
           <w:p>
             <w:pPr>
               <w:rPr>
+                <w:rFonts w:cstheme="minorHAnsi"/>
                 <w:sz w:val="24"/>
               </w:rPr>
             </w:pPr>
             <w:r>
               <w:rPr>
-                <w:sz w:val="24"/>
-              </w:rPr>
-              <w:t>Claude Lévis-Strauss</w:t>
-            </w:r>
+                <w:rFonts w:cstheme="minorHAnsi"/>
+                <w:sz w:val="24"/>
+              </w:rPr>
+              <w:t xml:space="preserve">Claude </w:t>
+            </w:r>
+            <w:proofErr w:type="spellStart"/>
+            <w:r>
+              <w:rPr>
+                <w:rFonts w:cstheme="minorHAnsi"/>
+                <w:sz w:val="24"/>
+              </w:rPr>
+              <w:t>Lévis-Strauss</w:t>
+            </w:r>
+            <w:proofErr w:type="spellEnd"/>
           </w:p>
         </w:tc>
         <w:tc>
@@ -932,11 +982,13 @@
           <w:p>
             <w:pPr>
               <w:rPr>
+                <w:rFonts w:cstheme="minorHAnsi"/>
                 <w:sz w:val="24"/>
               </w:rPr>
             </w:pPr>
             <w:r>
               <w:rPr>
+                <w:rFonts w:cstheme="minorHAnsi"/>
                 <w:sz w:val="24"/>
               </w:rPr>
               <w:t>Race et Histoire</w:t>
@@ -986,11 +1038,13 @@
           <w:p>
             <w:pPr>
               <w:rPr>
+                <w:rFonts w:cstheme="minorHAnsi"/>
                 <w:sz w:val="24"/>
               </w:rPr>
             </w:pPr>
             <w:r>
               <w:rPr>
+                <w:rFonts w:cstheme="minorHAnsi"/>
                 <w:sz w:val="24"/>
               </w:rPr>
               <w:t>Merleau-Ponty</w:t>
@@ -1004,11 +1058,13 @@
           <w:p>
             <w:pPr>
               <w:rPr>
+                <w:rFonts w:cstheme="minorHAnsi"/>
                 <w:sz w:val="24"/>
               </w:rPr>
             </w:pPr>
             <w:r>
               <w:rPr>
+                <w:rFonts w:cstheme="minorHAnsi"/>
                 <w:sz w:val="24"/>
               </w:rPr>
               <w:t>Phénoménologie de la perception</w:t>
@@ -1058,11 +1114,13 @@
           <w:p>
             <w:pPr>
               <w:rPr>
+                <w:rFonts w:cstheme="minorHAnsi"/>
                 <w:sz w:val="24"/>
               </w:rPr>
             </w:pPr>
             <w:r>
               <w:rPr>
+                <w:rFonts w:cstheme="minorHAnsi"/>
                 <w:sz w:val="24"/>
               </w:rPr>
               <w:t>Pascal</w:t>
@@ -1076,11 +1134,13 @@
           <w:p>
             <w:pPr>
               <w:rPr>
+                <w:rFonts w:cstheme="minorHAnsi"/>
                 <w:sz w:val="24"/>
               </w:rPr>
             </w:pPr>
             <w:r>
               <w:rPr>
+                <w:rFonts w:cstheme="minorHAnsi"/>
                 <w:sz w:val="24"/>
               </w:rPr>
               <w:t>Pensées</w:t>
@@ -1123,11 +1183,1390 @@
     <w:p>
       <w:pPr>
         <w:rPr>
-          <w:sz w:val="24"/>
+          <w:rFonts w:cstheme="minorHAnsi"/>
+          <w:b/>
+          <w:bCs/>
+          <w:sz w:val="24"/>
+          <w:szCs w:val="24"/>
+        </w:rPr>
+      </w:pPr>
+      <w:r>
+        <w:rPr>
+          <w:rFonts w:cstheme="minorHAnsi"/>
+          <w:b/>
+          <w:bCs/>
+          <w:sz w:val="24"/>
+          <w:szCs w:val="24"/>
+        </w:rPr>
+        <w:t xml:space="preserve">Lucrèce </w:t>
+      </w:r>
+      <w:r>
+        <w:rPr>
+          <w:rFonts w:cstheme="minorHAnsi"/>
+          <w:b/>
+          <w:bCs/>
+          <w:sz w:val="24"/>
+          <w:szCs w:val="24"/>
+        </w:rPr>
+        <w:t>I</w:t>
+      </w:r>
+      <w:r>
+        <w:rPr>
+          <w:rFonts w:cstheme="minorHAnsi"/>
+          <w:b/>
+          <w:bCs/>
+          <w:sz w:val="24"/>
+          <w:szCs w:val="24"/>
+          <w:vertAlign w:val="superscript"/>
+        </w:rPr>
+        <w:t xml:space="preserve">er </w:t>
+      </w:r>
+      <w:r>
+        <w:rPr>
+          <w:rFonts w:cstheme="minorHAnsi"/>
+          <w:b/>
+          <w:bCs/>
+          <w:sz w:val="24"/>
+          <w:szCs w:val="24"/>
+        </w:rPr>
+        <w:t>av J.-C.</w:t>
+      </w:r>
+    </w:p>
+    <w:p>
+      <w:pPr>
+        <w:rPr>
+          <w:rFonts w:cstheme="minorHAnsi"/>
+          <w:b/>
+          <w:bCs/>
+          <w:sz w:val="24"/>
+          <w:szCs w:val="24"/>
+        </w:rPr>
+      </w:pPr>
+      <w:r>
+        <w:rPr>
+          <w:rFonts w:cstheme="minorHAnsi"/>
+          <w:b/>
+          <w:bCs/>
+          <w:sz w:val="24"/>
+          <w:szCs w:val="24"/>
+        </w:rPr>
+        <w:t>Arguments :</w:t>
+      </w:r>
+    </w:p>
+    <w:p>
+      <w:pPr>
+        <w:pStyle w:val="Paragraphedeliste"/>
+        <w:numPr>
+          <w:ilvl w:val="0"/>
+          <w:numId w:val="2"/>
+        </w:numPr>
+        <w:rPr>
+          <w:rFonts w:cstheme="minorHAnsi"/>
+          <w:sz w:val="24"/>
+          <w:szCs w:val="24"/>
+        </w:rPr>
+      </w:pPr>
+      <w:r>
+        <w:rPr>
+          <w:rFonts w:cstheme="minorHAnsi"/>
+          <w:sz w:val="24"/>
+          <w:szCs w:val="24"/>
+        </w:rPr>
+        <w:t>Même composition matérielle : l’homme est fait d’atomes, comme tous les éléments de la nature</w:t>
+      </w:r>
+      <w:r>
+        <w:rPr>
+          <w:rFonts w:cstheme="minorHAnsi"/>
+          <w:sz w:val="24"/>
+          <w:szCs w:val="24"/>
+        </w:rPr>
+        <w:t>.</w:t>
+      </w:r>
+    </w:p>
+    <w:p>
+      <w:pPr>
+        <w:pStyle w:val="Paragraphedeliste"/>
+        <w:numPr>
+          <w:ilvl w:val="0"/>
+          <w:numId w:val="2"/>
+        </w:numPr>
+        <w:rPr>
+          <w:rFonts w:cstheme="minorHAnsi"/>
+          <w:sz w:val="24"/>
+          <w:szCs w:val="24"/>
+        </w:rPr>
+      </w:pPr>
+      <w:r>
+        <w:rPr>
+          <w:rFonts w:cstheme="minorHAnsi"/>
+          <w:sz w:val="24"/>
+          <w:szCs w:val="24"/>
+        </w:rPr>
+        <w:t>Soumis aux mêmes lois naturelles : naissance, transformation et mort touchent tous les êtres vivants, y compris l’homme.</w:t>
+      </w:r>
+    </w:p>
+    <w:p>
+      <w:pPr>
+        <w:pStyle w:val="Paragraphedeliste"/>
+        <w:numPr>
+          <w:ilvl w:val="0"/>
+          <w:numId w:val="2"/>
+        </w:numPr>
+        <w:rPr>
+          <w:rFonts w:cstheme="minorHAnsi"/>
+          <w:sz w:val="24"/>
+          <w:szCs w:val="24"/>
+        </w:rPr>
+      </w:pPr>
+      <w:r>
+        <w:rPr>
+          <w:rFonts w:cstheme="minorHAnsi"/>
+          <w:sz w:val="24"/>
+          <w:szCs w:val="24"/>
+        </w:rPr>
+        <w:t>Pas de création divine spéciale : l’homme n’a pas été créé à part ; il apparaît dans le processus naturel du monde.</w:t>
+      </w:r>
+    </w:p>
+    <w:p>
+      <w:pPr>
+        <w:pStyle w:val="Paragraphedeliste"/>
+        <w:numPr>
+          <w:ilvl w:val="0"/>
+          <w:numId w:val="2"/>
+        </w:numPr>
+        <w:rPr>
+          <w:rFonts w:cstheme="minorHAnsi"/>
+          <w:sz w:val="24"/>
+          <w:szCs w:val="24"/>
+        </w:rPr>
+      </w:pPr>
+      <w:r>
+        <w:rPr>
+          <w:rFonts w:cstheme="minorHAnsi"/>
+          <w:sz w:val="24"/>
+          <w:szCs w:val="24"/>
+        </w:rPr>
+        <w:t>Dépendance à la nature : l’homme ne peut vivre qu’en interaction avec elle (air, nourriture, environnement).</w:t>
+      </w:r>
+    </w:p>
+    <w:p>
+      <w:pPr>
+        <w:pBdr>
+          <w:bottom w:val="single" w:sz="4" w:space="1" w:color="auto"/>
+        </w:pBdr>
+        <w:rPr>
+          <w:rFonts w:cstheme="minorHAnsi"/>
+          <w:b/>
+          <w:bCs/>
+          <w:sz w:val="24"/>
+          <w:szCs w:val="24"/>
+        </w:rPr>
+      </w:pPr>
+      <w:r>
+        <w:rPr>
+          <w:rFonts w:ascii="Cambria Math" w:hAnsi="Cambria Math" w:cs="Cambria Math"/>
+          <w:sz w:val="24"/>
+          <w:szCs w:val="24"/>
+          <w:lang w:eastAsia="fr-FR"/>
+        </w:rPr>
+        <w:t>⟶</w:t>
+      </w:r>
+      <w:r>
+        <w:rPr>
+          <w:rFonts w:cstheme="minorHAnsi"/>
+          <w:sz w:val="24"/>
+          <w:szCs w:val="24"/>
+          <w:lang w:eastAsia="fr-FR"/>
+        </w:rPr>
+        <w:t xml:space="preserve"> L</w:t>
+      </w:r>
+      <w:r>
+        <w:rPr>
+          <w:rFonts w:cstheme="minorHAnsi"/>
+          <w:sz w:val="24"/>
+          <w:szCs w:val="24"/>
+        </w:rPr>
+        <w:t xml:space="preserve">’homme </w:t>
+      </w:r>
+      <w:r>
+        <w:rPr>
+          <w:rStyle w:val="lev"/>
+          <w:rFonts w:cstheme="minorHAnsi"/>
+          <w:b w:val="0"/>
+          <w:bCs w:val="0"/>
+          <w:sz w:val="24"/>
+          <w:szCs w:val="24"/>
+        </w:rPr>
+        <w:t>n’est pas supérieur à la nature</w:t>
+      </w:r>
+      <w:r>
+        <w:rPr>
+          <w:rFonts w:cstheme="minorHAnsi"/>
+          <w:sz w:val="24"/>
+          <w:szCs w:val="24"/>
+        </w:rPr>
+        <w:t xml:space="preserve">, il en est </w:t>
+      </w:r>
+      <w:r>
+        <w:rPr>
+          <w:rStyle w:val="lev"/>
+          <w:rFonts w:cstheme="minorHAnsi"/>
+          <w:b w:val="0"/>
+          <w:bCs w:val="0"/>
+          <w:sz w:val="24"/>
+          <w:szCs w:val="24"/>
+        </w:rPr>
+        <w:t>une composante</w:t>
+      </w:r>
+      <w:r>
+        <w:rPr>
+          <w:rFonts w:cstheme="minorHAnsi"/>
+          <w:b/>
+          <w:bCs/>
+          <w:sz w:val="24"/>
+          <w:szCs w:val="24"/>
+        </w:rPr>
+        <w:t>.</w:t>
+      </w:r>
+    </w:p>
+    <w:p>
+      <w:pPr>
+        <w:rPr>
+          <w:rFonts w:cstheme="minorHAnsi"/>
+          <w:b/>
+          <w:bCs/>
+          <w:sz w:val="24"/>
+          <w:szCs w:val="24"/>
+        </w:rPr>
+      </w:pPr>
+      <w:r>
+        <w:rPr>
+          <w:rFonts w:cstheme="minorHAnsi"/>
+          <w:b/>
+          <w:bCs/>
+          <w:sz w:val="24"/>
+          <w:szCs w:val="24"/>
+        </w:rPr>
+        <w:t xml:space="preserve">Platon </w:t>
+      </w:r>
+      <w:r>
+        <w:rPr>
+          <w:rFonts w:cstheme="minorHAnsi"/>
+          <w:b/>
+          <w:bCs/>
+          <w:sz w:val="24"/>
+          <w:szCs w:val="24"/>
+        </w:rPr>
+        <w:t>Vème av J.-C</w:t>
+      </w:r>
+    </w:p>
+    <w:p>
+      <w:pPr>
+        <w:rPr>
+          <w:rFonts w:cstheme="minorHAnsi"/>
+          <w:b/>
+          <w:bCs/>
+          <w:sz w:val="24"/>
+          <w:szCs w:val="24"/>
+        </w:rPr>
+      </w:pPr>
+      <w:r>
+        <w:rPr>
+          <w:rFonts w:cstheme="minorHAnsi"/>
+          <w:b/>
+          <w:bCs/>
+          <w:sz w:val="24"/>
+          <w:szCs w:val="24"/>
+        </w:rPr>
+        <w:t>Arguments :</w:t>
+      </w:r>
+    </w:p>
+    <w:p>
+      <w:pPr>
+        <w:pStyle w:val="Paragraphedeliste"/>
+        <w:numPr>
+          <w:ilvl w:val="0"/>
+          <w:numId w:val="4"/>
+        </w:numPr>
+        <w:rPr>
+          <w:rFonts w:cstheme="minorHAnsi"/>
+          <w:sz w:val="24"/>
+          <w:szCs w:val="24"/>
+        </w:rPr>
+      </w:pPr>
+      <w:r>
+        <w:rPr>
+          <w:rFonts w:cstheme="minorHAnsi"/>
+          <w:sz w:val="24"/>
+          <w:szCs w:val="24"/>
+        </w:rPr>
+        <w:t>Absence de défenses naturelles : contrairement aux animaux, l’homme n’a ni griffes, ni crocs, ni carapace.</w:t>
+      </w:r>
+    </w:p>
+    <w:p>
+      <w:pPr>
+        <w:pStyle w:val="Paragraphedeliste"/>
+        <w:numPr>
+          <w:ilvl w:val="0"/>
+          <w:numId w:val="4"/>
+        </w:numPr>
+        <w:rPr>
+          <w:rFonts w:cstheme="minorHAnsi"/>
+          <w:sz w:val="24"/>
+          <w:szCs w:val="24"/>
+        </w:rPr>
+      </w:pPr>
+      <w:r>
+        <w:rPr>
+          <w:rFonts w:cstheme="minorHAnsi"/>
+          <w:sz w:val="24"/>
+          <w:szCs w:val="24"/>
+        </w:rPr>
+        <w:t xml:space="preserve">Distribution ratée des qualités : </w:t>
+      </w:r>
+      <w:proofErr w:type="spellStart"/>
+      <w:r>
+        <w:rPr>
+          <w:rFonts w:cstheme="minorHAnsi"/>
+          <w:sz w:val="24"/>
+          <w:szCs w:val="24"/>
+        </w:rPr>
+        <w:t>Epimetheus</w:t>
+      </w:r>
+      <w:proofErr w:type="spellEnd"/>
+      <w:r>
+        <w:rPr>
+          <w:rFonts w:cstheme="minorHAnsi"/>
+          <w:sz w:val="24"/>
+          <w:szCs w:val="24"/>
+        </w:rPr>
+        <w:t xml:space="preserve"> donne toutes les capacités aux animaux et oublie l’homme.</w:t>
+      </w:r>
+    </w:p>
+    <w:p>
+      <w:pPr>
+        <w:pStyle w:val="Paragraphedeliste"/>
+        <w:numPr>
+          <w:ilvl w:val="0"/>
+          <w:numId w:val="4"/>
+        </w:numPr>
+        <w:rPr>
+          <w:rFonts w:cstheme="minorHAnsi"/>
+          <w:sz w:val="24"/>
+          <w:szCs w:val="24"/>
+        </w:rPr>
+      </w:pPr>
+      <w:r>
+        <w:rPr>
+          <w:rFonts w:cstheme="minorHAnsi"/>
+          <w:sz w:val="24"/>
+          <w:szCs w:val="24"/>
+        </w:rPr>
+        <w:t xml:space="preserve">Secours de Prométhée : </w:t>
+      </w:r>
+      <w:proofErr w:type="spellStart"/>
+      <w:r>
+        <w:rPr>
+          <w:rFonts w:cstheme="minorHAnsi"/>
+          <w:sz w:val="24"/>
+          <w:szCs w:val="24"/>
+        </w:rPr>
+        <w:t>Prometheus</w:t>
+      </w:r>
+      <w:proofErr w:type="spellEnd"/>
+      <w:r>
+        <w:rPr>
+          <w:rFonts w:cstheme="minorHAnsi"/>
+          <w:sz w:val="24"/>
+          <w:szCs w:val="24"/>
+        </w:rPr>
+        <w:t xml:space="preserve"> vole le feu et la technique pour que l’homme puisse survivre.</w:t>
+      </w:r>
+    </w:p>
+    <w:p>
+      <w:pPr>
+        <w:pStyle w:val="Paragraphedeliste"/>
+        <w:numPr>
+          <w:ilvl w:val="0"/>
+          <w:numId w:val="4"/>
+        </w:numPr>
+        <w:rPr>
+          <w:rFonts w:cstheme="minorHAnsi"/>
+          <w:sz w:val="24"/>
+          <w:szCs w:val="24"/>
+        </w:rPr>
+      </w:pPr>
+      <w:r>
+        <w:rPr>
+          <w:rFonts w:cstheme="minorHAnsi"/>
+          <w:sz w:val="24"/>
+          <w:szCs w:val="24"/>
+        </w:rPr>
+        <w:lastRenderedPageBreak/>
+        <w:t>Besoin de la société : les hommes doivent vivre en cité pour compenser leur faiblesse.</w:t>
+      </w:r>
+    </w:p>
+    <w:p>
+      <w:pPr>
+        <w:pBdr>
+          <w:bottom w:val="single" w:sz="4" w:space="1" w:color="auto"/>
+        </w:pBdr>
+        <w:rPr>
+          <w:rFonts w:cstheme="minorHAnsi"/>
+          <w:sz w:val="24"/>
+          <w:szCs w:val="24"/>
+        </w:rPr>
+      </w:pPr>
+      <w:r>
+        <w:rPr>
+          <w:rFonts w:ascii="Cambria Math" w:hAnsi="Cambria Math" w:cs="Cambria Math"/>
+          <w:sz w:val="24"/>
+          <w:szCs w:val="24"/>
+          <w:lang w:eastAsia="fr-FR"/>
+        </w:rPr>
+        <w:t>⟶</w:t>
+      </w:r>
+      <w:r>
+        <w:rPr>
+          <w:rFonts w:cstheme="minorHAnsi"/>
+          <w:sz w:val="24"/>
+          <w:szCs w:val="24"/>
+        </w:rPr>
+        <w:t xml:space="preserve">l’homme est </w:t>
+      </w:r>
+      <w:r>
+        <w:rPr>
+          <w:rStyle w:val="lev"/>
+          <w:rFonts w:cstheme="minorHAnsi"/>
+          <w:b w:val="0"/>
+          <w:bCs w:val="0"/>
+          <w:sz w:val="24"/>
+          <w:szCs w:val="24"/>
+        </w:rPr>
+        <w:t>naturellement faible</w:t>
+      </w:r>
+      <w:r>
+        <w:rPr>
+          <w:rFonts w:cstheme="minorHAnsi"/>
+          <w:sz w:val="24"/>
+          <w:szCs w:val="24"/>
+        </w:rPr>
+        <w:t xml:space="preserve">, mais il compense par </w:t>
+      </w:r>
+      <w:r>
+        <w:rPr>
+          <w:rStyle w:val="lev"/>
+          <w:rFonts w:cstheme="minorHAnsi"/>
+          <w:b w:val="0"/>
+          <w:bCs w:val="0"/>
+          <w:sz w:val="24"/>
+          <w:szCs w:val="24"/>
+        </w:rPr>
+        <w:t>la technique et la vie politique</w:t>
+      </w:r>
+      <w:r>
+        <w:rPr>
+          <w:rFonts w:cstheme="minorHAnsi"/>
+          <w:b/>
+          <w:bCs/>
+          <w:sz w:val="24"/>
+          <w:szCs w:val="24"/>
+        </w:rPr>
+        <w:t>.</w:t>
+      </w:r>
+    </w:p>
+    <w:p>
+      <w:pPr>
+        <w:rPr>
+          <w:rFonts w:cstheme="minorHAnsi"/>
+          <w:b/>
+          <w:bCs/>
+          <w:sz w:val="24"/>
+          <w:szCs w:val="24"/>
+        </w:rPr>
+      </w:pPr>
+      <w:r>
+        <w:rPr>
+          <w:rFonts w:cstheme="minorHAnsi"/>
+          <w:b/>
+          <w:bCs/>
+          <w:sz w:val="24"/>
+          <w:szCs w:val="24"/>
+        </w:rPr>
+        <w:t xml:space="preserve">Kant </w:t>
+      </w:r>
+      <w:r>
+        <w:rPr>
+          <w:rFonts w:cstheme="minorHAnsi"/>
+          <w:b/>
+          <w:bCs/>
+          <w:sz w:val="24"/>
+          <w:szCs w:val="24"/>
+        </w:rPr>
+        <w:t>XVIII</w:t>
+      </w:r>
+      <w:r>
+        <w:rPr>
+          <w:rFonts w:cstheme="minorHAnsi"/>
+          <w:b/>
+          <w:bCs/>
+          <w:sz w:val="24"/>
+          <w:szCs w:val="24"/>
+          <w:vertAlign w:val="superscript"/>
+        </w:rPr>
+        <w:t>ème</w:t>
+      </w:r>
+    </w:p>
+    <w:p>
+      <w:pPr>
+        <w:rPr>
+          <w:rFonts w:cstheme="minorHAnsi"/>
+          <w:b/>
+          <w:bCs/>
+          <w:sz w:val="24"/>
+          <w:szCs w:val="24"/>
+        </w:rPr>
+      </w:pPr>
+      <w:r>
+        <w:rPr>
+          <w:rFonts w:cstheme="minorHAnsi"/>
+          <w:b/>
+          <w:bCs/>
+          <w:sz w:val="24"/>
+          <w:szCs w:val="24"/>
+        </w:rPr>
+        <w:t>Arguments :</w:t>
+      </w:r>
+    </w:p>
+    <w:p>
+      <w:pPr>
+        <w:pStyle w:val="Paragraphedeliste"/>
+        <w:numPr>
+          <w:ilvl w:val="0"/>
+          <w:numId w:val="5"/>
+        </w:numPr>
+        <w:rPr>
+          <w:rFonts w:cstheme="minorHAnsi"/>
+          <w:sz w:val="24"/>
+          <w:szCs w:val="24"/>
+        </w:rPr>
+      </w:pPr>
+      <w:r>
+        <w:rPr>
+          <w:rFonts w:cstheme="minorHAnsi"/>
+          <w:sz w:val="24"/>
+          <w:szCs w:val="24"/>
+        </w:rPr>
+        <w:t>Appartenance à la nature : l’homme possède des besoins, instincts et désirs, comme les animaux.</w:t>
+      </w:r>
+    </w:p>
+    <w:p>
+      <w:pPr>
+        <w:pStyle w:val="Paragraphedeliste"/>
+        <w:numPr>
+          <w:ilvl w:val="0"/>
+          <w:numId w:val="5"/>
+        </w:numPr>
+        <w:rPr>
+          <w:rFonts w:cstheme="minorHAnsi"/>
+          <w:sz w:val="24"/>
+          <w:szCs w:val="24"/>
+        </w:rPr>
+      </w:pPr>
+      <w:r>
+        <w:rPr>
+          <w:rFonts w:cstheme="minorHAnsi"/>
+          <w:sz w:val="24"/>
+          <w:szCs w:val="24"/>
+        </w:rPr>
+        <w:t>Soumis aux lois naturelles : en tant qu’être vivant, il est déterminé par des causes naturelles.</w:t>
+      </w:r>
+    </w:p>
+    <w:p>
+      <w:pPr>
+        <w:pStyle w:val="Paragraphedeliste"/>
+        <w:numPr>
+          <w:ilvl w:val="0"/>
+          <w:numId w:val="5"/>
+        </w:numPr>
+        <w:rPr>
+          <w:rFonts w:cstheme="minorHAnsi"/>
+          <w:sz w:val="24"/>
+          <w:szCs w:val="24"/>
+        </w:rPr>
+      </w:pPr>
+      <w:r>
+        <w:rPr>
+          <w:rFonts w:cstheme="minorHAnsi"/>
+          <w:sz w:val="24"/>
+          <w:szCs w:val="24"/>
+        </w:rPr>
+        <w:t>Différence par la raison : ce qui le distingue partiellement est sa capacité rationnelle et morale.</w:t>
+      </w:r>
+    </w:p>
+    <w:p>
+      <w:pPr>
+        <w:pStyle w:val="Paragraphedeliste"/>
+        <w:numPr>
+          <w:ilvl w:val="0"/>
+          <w:numId w:val="5"/>
+        </w:numPr>
+        <w:rPr>
+          <w:rFonts w:cstheme="minorHAnsi"/>
+          <w:sz w:val="24"/>
+          <w:szCs w:val="24"/>
+        </w:rPr>
+      </w:pPr>
+      <w:r>
+        <w:rPr>
+          <w:rFonts w:cstheme="minorHAnsi"/>
+          <w:sz w:val="24"/>
+          <w:szCs w:val="24"/>
+        </w:rPr>
+        <w:t>Double nature : l’homme est à la fois être naturel (comme les autres) et être raisonnable.</w:t>
+      </w:r>
+    </w:p>
+    <w:p>
+      <w:pPr>
+        <w:pBdr>
+          <w:bottom w:val="single" w:sz="4" w:space="1" w:color="auto"/>
+        </w:pBdr>
+        <w:rPr>
+          <w:rFonts w:cstheme="minorHAnsi"/>
+          <w:sz w:val="24"/>
+          <w:szCs w:val="24"/>
+          <w:lang w:eastAsia="fr-FR"/>
+        </w:rPr>
+      </w:pPr>
+      <w:r>
+        <w:rPr>
+          <w:rFonts w:ascii="Cambria Math" w:hAnsi="Cambria Math" w:cs="Cambria Math"/>
+          <w:sz w:val="24"/>
+          <w:szCs w:val="24"/>
+          <w:lang w:eastAsia="fr-FR"/>
+        </w:rPr>
+        <w:t>⟶</w:t>
+      </w:r>
+      <w:r>
+        <w:rPr>
+          <w:rFonts w:cstheme="minorHAnsi"/>
+        </w:rPr>
+        <w:t xml:space="preserve"> </w:t>
+      </w:r>
+      <w:r>
+        <w:rPr>
+          <w:rFonts w:cstheme="minorHAnsi"/>
+          <w:sz w:val="24"/>
+          <w:szCs w:val="24"/>
+          <w:lang w:eastAsia="fr-FR"/>
+        </w:rPr>
+        <w:t>l’homme reste un être de nature, mais il se distingue par la raison et la moralité.</w:t>
+      </w:r>
+    </w:p>
+    <w:p>
+      <w:pPr>
+        <w:rPr>
+          <w:rFonts w:cstheme="minorHAnsi"/>
+          <w:b/>
+          <w:bCs/>
+          <w:sz w:val="24"/>
+          <w:szCs w:val="24"/>
+          <w:vertAlign w:val="superscript"/>
+        </w:rPr>
+      </w:pPr>
+      <w:r>
+        <w:rPr>
+          <w:rFonts w:cstheme="minorHAnsi"/>
+          <w:b/>
+          <w:bCs/>
+          <w:sz w:val="24"/>
+          <w:szCs w:val="24"/>
+          <w:lang w:eastAsia="fr-FR"/>
+        </w:rPr>
+        <w:t xml:space="preserve">Spinoza </w:t>
+      </w:r>
+      <w:r>
+        <w:rPr>
+          <w:rFonts w:cstheme="minorHAnsi"/>
+          <w:b/>
+          <w:bCs/>
+          <w:sz w:val="24"/>
+          <w:szCs w:val="24"/>
+        </w:rPr>
+        <w:t>XVII</w:t>
+      </w:r>
+      <w:r>
+        <w:rPr>
+          <w:rFonts w:cstheme="minorHAnsi"/>
+          <w:b/>
+          <w:bCs/>
+          <w:sz w:val="24"/>
+          <w:szCs w:val="24"/>
+          <w:vertAlign w:val="superscript"/>
+        </w:rPr>
+        <w:t>ème</w:t>
+      </w:r>
+    </w:p>
+    <w:p>
+      <w:pPr>
+        <w:rPr>
+          <w:rFonts w:cstheme="minorHAnsi"/>
+          <w:sz w:val="24"/>
+        </w:rPr>
+      </w:pPr>
+      <w:r>
+        <w:rPr>
+          <w:rFonts w:cstheme="minorHAnsi"/>
+          <w:b/>
+          <w:bCs/>
+          <w:sz w:val="24"/>
+        </w:rPr>
+        <w:t>Citation :</w:t>
+      </w:r>
+      <w:r>
+        <w:rPr>
+          <w:rFonts w:cstheme="minorHAnsi"/>
+          <w:sz w:val="24"/>
+        </w:rPr>
+        <w:t xml:space="preserve"> « L’homme n’est pas un empire dans un empire »</w:t>
+      </w:r>
+    </w:p>
+    <w:p>
+      <w:pPr>
+        <w:rPr>
+          <w:rFonts w:cstheme="minorHAnsi"/>
+          <w:b/>
+          <w:bCs/>
+          <w:sz w:val="24"/>
+          <w:szCs w:val="24"/>
+          <w:lang w:eastAsia="fr-FR"/>
+        </w:rPr>
+      </w:pPr>
+      <w:r>
+        <w:rPr>
+          <w:rFonts w:cstheme="minorHAnsi"/>
+          <w:b/>
+          <w:bCs/>
+          <w:sz w:val="24"/>
+          <w:szCs w:val="24"/>
+          <w:lang w:eastAsia="fr-FR"/>
+        </w:rPr>
+        <w:t>Arguments :</w:t>
+      </w:r>
+    </w:p>
+    <w:p>
+      <w:pPr>
+        <w:pStyle w:val="Paragraphedeliste"/>
+        <w:numPr>
+          <w:ilvl w:val="0"/>
+          <w:numId w:val="6"/>
+        </w:numPr>
+        <w:rPr>
+          <w:rFonts w:cstheme="minorHAnsi"/>
+          <w:sz w:val="24"/>
+          <w:szCs w:val="24"/>
+          <w:lang w:eastAsia="fr-FR"/>
+        </w:rPr>
+      </w:pPr>
+      <w:r>
+        <w:rPr>
+          <w:rFonts w:cstheme="minorHAnsi"/>
+          <w:sz w:val="24"/>
+          <w:szCs w:val="24"/>
+          <w:lang w:eastAsia="fr-FR"/>
+        </w:rPr>
+        <w:t>L’homme fait partie de la nature : il obéit aux mêmes lois que tout le reste du monde.</w:t>
+      </w:r>
+    </w:p>
+    <w:p>
+      <w:pPr>
+        <w:pStyle w:val="Paragraphedeliste"/>
+        <w:numPr>
+          <w:ilvl w:val="0"/>
+          <w:numId w:val="6"/>
+        </w:numPr>
+        <w:rPr>
+          <w:rFonts w:cstheme="minorHAnsi"/>
+          <w:sz w:val="24"/>
+          <w:szCs w:val="24"/>
+          <w:lang w:eastAsia="fr-FR"/>
+        </w:rPr>
+      </w:pPr>
+      <w:r>
+        <w:rPr>
+          <w:rFonts w:cstheme="minorHAnsi"/>
+          <w:sz w:val="24"/>
+          <w:szCs w:val="24"/>
+          <w:lang w:eastAsia="fr-FR"/>
+        </w:rPr>
+        <w:t xml:space="preserve">Critique de l’exception humaine : Spinoza affirme que « l’homme n’est pas un empire dans un empire » dans </w:t>
+      </w:r>
+      <w:proofErr w:type="spellStart"/>
+      <w:r>
+        <w:rPr>
+          <w:rFonts w:cstheme="minorHAnsi"/>
+          <w:sz w:val="24"/>
+          <w:szCs w:val="24"/>
+          <w:lang w:eastAsia="fr-FR"/>
+        </w:rPr>
+        <w:t>Ethics</w:t>
+      </w:r>
+      <w:proofErr w:type="spellEnd"/>
+      <w:r>
+        <w:rPr>
+          <w:rFonts w:cstheme="minorHAnsi"/>
+          <w:sz w:val="24"/>
+          <w:szCs w:val="24"/>
+          <w:lang w:eastAsia="fr-FR"/>
+        </w:rPr>
+        <w:t>.</w:t>
+      </w:r>
+    </w:p>
+    <w:p>
+      <w:pPr>
+        <w:pStyle w:val="Paragraphedeliste"/>
+        <w:numPr>
+          <w:ilvl w:val="0"/>
+          <w:numId w:val="6"/>
+        </w:numPr>
+        <w:rPr>
+          <w:rFonts w:cstheme="minorHAnsi"/>
+          <w:sz w:val="24"/>
+          <w:szCs w:val="24"/>
+          <w:lang w:eastAsia="fr-FR"/>
+        </w:rPr>
+      </w:pPr>
+      <w:r>
+        <w:rPr>
+          <w:rFonts w:cstheme="minorHAnsi"/>
+          <w:sz w:val="24"/>
+          <w:szCs w:val="24"/>
+          <w:lang w:eastAsia="fr-FR"/>
+        </w:rPr>
+        <w:t>Déterminisme naturel : les pensées, désirs et actions humaines ont des causes naturelles.</w:t>
+      </w:r>
+    </w:p>
+    <w:p>
+      <w:pPr>
+        <w:pStyle w:val="Paragraphedeliste"/>
+        <w:numPr>
+          <w:ilvl w:val="0"/>
+          <w:numId w:val="6"/>
+        </w:numPr>
+        <w:rPr>
+          <w:rFonts w:cstheme="minorHAnsi"/>
+          <w:sz w:val="24"/>
+          <w:szCs w:val="24"/>
+          <w:lang w:eastAsia="fr-FR"/>
+        </w:rPr>
+      </w:pPr>
+      <w:r>
+        <w:rPr>
+          <w:rFonts w:cstheme="minorHAnsi"/>
+          <w:sz w:val="24"/>
+          <w:szCs w:val="24"/>
+          <w:lang w:eastAsia="fr-FR"/>
+        </w:rPr>
+        <w:t>Illusion de liberté : les hommes se croient libres parce qu’ils ignorent les causes qui les déterminent.</w:t>
+      </w:r>
+    </w:p>
+    <w:p>
+      <w:pPr>
+        <w:pBdr>
+          <w:bottom w:val="single" w:sz="4" w:space="1" w:color="auto"/>
+        </w:pBdr>
+        <w:rPr>
+          <w:rFonts w:cstheme="minorHAnsi"/>
+          <w:sz w:val="24"/>
+          <w:szCs w:val="24"/>
+          <w:lang w:eastAsia="fr-FR"/>
+        </w:rPr>
+      </w:pPr>
+      <w:r>
+        <w:rPr>
+          <w:rFonts w:ascii="Cambria Math" w:hAnsi="Cambria Math" w:cs="Cambria Math"/>
+          <w:sz w:val="24"/>
+          <w:szCs w:val="24"/>
+          <w:lang w:eastAsia="fr-FR"/>
+        </w:rPr>
+        <w:t>⟶</w:t>
+      </w:r>
+      <w:r>
+        <w:rPr>
+          <w:rFonts w:cstheme="minorHAnsi"/>
+          <w:sz w:val="24"/>
+          <w:szCs w:val="24"/>
+          <w:lang w:eastAsia="fr-FR"/>
+        </w:rPr>
+        <w:t>l’homme n’est pas au-dessus de la nature, il est une partie de celle-ci et obéit à ses lois.</w:t>
+      </w:r>
+    </w:p>
+    <w:p>
+      <w:pPr>
+        <w:rPr>
+          <w:rFonts w:cstheme="minorHAnsi"/>
+          <w:b/>
+          <w:bCs/>
+          <w:sz w:val="24"/>
+        </w:rPr>
+      </w:pPr>
+      <w:r>
+        <w:rPr>
+          <w:rFonts w:cstheme="minorHAnsi"/>
+          <w:b/>
+          <w:bCs/>
+          <w:sz w:val="24"/>
+          <w:szCs w:val="24"/>
+          <w:lang w:eastAsia="fr-FR"/>
+        </w:rPr>
+        <w:t xml:space="preserve">Freud </w:t>
+      </w:r>
+      <w:r>
+        <w:rPr>
+          <w:rFonts w:cstheme="minorHAnsi"/>
+          <w:b/>
+          <w:bCs/>
+          <w:sz w:val="24"/>
+          <w:szCs w:val="24"/>
+        </w:rPr>
+        <w:t>XX</w:t>
+      </w:r>
+      <w:r>
+        <w:rPr>
+          <w:rFonts w:cstheme="minorHAnsi"/>
+          <w:b/>
+          <w:bCs/>
+          <w:sz w:val="24"/>
+          <w:szCs w:val="24"/>
+          <w:vertAlign w:val="superscript"/>
+        </w:rPr>
+        <w:t>ème</w:t>
+      </w:r>
+    </w:p>
+    <w:p>
+      <w:pPr>
+        <w:rPr>
+          <w:rFonts w:cstheme="minorHAnsi"/>
+          <w:b/>
+          <w:bCs/>
+          <w:sz w:val="24"/>
+          <w:szCs w:val="24"/>
+          <w:lang w:eastAsia="fr-FR"/>
+        </w:rPr>
+      </w:pPr>
+      <w:r>
+        <w:rPr>
+          <w:rFonts w:cstheme="minorHAnsi"/>
+          <w:b/>
+          <w:bCs/>
+          <w:sz w:val="24"/>
+          <w:szCs w:val="24"/>
+          <w:lang w:eastAsia="fr-FR"/>
+        </w:rPr>
+        <w:t>Arguments :</w:t>
+      </w:r>
+    </w:p>
+    <w:p>
+      <w:pPr>
+        <w:pStyle w:val="Paragraphedeliste"/>
+        <w:numPr>
+          <w:ilvl w:val="0"/>
+          <w:numId w:val="7"/>
+        </w:numPr>
+        <w:rPr>
+          <w:rFonts w:cstheme="minorHAnsi"/>
+          <w:sz w:val="24"/>
+          <w:szCs w:val="24"/>
+          <w:lang w:eastAsia="fr-FR"/>
+        </w:rPr>
+      </w:pPr>
+      <w:r>
+        <w:rPr>
+          <w:rFonts w:cstheme="minorHAnsi"/>
+          <w:sz w:val="24"/>
+          <w:szCs w:val="24"/>
+          <w:lang w:eastAsia="fr-FR"/>
+        </w:rPr>
+        <w:t>Puissance de l’inconscient : une grande partie de nos pensées et actions est déterminée par l’inconscient.</w:t>
+      </w:r>
+    </w:p>
+    <w:p>
+      <w:pPr>
+        <w:pStyle w:val="Paragraphedeliste"/>
+        <w:numPr>
+          <w:ilvl w:val="0"/>
+          <w:numId w:val="7"/>
+        </w:numPr>
+        <w:rPr>
+          <w:rFonts w:cstheme="minorHAnsi"/>
+          <w:sz w:val="24"/>
+          <w:szCs w:val="24"/>
+          <w:lang w:eastAsia="fr-FR"/>
+        </w:rPr>
+      </w:pPr>
+      <w:r>
+        <w:rPr>
+          <w:rFonts w:cstheme="minorHAnsi"/>
+          <w:sz w:val="24"/>
+          <w:szCs w:val="24"/>
+          <w:lang w:eastAsia="fr-FR"/>
+        </w:rPr>
+        <w:t>Présence des pulsions naturelles : les comportements humains sont guidés par des pulsions biologiques (vie, désir, agressivité).</w:t>
+      </w:r>
+    </w:p>
+    <w:p>
+      <w:pPr>
+        <w:pStyle w:val="Paragraphedeliste"/>
+        <w:numPr>
+          <w:ilvl w:val="0"/>
+          <w:numId w:val="7"/>
+        </w:numPr>
+        <w:rPr>
+          <w:rFonts w:cstheme="minorHAnsi"/>
+          <w:sz w:val="24"/>
+          <w:szCs w:val="24"/>
+          <w:lang w:eastAsia="fr-FR"/>
+        </w:rPr>
+      </w:pPr>
+      <w:r>
+        <w:rPr>
+          <w:rFonts w:cstheme="minorHAnsi"/>
+          <w:sz w:val="24"/>
+          <w:szCs w:val="24"/>
+          <w:lang w:eastAsia="fr-FR"/>
+        </w:rPr>
+        <w:t>Illusion de maîtrise : l’homme croit contrôler ses actes, mais il est souvent dirigé par des forces psychiques inconscientes.</w:t>
+      </w:r>
+    </w:p>
+    <w:p>
+      <w:pPr>
+        <w:pStyle w:val="Paragraphedeliste"/>
+        <w:numPr>
+          <w:ilvl w:val="0"/>
+          <w:numId w:val="7"/>
+        </w:numPr>
+        <w:rPr>
+          <w:rFonts w:cstheme="minorHAnsi"/>
+          <w:sz w:val="24"/>
+          <w:szCs w:val="24"/>
+          <w:lang w:eastAsia="fr-FR"/>
+        </w:rPr>
+      </w:pPr>
+      <w:r>
+        <w:rPr>
+          <w:rFonts w:cstheme="minorHAnsi"/>
+          <w:sz w:val="24"/>
+          <w:szCs w:val="24"/>
+          <w:lang w:eastAsia="fr-FR"/>
+        </w:rPr>
+        <w:t>L’homme n’est pas maître de lui-même : Freud parle d’une « troisième blessure narcissique » pour l’humanité.</w:t>
+      </w:r>
+    </w:p>
+    <w:p>
+      <w:pPr>
+        <w:pBdr>
+          <w:bottom w:val="single" w:sz="24" w:space="1" w:color="auto"/>
+        </w:pBdr>
+        <w:rPr>
+          <w:rFonts w:cstheme="minorHAnsi"/>
+          <w:sz w:val="24"/>
+          <w:szCs w:val="24"/>
+          <w:lang w:eastAsia="fr-FR"/>
+        </w:rPr>
+      </w:pPr>
+      <w:r>
+        <w:rPr>
+          <w:rFonts w:ascii="Cambria Math" w:hAnsi="Cambria Math" w:cs="Cambria Math"/>
+          <w:sz w:val="24"/>
+          <w:szCs w:val="24"/>
+          <w:lang w:eastAsia="fr-FR"/>
+        </w:rPr>
+        <w:t>⟶</w:t>
+      </w:r>
+      <w:r>
+        <w:rPr>
+          <w:rFonts w:cstheme="minorHAnsi"/>
+          <w:sz w:val="24"/>
+          <w:szCs w:val="24"/>
+          <w:lang w:eastAsia="fr-FR"/>
+        </w:rPr>
+        <w:t>l’homme est dominé par sa propre nature psychique, qu’il ne contrôle pas entièrement.</w:t>
+      </w:r>
+    </w:p>
+    <w:p>
+      <w:pPr>
+        <w:rPr>
+          <w:rFonts w:cstheme="minorHAnsi"/>
+          <w:b/>
+          <w:bCs/>
+          <w:sz w:val="24"/>
+          <w:szCs w:val="24"/>
+          <w:vertAlign w:val="superscript"/>
+        </w:rPr>
+      </w:pPr>
+      <w:r>
+        <w:rPr>
+          <w:rFonts w:cstheme="minorHAnsi"/>
+          <w:b/>
+          <w:bCs/>
+          <w:sz w:val="24"/>
+          <w:szCs w:val="24"/>
+          <w:lang w:eastAsia="fr-FR"/>
+        </w:rPr>
+        <w:lastRenderedPageBreak/>
+        <w:t xml:space="preserve">Spinoza </w:t>
+      </w:r>
+      <w:r>
+        <w:rPr>
+          <w:rFonts w:cstheme="minorHAnsi"/>
+          <w:b/>
+          <w:bCs/>
+          <w:sz w:val="24"/>
+          <w:szCs w:val="24"/>
+        </w:rPr>
+        <w:t>XVII</w:t>
+      </w:r>
+      <w:r>
+        <w:rPr>
+          <w:rFonts w:cstheme="minorHAnsi"/>
+          <w:b/>
+          <w:bCs/>
+          <w:sz w:val="24"/>
+          <w:szCs w:val="24"/>
+          <w:vertAlign w:val="superscript"/>
+        </w:rPr>
+        <w:t>ème</w:t>
+      </w:r>
+    </w:p>
+    <w:p>
+      <w:pPr>
+        <w:rPr>
+          <w:rFonts w:cstheme="minorHAnsi"/>
+          <w:sz w:val="24"/>
+        </w:rPr>
+      </w:pPr>
+      <w:r>
+        <w:rPr>
+          <w:rFonts w:cstheme="minorHAnsi"/>
+          <w:b/>
+          <w:bCs/>
+          <w:sz w:val="24"/>
+        </w:rPr>
+        <w:t>Citation :</w:t>
+      </w:r>
+      <w:r>
+        <w:rPr>
+          <w:rFonts w:cstheme="minorHAnsi"/>
+          <w:sz w:val="24"/>
+        </w:rPr>
+        <w:t xml:space="preserve"> « </w:t>
+      </w:r>
+      <w:r>
+        <w:rPr>
+          <w:rFonts w:cstheme="minorHAnsi"/>
+          <w:sz w:val="24"/>
+        </w:rPr>
+        <w:t>Chaque chose s’efforce de persévérer dans son être</w:t>
+      </w:r>
+      <w:r>
+        <w:rPr>
+          <w:rFonts w:cstheme="minorHAnsi"/>
+          <w:sz w:val="24"/>
+        </w:rPr>
+        <w:t> »</w:t>
+      </w:r>
+    </w:p>
+    <w:p>
+      <w:pPr>
+        <w:rPr>
+          <w:rFonts w:cstheme="minorHAnsi"/>
+          <w:b/>
+          <w:bCs/>
+          <w:sz w:val="24"/>
+          <w:szCs w:val="24"/>
+          <w:lang w:eastAsia="fr-FR"/>
+        </w:rPr>
+      </w:pPr>
+      <w:r>
+        <w:rPr>
+          <w:rFonts w:cstheme="minorHAnsi"/>
+          <w:b/>
+          <w:bCs/>
+          <w:sz w:val="24"/>
+          <w:szCs w:val="24"/>
+          <w:lang w:eastAsia="fr-FR"/>
+        </w:rPr>
+        <w:t>Arguments :</w:t>
+      </w:r>
+    </w:p>
+    <w:p>
+      <w:pPr>
+        <w:pStyle w:val="Paragraphedeliste"/>
+        <w:numPr>
+          <w:ilvl w:val="0"/>
+          <w:numId w:val="8"/>
+        </w:numPr>
+        <w:rPr>
+          <w:rFonts w:cstheme="minorHAnsi"/>
+          <w:sz w:val="24"/>
+          <w:szCs w:val="24"/>
+          <w:lang w:eastAsia="fr-FR"/>
+        </w:rPr>
+      </w:pPr>
+      <w:r>
+        <w:rPr>
+          <w:rFonts w:cstheme="minorHAnsi"/>
+          <w:sz w:val="24"/>
+          <w:szCs w:val="24"/>
+          <w:lang w:eastAsia="fr-FR"/>
+        </w:rPr>
+        <w:t>Principe du conatus : « Chaque chose s’efforce de persévérer dans son être » : tout être cherche naturellement à se maintenir et à continuer d’exister.</w:t>
+      </w:r>
+    </w:p>
+    <w:p>
+      <w:pPr>
+        <w:pStyle w:val="Paragraphedeliste"/>
+        <w:numPr>
+          <w:ilvl w:val="0"/>
+          <w:numId w:val="8"/>
+        </w:numPr>
+        <w:rPr>
+          <w:rFonts w:cstheme="minorHAnsi"/>
+          <w:sz w:val="24"/>
+          <w:szCs w:val="24"/>
+          <w:lang w:eastAsia="fr-FR"/>
+        </w:rPr>
+      </w:pPr>
+      <w:r>
+        <w:rPr>
+          <w:rFonts w:cstheme="minorHAnsi"/>
+          <w:sz w:val="24"/>
+          <w:szCs w:val="24"/>
+          <w:lang w:eastAsia="fr-FR"/>
+        </w:rPr>
+        <w:t>L’homme obéit à cette loi naturelle : comme tous les êtres, l’homme est déterminé par cet effort de conservation.</w:t>
+      </w:r>
+    </w:p>
+    <w:p>
+      <w:pPr>
+        <w:pStyle w:val="Paragraphedeliste"/>
+        <w:numPr>
+          <w:ilvl w:val="0"/>
+          <w:numId w:val="8"/>
+        </w:numPr>
+        <w:rPr>
+          <w:rFonts w:cstheme="minorHAnsi"/>
+          <w:sz w:val="24"/>
+          <w:szCs w:val="24"/>
+          <w:lang w:eastAsia="fr-FR"/>
+        </w:rPr>
+      </w:pPr>
+      <w:r>
+        <w:rPr>
+          <w:rFonts w:cstheme="minorHAnsi"/>
+          <w:sz w:val="24"/>
+          <w:szCs w:val="24"/>
+          <w:lang w:eastAsia="fr-FR"/>
+        </w:rPr>
+        <w:t>Le désir est l’essence de l’homme : Spinoza affirme que le désir est l’expression du conatus chez l’homme.</w:t>
+      </w:r>
+    </w:p>
+    <w:p>
+      <w:pPr>
+        <w:pStyle w:val="Paragraphedeliste"/>
+        <w:numPr>
+          <w:ilvl w:val="0"/>
+          <w:numId w:val="8"/>
+        </w:numPr>
+        <w:rPr>
+          <w:rFonts w:cstheme="minorHAnsi"/>
+          <w:sz w:val="24"/>
+          <w:szCs w:val="24"/>
+          <w:lang w:eastAsia="fr-FR"/>
+        </w:rPr>
+      </w:pPr>
+      <w:r>
+        <w:rPr>
+          <w:rFonts w:cstheme="minorHAnsi"/>
+          <w:sz w:val="24"/>
+          <w:szCs w:val="24"/>
+          <w:lang w:eastAsia="fr-FR"/>
+        </w:rPr>
+        <w:t>Pas de libre arbitre absolu : nos actions viennent de nos désirs et des causes naturelles.</w:t>
+      </w:r>
+    </w:p>
+    <w:p>
+      <w:pPr>
+        <w:pBdr>
+          <w:bottom w:val="single" w:sz="4" w:space="1" w:color="auto"/>
+        </w:pBdr>
+        <w:rPr>
+          <w:rFonts w:cstheme="minorHAnsi"/>
+          <w:sz w:val="24"/>
+          <w:szCs w:val="24"/>
+          <w:lang w:eastAsia="fr-FR"/>
+        </w:rPr>
+      </w:pPr>
+      <w:r>
+        <w:rPr>
+          <w:rFonts w:ascii="Cambria Math" w:hAnsi="Cambria Math" w:cs="Cambria Math"/>
+          <w:sz w:val="24"/>
+          <w:szCs w:val="24"/>
+          <w:lang w:eastAsia="fr-FR"/>
+        </w:rPr>
+        <w:t>⟶</w:t>
+      </w:r>
+      <w:r>
+        <w:rPr>
+          <w:rFonts w:cstheme="minorHAnsi"/>
+          <w:sz w:val="24"/>
+          <w:szCs w:val="24"/>
+          <w:lang w:eastAsia="fr-FR"/>
+        </w:rPr>
+        <w:t>l’homme est un être de désir soumis aux lois de la nature, qui cherche toujours à persévérer dans son existence.</w:t>
+      </w:r>
+    </w:p>
+    <w:p>
+      <w:pPr>
+        <w:rPr>
+          <w:rFonts w:cstheme="minorHAnsi"/>
+          <w:sz w:val="24"/>
+          <w:szCs w:val="24"/>
+          <w:lang w:eastAsia="fr-FR"/>
+        </w:rPr>
+      </w:pPr>
+    </w:p>
+    <w:p>
+      <w:pPr>
+        <w:rPr>
+          <w:rFonts w:cstheme="minorHAnsi"/>
+          <w:sz w:val="24"/>
+          <w:szCs w:val="24"/>
+          <w:lang w:eastAsia="fr-FR"/>
+        </w:rPr>
+      </w:pPr>
+    </w:p>
+    <w:p>
+      <w:pPr>
+        <w:rPr>
+          <w:rFonts w:cstheme="minorHAnsi"/>
+          <w:sz w:val="24"/>
+          <w:szCs w:val="24"/>
+          <w:lang w:eastAsia="fr-FR"/>
+        </w:rPr>
+      </w:pPr>
+    </w:p>
+    <w:p>
+      <w:pPr>
+        <w:rPr>
+          <w:rFonts w:cstheme="minorHAnsi"/>
+          <w:sz w:val="24"/>
+          <w:szCs w:val="24"/>
         </w:rPr>
       </w:pPr>
     </w:p>
     <w:sectPr>
+      <w:footerReference w:type="default" r:id="rId8"/>
       <w:pgSz w:w="11906" w:h="16838"/>
       <w:pgMar w:top="1417" w:right="1417" w:bottom="1417" w:left="1417" w:header="708" w:footer="708" w:gutter="0"/>
       <w:cols w:space="708"/>
@@ -1137,9 +2576,227 @@
 </w:document>
 </file>
 
+<file path=word/endnotes.xml><?xml version="1.0" encoding="utf-8"?>
+<w:endnotes xmlns:wpc="http://schemas.microsoft.com/office/word/2010/wordprocessingCanvas" xmlns:cx="http://schemas.microsoft.com/office/drawing/2014/chartex" xmlns:cx1="http://schemas.microsoft.com/office/drawing/2015/9/8/chartex" xmlns:cx2="http://schemas.microsoft.com/office/drawing/2015/10/21/chartex" xmlns:cx3="http://schemas.microsoft.com/office/drawing/2016/5/9/chartex" xmlns:cx4="http://schemas.microsoft.com/office/drawing/2016/5/10/chartex" xmlns:cx5="http://schemas.microsoft.com/office/drawing/2016/5/11/chartex" xmlns:cx6="http://schemas.microsoft.com/office/drawing/2016/5/12/chartex" xmlns:cx7="http://schemas.microsoft.com/office/drawing/2016/5/13/chartex" xmlns:cx8="http://schemas.microsoft.com/office/drawing/2016/5/14/chartex" xmlns:mc="http://schemas.openxmlformats.org/markup-compatibility/2006" xmlns:aink="http://schemas.microsoft.com/office/drawing/2016/ink" xmlns:am3d="http://schemas.microsoft.com/office/drawing/2017/model3d" xmlns:o="urn:schemas-microsoft-com:office:office" xmlns:r="http://schemas.openxmlformats.org/officeDocument/2006/relationships" xmlns:m="http://schemas.openxmlformats.org/officeDocument/2006/math" xmlns:v="urn:schemas-microsoft-com:vml" xmlns:wp14="http://schemas.microsoft.com/office/word/2010/wordprocessingDrawing" xmlns:wp="http://schemas.openxmlformats.org/drawingml/2006/wordprocessingDrawing" xmlns:w10="urn:schemas-microsoft-com:office:word" xmlns:w="http://schemas.openxmlformats.org/wordprocessingml/2006/main" xmlns:w14="http://schemas.microsoft.com/office/word/2010/wordml" xmlns:w15="http://schemas.microsoft.com/office/word/2012/wordml" xmlns:w16cex="http://schemas.microsoft.com/office/word/2018/wordml/cex" xmlns:w16cid="http://schemas.microsoft.com/office/word/2016/wordml/cid" xmlns:w16="http://schemas.microsoft.com/office/word/2018/wordml" xmlns:w16sdtdh="http://schemas.microsoft.com/office/word/2020/wordml/sdtdatahash" xmlns:w16se="http://schemas.microsoft.com/office/word/2015/wordml/symex" xmlns:wpg="http://schemas.microsoft.com/office/word/2010/wordprocessingGroup" xmlns:wpi="http://schemas.microsoft.com/office/word/2010/wordprocessingInk" xmlns:wne="http://schemas.microsoft.com/office/word/2006/wordml" xmlns:wps="http://schemas.microsoft.com/office/word/2010/wordprocessingShape" mc:Ignorable="w14 w15 w16se w16cid w16 w16cex w16sdtdh wp14">
+  <w:endnote w:type="separator" w:id="-1">
+    <w:p>
+      <w:pPr>
+        <w:spacing w:after="0" w:line="240" w:lineRule="auto"/>
+      </w:pPr>
+      <w:r>
+        <w:separator/>
+      </w:r>
+    </w:p>
+  </w:endnote>
+  <w:endnote w:type="continuationSeparator" w:id="0">
+    <w:p>
+      <w:pPr>
+        <w:spacing w:after="0" w:line="240" w:lineRule="auto"/>
+      </w:pPr>
+      <w:r>
+        <w:continuationSeparator/>
+      </w:r>
+    </w:p>
+  </w:endnote>
+</w:endnotes>
+</file>
+
+<file path=word/footer1.xml><?xml version="1.0" encoding="utf-8"?>
+<w:ftr xmlns:wpc="http://schemas.microsoft.com/office/word/2010/wordprocessingCanvas" xmlns:cx="http://schemas.microsoft.com/office/drawing/2014/chartex" xmlns:cx1="http://schemas.microsoft.com/office/drawing/2015/9/8/chartex" xmlns:cx2="http://schemas.microsoft.com/office/drawing/2015/10/21/chartex" xmlns:cx3="http://schemas.microsoft.com/office/drawing/2016/5/9/chartex" xmlns:cx4="http://schemas.microsoft.com/office/drawing/2016/5/10/chartex" xmlns:cx5="http://schemas.microsoft.com/office/drawing/2016/5/11/chartex" xmlns:cx6="http://schemas.microsoft.com/office/drawing/2016/5/12/chartex" xmlns:cx7="http://schemas.microsoft.com/office/drawing/2016/5/13/chartex" xmlns:cx8="http://schemas.microsoft.com/office/drawing/2016/5/14/chartex" xmlns:mc="http://schemas.openxmlformats.org/markup-compatibility/2006" xmlns:aink="http://schemas.microsoft.com/office/drawing/2016/ink" xmlns:am3d="http://schemas.microsoft.com/office/drawing/2017/model3d" xmlns:o="urn:schemas-microsoft-com:office:office" xmlns:r="http://schemas.openxmlformats.org/officeDocument/2006/relationships" xmlns:m="http://schemas.openxmlformats.org/officeDocument/2006/math" xmlns:v="urn:schemas-microsoft-com:vml" xmlns:wp14="http://schemas.microsoft.com/office/word/2010/wordprocessingDrawing" xmlns:wp="http://schemas.openxmlformats.org/drawingml/2006/wordprocessingDrawing" xmlns:w10="urn:schemas-microsoft-com:office:word" xmlns:w="http://schemas.openxmlformats.org/wordprocessingml/2006/main" xmlns:w14="http://schemas.microsoft.com/office/word/2010/wordml" xmlns:w15="http://schemas.microsoft.com/office/word/2012/wordml" xmlns:w16cex="http://schemas.microsoft.com/office/word/2018/wordml/cex" xmlns:w16cid="http://schemas.microsoft.com/office/word/2016/wordml/cid" xmlns:w16="http://schemas.microsoft.com/office/word/2018/wordml" xmlns:w16sdtdh="http://schemas.microsoft.com/office/word/2020/wordml/sdtdatahash" xmlns:w16se="http://schemas.microsoft.com/office/word/2015/wordml/symex" xmlns:wpg="http://schemas.microsoft.com/office/word/2010/wordprocessingGroup" xmlns:wpi="http://schemas.microsoft.com/office/word/2010/wordprocessingInk" xmlns:wne="http://schemas.microsoft.com/office/word/2006/wordml" xmlns:wps="http://schemas.microsoft.com/office/word/2010/wordprocessingShape" mc:Ignorable="w14 w15 w16se w16cid w16 w16cex w16sdtdh wp14">
+  <w:p>
+    <w:pPr>
+      <w:pStyle w:val="Pieddepage"/>
+      <w:jc w:val="center"/>
+      <w:rPr>
+        <w:caps/>
+        <w:color w:val="5B9BD5" w:themeColor="accent1"/>
+      </w:rPr>
+    </w:pPr>
+    <w:r>
+      <w:rPr>
+        <w:caps/>
+        <w:color w:val="5B9BD5" w:themeColor="accent1"/>
+      </w:rPr>
+      <w:fldChar w:fldCharType="begin"/>
+    </w:r>
+    <w:r>
+      <w:rPr>
+        <w:caps/>
+        <w:color w:val="5B9BD5" w:themeColor="accent1"/>
+      </w:rPr>
+      <w:instrText>PAGE   \* MERGEFORMAT</w:instrText>
+    </w:r>
+    <w:r>
+      <w:rPr>
+        <w:caps/>
+        <w:color w:val="5B9BD5" w:themeColor="accent1"/>
+      </w:rPr>
+      <w:fldChar w:fldCharType="separate"/>
+    </w:r>
+    <w:r>
+      <w:rPr>
+        <w:caps/>
+        <w:color w:val="5B9BD5" w:themeColor="accent1"/>
+      </w:rPr>
+      <w:t>2</w:t>
+    </w:r>
+    <w:r>
+      <w:rPr>
+        <w:caps/>
+        <w:color w:val="5B9BD5" w:themeColor="accent1"/>
+      </w:rPr>
+      <w:fldChar w:fldCharType="end"/>
+    </w:r>
+  </w:p>
+  <w:p>
+    <w:pPr>
+      <w:pStyle w:val="Pieddepage"/>
+    </w:pPr>
+  </w:p>
+</w:ftr>
+</file>
+
+<file path=word/footnotes.xml><?xml version="1.0" encoding="utf-8"?>
+<w:footnotes xmlns:wpc="http://schemas.microsoft.com/office/word/2010/wordprocessingCanvas" xmlns:cx="http://schemas.microsoft.com/office/drawing/2014/chartex" xmlns:cx1="http://schemas.microsoft.com/office/drawing/2015/9/8/chartex" xmlns:cx2="http://schemas.microsoft.com/office/drawing/2015/10/21/chartex" xmlns:cx3="http://schemas.microsoft.com/office/drawing/2016/5/9/chartex" xmlns:cx4="http://schemas.microsoft.com/office/drawing/2016/5/10/chartex" xmlns:cx5="http://schemas.microsoft.com/office/drawing/2016/5/11/chartex" xmlns:cx6="http://schemas.microsoft.com/office/drawing/2016/5/12/chartex" xmlns:cx7="http://schemas.microsoft.com/office/drawing/2016/5/13/chartex" xmlns:cx8="http://schemas.microsoft.com/office/drawing/2016/5/14/chartex" xmlns:mc="http://schemas.openxmlformats.org/markup-compatibility/2006" xmlns:aink="http://schemas.microsoft.com/office/drawing/2016/ink" xmlns:am3d="http://schemas.microsoft.com/office/drawing/2017/model3d" xmlns:o="urn:schemas-microsoft-com:office:office" xmlns:r="http://schemas.openxmlformats.org/officeDocument/2006/relationships" xmlns:m="http://schemas.openxmlformats.org/officeDocument/2006/math" xmlns:v="urn:schemas-microsoft-com:vml" xmlns:wp14="http://schemas.microsoft.com/office/word/2010/wordprocessingDrawing" xmlns:wp="http://schemas.openxmlformats.org/drawingml/2006/wordprocessingDrawing" xmlns:w10="urn:schemas-microsoft-com:office:word" xmlns:w="http://schemas.openxmlformats.org/wordprocessingml/2006/main" xmlns:w14="http://schemas.microsoft.com/office/word/2010/wordml" xmlns:w15="http://schemas.microsoft.com/office/word/2012/wordml" xmlns:w16cex="http://schemas.microsoft.com/office/word/2018/wordml/cex" xmlns:w16cid="http://schemas.microsoft.com/office/word/2016/wordml/cid" xmlns:w16="http://schemas.microsoft.com/office/word/2018/wordml" xmlns:w16sdtdh="http://schemas.microsoft.com/office/word/2020/wordml/sdtdatahash" xmlns:w16se="http://schemas.microsoft.com/office/word/2015/wordml/symex" xmlns:wpg="http://schemas.microsoft.com/office/word/2010/wordprocessingGroup" xmlns:wpi="http://schemas.microsoft.com/office/word/2010/wordprocessingInk" xmlns:wne="http://schemas.microsoft.com/office/word/2006/wordml" xmlns:wps="http://schemas.microsoft.com/office/word/2010/wordprocessingShape" mc:Ignorable="w14 w15 w16se w16cid w16 w16cex w16sdtdh wp14">
+  <w:footnote w:type="separator" w:id="-1">
+    <w:p>
+      <w:pPr>
+        <w:spacing w:after="0" w:line="240" w:lineRule="auto"/>
+      </w:pPr>
+      <w:r>
+        <w:separator/>
+      </w:r>
+    </w:p>
+  </w:footnote>
+  <w:footnote w:type="continuationSeparator" w:id="0">
+    <w:p>
+      <w:pPr>
+        <w:spacing w:after="0" w:line="240" w:lineRule="auto"/>
+      </w:pPr>
+      <w:r>
+        <w:continuationSeparator/>
+      </w:r>
+    </w:p>
+  </w:footnote>
+</w:footnotes>
+</file>
+
 <file path=word/numbering.xml><?xml version="1.0" encoding="utf-8"?>
 <w:numbering xmlns:wpc="http://schemas.microsoft.com/office/word/2010/wordprocessingCanvas" xmlns:cx="http://schemas.microsoft.com/office/drawing/2014/chartex" xmlns:cx1="http://schemas.microsoft.com/office/drawing/2015/9/8/chartex" xmlns:cx2="http://schemas.microsoft.com/office/drawing/2015/10/21/chartex" xmlns:cx3="http://schemas.microsoft.com/office/drawing/2016/5/9/chartex" xmlns:cx4="http://schemas.microsoft.com/office/drawing/2016/5/10/chartex" xmlns:cx5="http://schemas.microsoft.com/office/drawing/2016/5/11/chartex" xmlns:cx6="http://schemas.microsoft.com/office/drawing/2016/5/12/chartex" xmlns:cx7="http://schemas.microsoft.com/office/drawing/2016/5/13/chartex" xmlns:cx8="http://schemas.microsoft.com/office/drawing/2016/5/14/chartex" xmlns:mc="http://schemas.openxmlformats.org/markup-compatibility/2006" xmlns:aink="http://schemas.microsoft.com/office/drawing/2016/ink" xmlns:am3d="http://schemas.microsoft.com/office/drawing/2017/model3d" xmlns:o="urn:schemas-microsoft-com:office:office" xmlns:r="http://schemas.openxmlformats.org/officeDocument/2006/relationships" xmlns:m="http://schemas.openxmlformats.org/officeDocument/2006/math" xmlns:v="urn:schemas-microsoft-com:vml" xmlns:wp14="http://schemas.microsoft.com/office/word/2010/wordprocessingDrawing" xmlns:wp="http://schemas.openxmlformats.org/drawingml/2006/wordprocessingDrawing" xmlns:w10="urn:schemas-microsoft-com:office:word" xmlns:w="http://schemas.openxmlformats.org/wordprocessingml/2006/main" xmlns:w14="http://schemas.microsoft.com/office/word/2010/wordml" xmlns:w15="http://schemas.microsoft.com/office/word/2012/wordml" xmlns:w16cex="http://schemas.microsoft.com/office/word/2018/wordml/cex" xmlns:w16cid="http://schemas.microsoft.com/office/word/2016/wordml/cid" xmlns:w16="http://schemas.microsoft.com/office/word/2018/wordml" xmlns:w16sdtdh="http://schemas.microsoft.com/office/word/2020/wordml/sdtdatahash" xmlns:w16se="http://schemas.microsoft.com/office/word/2015/wordml/symex" xmlns:wpg="http://schemas.microsoft.com/office/word/2010/wordprocessingGroup" xmlns:wpi="http://schemas.microsoft.com/office/word/2010/wordprocessingInk" xmlns:wne="http://schemas.microsoft.com/office/word/2006/wordml" xmlns:wps="http://schemas.microsoft.com/office/word/2010/wordprocessingShape" mc:Ignorable="w14 w15 w16se w16cid w16 w16cex w16sdtdh wp14">
   <w:abstractNum w:abstractNumId="0" w15:restartNumberingAfterBreak="0">
+    <w:nsid w:val="05EA1F32"/>
+    <w:multiLevelType w:val="hybridMultilevel"/>
+    <w:tmpl w:val="D65C2B52"/>
+    <w:lvl w:ilvl="0" w:tplc="040C0001">
+      <w:start w:val="1"/>
+      <w:numFmt w:val="bullet"/>
+      <w:lvlText w:val=""/>
+      <w:lvlJc w:val="left"/>
+      <w:pPr>
+        <w:ind w:left="720" w:hanging="360"/>
+      </w:pPr>
+      <w:rPr>
+        <w:rFonts w:ascii="Symbol" w:hAnsi="Symbol" w:hint="default"/>
+      </w:rPr>
+    </w:lvl>
+    <w:lvl w:ilvl="1" w:tplc="040C0003" w:tentative="1">
+      <w:start w:val="1"/>
+      <w:numFmt w:val="bullet"/>
+      <w:lvlText w:val="o"/>
+      <w:lvlJc w:val="left"/>
+      <w:pPr>
+        <w:ind w:left="1440" w:hanging="360"/>
+      </w:pPr>
+      <w:rPr>
+        <w:rFonts w:ascii="Courier New" w:hAnsi="Courier New" w:cs="Courier New" w:hint="default"/>
+      </w:rPr>
+    </w:lvl>
+    <w:lvl w:ilvl="2" w:tplc="040C0005" w:tentative="1">
+      <w:start w:val="1"/>
+      <w:numFmt w:val="bullet"/>
+      <w:lvlText w:val=""/>
+      <w:lvlJc w:val="left"/>
+      <w:pPr>
+        <w:ind w:left="2160" w:hanging="360"/>
+      </w:pPr>
+      <w:rPr>
+        <w:rFonts w:ascii="Wingdings" w:hAnsi="Wingdings" w:hint="default"/>
+      </w:rPr>
+    </w:lvl>
+    <w:lvl w:ilvl="3" w:tplc="040C0001" w:tentative="1">
+      <w:start w:val="1"/>
+      <w:numFmt w:val="bullet"/>
+      <w:lvlText w:val=""/>
+      <w:lvlJc w:val="left"/>
+      <w:pPr>
+        <w:ind w:left="2880" w:hanging="360"/>
+      </w:pPr>
+      <w:rPr>
+        <w:rFonts w:ascii="Symbol" w:hAnsi="Symbol" w:hint="default"/>
+      </w:rPr>
+    </w:lvl>
+    <w:lvl w:ilvl="4" w:tplc="040C0003" w:tentative="1">
+      <w:start w:val="1"/>
+      <w:numFmt w:val="bullet"/>
+      <w:lvlText w:val="o"/>
+      <w:lvlJc w:val="left"/>
+      <w:pPr>
+        <w:ind w:left="3600" w:hanging="360"/>
+      </w:pPr>
+      <w:rPr>
+        <w:rFonts w:ascii="Courier New" w:hAnsi="Courier New" w:cs="Courier New" w:hint="default"/>
+      </w:rPr>
+    </w:lvl>
+    <w:lvl w:ilvl="5" w:tplc="040C0005" w:tentative="1">
+      <w:start w:val="1"/>
+      <w:numFmt w:val="bullet"/>
+      <w:lvlText w:val=""/>
+      <w:lvlJc w:val="left"/>
+      <w:pPr>
+        <w:ind w:left="4320" w:hanging="360"/>
+      </w:pPr>
+      <w:rPr>
+        <w:rFonts w:ascii="Wingdings" w:hAnsi="Wingdings" w:hint="default"/>
+      </w:rPr>
+    </w:lvl>
+    <w:lvl w:ilvl="6" w:tplc="040C0001" w:tentative="1">
+      <w:start w:val="1"/>
+      <w:numFmt w:val="bullet"/>
+      <w:lvlText w:val=""/>
+      <w:lvlJc w:val="left"/>
+      <w:pPr>
+        <w:ind w:left="5040" w:hanging="360"/>
+      </w:pPr>
+      <w:rPr>
+        <w:rFonts w:ascii="Symbol" w:hAnsi="Symbol" w:hint="default"/>
+      </w:rPr>
+    </w:lvl>
+    <w:lvl w:ilvl="7" w:tplc="040C0003" w:tentative="1">
+      <w:start w:val="1"/>
+      <w:numFmt w:val="bullet"/>
+      <w:lvlText w:val="o"/>
+      <w:lvlJc w:val="left"/>
+      <w:pPr>
+        <w:ind w:left="5760" w:hanging="360"/>
+      </w:pPr>
+      <w:rPr>
+        <w:rFonts w:ascii="Courier New" w:hAnsi="Courier New" w:cs="Courier New" w:hint="default"/>
+      </w:rPr>
+    </w:lvl>
+    <w:lvl w:ilvl="8" w:tplc="040C0005" w:tentative="1">
+      <w:start w:val="1"/>
+      <w:numFmt w:val="bullet"/>
+      <w:lvlText w:val=""/>
+      <w:lvlJc w:val="left"/>
+      <w:pPr>
+        <w:ind w:left="6480" w:hanging="360"/>
+      </w:pPr>
+      <w:rPr>
+        <w:rFonts w:ascii="Wingdings" w:hAnsi="Wingdings" w:hint="default"/>
+      </w:rPr>
+    </w:lvl>
+  </w:abstractNum>
+  <w:abstractNum w:abstractNumId="1" w15:restartNumberingAfterBreak="0">
     <w:nsid w:val="143A3B26"/>
     <w:multiLevelType w:val="hybridMultilevel"/>
     <w:tmpl w:val="AED49D3E"/>
@@ -1225,8 +2882,707 @@
       </w:pPr>
     </w:lvl>
   </w:abstractNum>
+  <w:abstractNum w:abstractNumId="2" w15:restartNumberingAfterBreak="0">
+    <w:nsid w:val="1CC7271C"/>
+    <w:multiLevelType w:val="hybridMultilevel"/>
+    <w:tmpl w:val="1B10ADC6"/>
+    <w:lvl w:ilvl="0" w:tplc="040C0001">
+      <w:start w:val="1"/>
+      <w:numFmt w:val="bullet"/>
+      <w:lvlText w:val=""/>
+      <w:lvlJc w:val="left"/>
+      <w:pPr>
+        <w:ind w:left="720" w:hanging="360"/>
+      </w:pPr>
+      <w:rPr>
+        <w:rFonts w:ascii="Symbol" w:hAnsi="Symbol" w:hint="default"/>
+      </w:rPr>
+    </w:lvl>
+    <w:lvl w:ilvl="1" w:tplc="040C0003" w:tentative="1">
+      <w:start w:val="1"/>
+      <w:numFmt w:val="bullet"/>
+      <w:lvlText w:val="o"/>
+      <w:lvlJc w:val="left"/>
+      <w:pPr>
+        <w:ind w:left="1440" w:hanging="360"/>
+      </w:pPr>
+      <w:rPr>
+        <w:rFonts w:ascii="Courier New" w:hAnsi="Courier New" w:cs="Courier New" w:hint="default"/>
+      </w:rPr>
+    </w:lvl>
+    <w:lvl w:ilvl="2" w:tplc="040C0005" w:tentative="1">
+      <w:start w:val="1"/>
+      <w:numFmt w:val="bullet"/>
+      <w:lvlText w:val=""/>
+      <w:lvlJc w:val="left"/>
+      <w:pPr>
+        <w:ind w:left="2160" w:hanging="360"/>
+      </w:pPr>
+      <w:rPr>
+        <w:rFonts w:ascii="Wingdings" w:hAnsi="Wingdings" w:hint="default"/>
+      </w:rPr>
+    </w:lvl>
+    <w:lvl w:ilvl="3" w:tplc="040C0001" w:tentative="1">
+      <w:start w:val="1"/>
+      <w:numFmt w:val="bullet"/>
+      <w:lvlText w:val=""/>
+      <w:lvlJc w:val="left"/>
+      <w:pPr>
+        <w:ind w:left="2880" w:hanging="360"/>
+      </w:pPr>
+      <w:rPr>
+        <w:rFonts w:ascii="Symbol" w:hAnsi="Symbol" w:hint="default"/>
+      </w:rPr>
+    </w:lvl>
+    <w:lvl w:ilvl="4" w:tplc="040C0003" w:tentative="1">
+      <w:start w:val="1"/>
+      <w:numFmt w:val="bullet"/>
+      <w:lvlText w:val="o"/>
+      <w:lvlJc w:val="left"/>
+      <w:pPr>
+        <w:ind w:left="3600" w:hanging="360"/>
+      </w:pPr>
+      <w:rPr>
+        <w:rFonts w:ascii="Courier New" w:hAnsi="Courier New" w:cs="Courier New" w:hint="default"/>
+      </w:rPr>
+    </w:lvl>
+    <w:lvl w:ilvl="5" w:tplc="040C0005" w:tentative="1">
+      <w:start w:val="1"/>
+      <w:numFmt w:val="bullet"/>
+      <w:lvlText w:val=""/>
+      <w:lvlJc w:val="left"/>
+      <w:pPr>
+        <w:ind w:left="4320" w:hanging="360"/>
+      </w:pPr>
+      <w:rPr>
+        <w:rFonts w:ascii="Wingdings" w:hAnsi="Wingdings" w:hint="default"/>
+      </w:rPr>
+    </w:lvl>
+    <w:lvl w:ilvl="6" w:tplc="040C0001" w:tentative="1">
+      <w:start w:val="1"/>
+      <w:numFmt w:val="bullet"/>
+      <w:lvlText w:val=""/>
+      <w:lvlJc w:val="left"/>
+      <w:pPr>
+        <w:ind w:left="5040" w:hanging="360"/>
+      </w:pPr>
+      <w:rPr>
+        <w:rFonts w:ascii="Symbol" w:hAnsi="Symbol" w:hint="default"/>
+      </w:rPr>
+    </w:lvl>
+    <w:lvl w:ilvl="7" w:tplc="040C0003" w:tentative="1">
+      <w:start w:val="1"/>
+      <w:numFmt w:val="bullet"/>
+      <w:lvlText w:val="o"/>
+      <w:lvlJc w:val="left"/>
+      <w:pPr>
+        <w:ind w:left="5760" w:hanging="360"/>
+      </w:pPr>
+      <w:rPr>
+        <w:rFonts w:ascii="Courier New" w:hAnsi="Courier New" w:cs="Courier New" w:hint="default"/>
+      </w:rPr>
+    </w:lvl>
+    <w:lvl w:ilvl="8" w:tplc="040C0005" w:tentative="1">
+      <w:start w:val="1"/>
+      <w:numFmt w:val="bullet"/>
+      <w:lvlText w:val=""/>
+      <w:lvlJc w:val="left"/>
+      <w:pPr>
+        <w:ind w:left="6480" w:hanging="360"/>
+      </w:pPr>
+      <w:rPr>
+        <w:rFonts w:ascii="Wingdings" w:hAnsi="Wingdings" w:hint="default"/>
+      </w:rPr>
+    </w:lvl>
+  </w:abstractNum>
+  <w:abstractNum w:abstractNumId="3" w15:restartNumberingAfterBreak="0">
+    <w:nsid w:val="34043178"/>
+    <w:multiLevelType w:val="hybridMultilevel"/>
+    <w:tmpl w:val="0F2A3092"/>
+    <w:lvl w:ilvl="0" w:tplc="040C0001">
+      <w:start w:val="1"/>
+      <w:numFmt w:val="bullet"/>
+      <w:lvlText w:val=""/>
+      <w:lvlJc w:val="left"/>
+      <w:pPr>
+        <w:ind w:left="720" w:hanging="360"/>
+      </w:pPr>
+      <w:rPr>
+        <w:rFonts w:ascii="Symbol" w:hAnsi="Symbol" w:hint="default"/>
+      </w:rPr>
+    </w:lvl>
+    <w:lvl w:ilvl="1" w:tplc="040C0003" w:tentative="1">
+      <w:start w:val="1"/>
+      <w:numFmt w:val="bullet"/>
+      <w:lvlText w:val="o"/>
+      <w:lvlJc w:val="left"/>
+      <w:pPr>
+        <w:ind w:left="1440" w:hanging="360"/>
+      </w:pPr>
+      <w:rPr>
+        <w:rFonts w:ascii="Courier New" w:hAnsi="Courier New" w:cs="Courier New" w:hint="default"/>
+      </w:rPr>
+    </w:lvl>
+    <w:lvl w:ilvl="2" w:tplc="040C0005" w:tentative="1">
+      <w:start w:val="1"/>
+      <w:numFmt w:val="bullet"/>
+      <w:lvlText w:val=""/>
+      <w:lvlJc w:val="left"/>
+      <w:pPr>
+        <w:ind w:left="2160" w:hanging="360"/>
+      </w:pPr>
+      <w:rPr>
+        <w:rFonts w:ascii="Wingdings" w:hAnsi="Wingdings" w:hint="default"/>
+      </w:rPr>
+    </w:lvl>
+    <w:lvl w:ilvl="3" w:tplc="040C0001" w:tentative="1">
+      <w:start w:val="1"/>
+      <w:numFmt w:val="bullet"/>
+      <w:lvlText w:val=""/>
+      <w:lvlJc w:val="left"/>
+      <w:pPr>
+        <w:ind w:left="2880" w:hanging="360"/>
+      </w:pPr>
+      <w:rPr>
+        <w:rFonts w:ascii="Symbol" w:hAnsi="Symbol" w:hint="default"/>
+      </w:rPr>
+    </w:lvl>
+    <w:lvl w:ilvl="4" w:tplc="040C0003" w:tentative="1">
+      <w:start w:val="1"/>
+      <w:numFmt w:val="bullet"/>
+      <w:lvlText w:val="o"/>
+      <w:lvlJc w:val="left"/>
+      <w:pPr>
+        <w:ind w:left="3600" w:hanging="360"/>
+      </w:pPr>
+      <w:rPr>
+        <w:rFonts w:ascii="Courier New" w:hAnsi="Courier New" w:cs="Courier New" w:hint="default"/>
+      </w:rPr>
+    </w:lvl>
+    <w:lvl w:ilvl="5" w:tplc="040C0005" w:tentative="1">
+      <w:start w:val="1"/>
+      <w:numFmt w:val="bullet"/>
+      <w:lvlText w:val=""/>
+      <w:lvlJc w:val="left"/>
+      <w:pPr>
+        <w:ind w:left="4320" w:hanging="360"/>
+      </w:pPr>
+      <w:rPr>
+        <w:rFonts w:ascii="Wingdings" w:hAnsi="Wingdings" w:hint="default"/>
+      </w:rPr>
+    </w:lvl>
+    <w:lvl w:ilvl="6" w:tplc="040C0001" w:tentative="1">
+      <w:start w:val="1"/>
+      <w:numFmt w:val="bullet"/>
+      <w:lvlText w:val=""/>
+      <w:lvlJc w:val="left"/>
+      <w:pPr>
+        <w:ind w:left="5040" w:hanging="360"/>
+      </w:pPr>
+      <w:rPr>
+        <w:rFonts w:ascii="Symbol" w:hAnsi="Symbol" w:hint="default"/>
+      </w:rPr>
+    </w:lvl>
+    <w:lvl w:ilvl="7" w:tplc="040C0003" w:tentative="1">
+      <w:start w:val="1"/>
+      <w:numFmt w:val="bullet"/>
+      <w:lvlText w:val="o"/>
+      <w:lvlJc w:val="left"/>
+      <w:pPr>
+        <w:ind w:left="5760" w:hanging="360"/>
+      </w:pPr>
+      <w:rPr>
+        <w:rFonts w:ascii="Courier New" w:hAnsi="Courier New" w:cs="Courier New" w:hint="default"/>
+      </w:rPr>
+    </w:lvl>
+    <w:lvl w:ilvl="8" w:tplc="040C0005" w:tentative="1">
+      <w:start w:val="1"/>
+      <w:numFmt w:val="bullet"/>
+      <w:lvlText w:val=""/>
+      <w:lvlJc w:val="left"/>
+      <w:pPr>
+        <w:ind w:left="6480" w:hanging="360"/>
+      </w:pPr>
+      <w:rPr>
+        <w:rFonts w:ascii="Wingdings" w:hAnsi="Wingdings" w:hint="default"/>
+      </w:rPr>
+    </w:lvl>
+  </w:abstractNum>
+  <w:abstractNum w:abstractNumId="4" w15:restartNumberingAfterBreak="0">
+    <w:nsid w:val="39E84364"/>
+    <w:multiLevelType w:val="hybridMultilevel"/>
+    <w:tmpl w:val="42EA842C"/>
+    <w:lvl w:ilvl="0" w:tplc="040C0001">
+      <w:start w:val="1"/>
+      <w:numFmt w:val="bullet"/>
+      <w:lvlText w:val=""/>
+      <w:lvlJc w:val="left"/>
+      <w:pPr>
+        <w:ind w:left="720" w:hanging="360"/>
+      </w:pPr>
+      <w:rPr>
+        <w:rFonts w:ascii="Symbol" w:hAnsi="Symbol" w:hint="default"/>
+      </w:rPr>
+    </w:lvl>
+    <w:lvl w:ilvl="1" w:tplc="040C0003" w:tentative="1">
+      <w:start w:val="1"/>
+      <w:numFmt w:val="bullet"/>
+      <w:lvlText w:val="o"/>
+      <w:lvlJc w:val="left"/>
+      <w:pPr>
+        <w:ind w:left="1440" w:hanging="360"/>
+      </w:pPr>
+      <w:rPr>
+        <w:rFonts w:ascii="Courier New" w:hAnsi="Courier New" w:cs="Courier New" w:hint="default"/>
+      </w:rPr>
+    </w:lvl>
+    <w:lvl w:ilvl="2" w:tplc="040C0005" w:tentative="1">
+      <w:start w:val="1"/>
+      <w:numFmt w:val="bullet"/>
+      <w:lvlText w:val=""/>
+      <w:lvlJc w:val="left"/>
+      <w:pPr>
+        <w:ind w:left="2160" w:hanging="360"/>
+      </w:pPr>
+      <w:rPr>
+        <w:rFonts w:ascii="Wingdings" w:hAnsi="Wingdings" w:hint="default"/>
+      </w:rPr>
+    </w:lvl>
+    <w:lvl w:ilvl="3" w:tplc="040C0001" w:tentative="1">
+      <w:start w:val="1"/>
+      <w:numFmt w:val="bullet"/>
+      <w:lvlText w:val=""/>
+      <w:lvlJc w:val="left"/>
+      <w:pPr>
+        <w:ind w:left="2880" w:hanging="360"/>
+      </w:pPr>
+      <w:rPr>
+        <w:rFonts w:ascii="Symbol" w:hAnsi="Symbol" w:hint="default"/>
+      </w:rPr>
+    </w:lvl>
+    <w:lvl w:ilvl="4" w:tplc="040C0003" w:tentative="1">
+      <w:start w:val="1"/>
+      <w:numFmt w:val="bullet"/>
+      <w:lvlText w:val="o"/>
+      <w:lvlJc w:val="left"/>
+      <w:pPr>
+        <w:ind w:left="3600" w:hanging="360"/>
+      </w:pPr>
+      <w:rPr>
+        <w:rFonts w:ascii="Courier New" w:hAnsi="Courier New" w:cs="Courier New" w:hint="default"/>
+      </w:rPr>
+    </w:lvl>
+    <w:lvl w:ilvl="5" w:tplc="040C0005" w:tentative="1">
+      <w:start w:val="1"/>
+      <w:numFmt w:val="bullet"/>
+      <w:lvlText w:val=""/>
+      <w:lvlJc w:val="left"/>
+      <w:pPr>
+        <w:ind w:left="4320" w:hanging="360"/>
+      </w:pPr>
+      <w:rPr>
+        <w:rFonts w:ascii="Wingdings" w:hAnsi="Wingdings" w:hint="default"/>
+      </w:rPr>
+    </w:lvl>
+    <w:lvl w:ilvl="6" w:tplc="040C0001" w:tentative="1">
+      <w:start w:val="1"/>
+      <w:numFmt w:val="bullet"/>
+      <w:lvlText w:val=""/>
+      <w:lvlJc w:val="left"/>
+      <w:pPr>
+        <w:ind w:left="5040" w:hanging="360"/>
+      </w:pPr>
+      <w:rPr>
+        <w:rFonts w:ascii="Symbol" w:hAnsi="Symbol" w:hint="default"/>
+      </w:rPr>
+    </w:lvl>
+    <w:lvl w:ilvl="7" w:tplc="040C0003" w:tentative="1">
+      <w:start w:val="1"/>
+      <w:numFmt w:val="bullet"/>
+      <w:lvlText w:val="o"/>
+      <w:lvlJc w:val="left"/>
+      <w:pPr>
+        <w:ind w:left="5760" w:hanging="360"/>
+      </w:pPr>
+      <w:rPr>
+        <w:rFonts w:ascii="Courier New" w:hAnsi="Courier New" w:cs="Courier New" w:hint="default"/>
+      </w:rPr>
+    </w:lvl>
+    <w:lvl w:ilvl="8" w:tplc="040C0005" w:tentative="1">
+      <w:start w:val="1"/>
+      <w:numFmt w:val="bullet"/>
+      <w:lvlText w:val=""/>
+      <w:lvlJc w:val="left"/>
+      <w:pPr>
+        <w:ind w:left="6480" w:hanging="360"/>
+      </w:pPr>
+      <w:rPr>
+        <w:rFonts w:ascii="Wingdings" w:hAnsi="Wingdings" w:hint="default"/>
+      </w:rPr>
+    </w:lvl>
+  </w:abstractNum>
+  <w:abstractNum w:abstractNumId="5" w15:restartNumberingAfterBreak="0">
+    <w:nsid w:val="43BD7F1B"/>
+    <w:multiLevelType w:val="hybridMultilevel"/>
+    <w:tmpl w:val="1146079C"/>
+    <w:lvl w:ilvl="0" w:tplc="040C0001">
+      <w:start w:val="1"/>
+      <w:numFmt w:val="bullet"/>
+      <w:lvlText w:val=""/>
+      <w:lvlJc w:val="left"/>
+      <w:pPr>
+        <w:ind w:left="720" w:hanging="360"/>
+      </w:pPr>
+      <w:rPr>
+        <w:rFonts w:ascii="Symbol" w:hAnsi="Symbol" w:hint="default"/>
+      </w:rPr>
+    </w:lvl>
+    <w:lvl w:ilvl="1" w:tplc="040C0003" w:tentative="1">
+      <w:start w:val="1"/>
+      <w:numFmt w:val="bullet"/>
+      <w:lvlText w:val="o"/>
+      <w:lvlJc w:val="left"/>
+      <w:pPr>
+        <w:ind w:left="1440" w:hanging="360"/>
+      </w:pPr>
+      <w:rPr>
+        <w:rFonts w:ascii="Courier New" w:hAnsi="Courier New" w:cs="Courier New" w:hint="default"/>
+      </w:rPr>
+    </w:lvl>
+    <w:lvl w:ilvl="2" w:tplc="040C0005" w:tentative="1">
+      <w:start w:val="1"/>
+      <w:numFmt w:val="bullet"/>
+      <w:lvlText w:val=""/>
+      <w:lvlJc w:val="left"/>
+      <w:pPr>
+        <w:ind w:left="2160" w:hanging="360"/>
+      </w:pPr>
+      <w:rPr>
+        <w:rFonts w:ascii="Wingdings" w:hAnsi="Wingdings" w:hint="default"/>
+      </w:rPr>
+    </w:lvl>
+    <w:lvl w:ilvl="3" w:tplc="040C0001" w:tentative="1">
+      <w:start w:val="1"/>
+      <w:numFmt w:val="bullet"/>
+      <w:lvlText w:val=""/>
+      <w:lvlJc w:val="left"/>
+      <w:pPr>
+        <w:ind w:left="2880" w:hanging="360"/>
+      </w:pPr>
+      <w:rPr>
+        <w:rFonts w:ascii="Symbol" w:hAnsi="Symbol" w:hint="default"/>
+      </w:rPr>
+    </w:lvl>
+    <w:lvl w:ilvl="4" w:tplc="040C0003" w:tentative="1">
+      <w:start w:val="1"/>
+      <w:numFmt w:val="bullet"/>
+      <w:lvlText w:val="o"/>
+      <w:lvlJc w:val="left"/>
+      <w:pPr>
+        <w:ind w:left="3600" w:hanging="360"/>
+      </w:pPr>
+      <w:rPr>
+        <w:rFonts w:ascii="Courier New" w:hAnsi="Courier New" w:cs="Courier New" w:hint="default"/>
+      </w:rPr>
+    </w:lvl>
+    <w:lvl w:ilvl="5" w:tplc="040C0005" w:tentative="1">
+      <w:start w:val="1"/>
+      <w:numFmt w:val="bullet"/>
+      <w:lvlText w:val=""/>
+      <w:lvlJc w:val="left"/>
+      <w:pPr>
+        <w:ind w:left="4320" w:hanging="360"/>
+      </w:pPr>
+      <w:rPr>
+        <w:rFonts w:ascii="Wingdings" w:hAnsi="Wingdings" w:hint="default"/>
+      </w:rPr>
+    </w:lvl>
+    <w:lvl w:ilvl="6" w:tplc="040C0001" w:tentative="1">
+      <w:start w:val="1"/>
+      <w:numFmt w:val="bullet"/>
+      <w:lvlText w:val=""/>
+      <w:lvlJc w:val="left"/>
+      <w:pPr>
+        <w:ind w:left="5040" w:hanging="360"/>
+      </w:pPr>
+      <w:rPr>
+        <w:rFonts w:ascii="Symbol" w:hAnsi="Symbol" w:hint="default"/>
+      </w:rPr>
+    </w:lvl>
+    <w:lvl w:ilvl="7" w:tplc="040C0003" w:tentative="1">
+      <w:start w:val="1"/>
+      <w:numFmt w:val="bullet"/>
+      <w:lvlText w:val="o"/>
+      <w:lvlJc w:val="left"/>
+      <w:pPr>
+        <w:ind w:left="5760" w:hanging="360"/>
+      </w:pPr>
+      <w:rPr>
+        <w:rFonts w:ascii="Courier New" w:hAnsi="Courier New" w:cs="Courier New" w:hint="default"/>
+      </w:rPr>
+    </w:lvl>
+    <w:lvl w:ilvl="8" w:tplc="040C0005" w:tentative="1">
+      <w:start w:val="1"/>
+      <w:numFmt w:val="bullet"/>
+      <w:lvlText w:val=""/>
+      <w:lvlJc w:val="left"/>
+      <w:pPr>
+        <w:ind w:left="6480" w:hanging="360"/>
+      </w:pPr>
+      <w:rPr>
+        <w:rFonts w:ascii="Wingdings" w:hAnsi="Wingdings" w:hint="default"/>
+      </w:rPr>
+    </w:lvl>
+  </w:abstractNum>
+  <w:abstractNum w:abstractNumId="6" w15:restartNumberingAfterBreak="0">
+    <w:nsid w:val="5CC70CAE"/>
+    <w:multiLevelType w:val="hybridMultilevel"/>
+    <w:tmpl w:val="5024D0DC"/>
+    <w:lvl w:ilvl="0" w:tplc="040C0001">
+      <w:start w:val="1"/>
+      <w:numFmt w:val="bullet"/>
+      <w:lvlText w:val=""/>
+      <w:lvlJc w:val="left"/>
+      <w:pPr>
+        <w:ind w:left="720" w:hanging="360"/>
+      </w:pPr>
+      <w:rPr>
+        <w:rFonts w:ascii="Symbol" w:hAnsi="Symbol" w:hint="default"/>
+      </w:rPr>
+    </w:lvl>
+    <w:lvl w:ilvl="1" w:tplc="040C0003" w:tentative="1">
+      <w:start w:val="1"/>
+      <w:numFmt w:val="bullet"/>
+      <w:lvlText w:val="o"/>
+      <w:lvlJc w:val="left"/>
+      <w:pPr>
+        <w:ind w:left="1440" w:hanging="360"/>
+      </w:pPr>
+      <w:rPr>
+        <w:rFonts w:ascii="Courier New" w:hAnsi="Courier New" w:cs="Courier New" w:hint="default"/>
+      </w:rPr>
+    </w:lvl>
+    <w:lvl w:ilvl="2" w:tplc="040C0005" w:tentative="1">
+      <w:start w:val="1"/>
+      <w:numFmt w:val="bullet"/>
+      <w:lvlText w:val=""/>
+      <w:lvlJc w:val="left"/>
+      <w:pPr>
+        <w:ind w:left="2160" w:hanging="360"/>
+      </w:pPr>
+      <w:rPr>
+        <w:rFonts w:ascii="Wingdings" w:hAnsi="Wingdings" w:hint="default"/>
+      </w:rPr>
+    </w:lvl>
+    <w:lvl w:ilvl="3" w:tplc="040C0001" w:tentative="1">
+      <w:start w:val="1"/>
+      <w:numFmt w:val="bullet"/>
+      <w:lvlText w:val=""/>
+      <w:lvlJc w:val="left"/>
+      <w:pPr>
+        <w:ind w:left="2880" w:hanging="360"/>
+      </w:pPr>
+      <w:rPr>
+        <w:rFonts w:ascii="Symbol" w:hAnsi="Symbol" w:hint="default"/>
+      </w:rPr>
+    </w:lvl>
+    <w:lvl w:ilvl="4" w:tplc="040C0003" w:tentative="1">
+      <w:start w:val="1"/>
+      <w:numFmt w:val="bullet"/>
+      <w:lvlText w:val="o"/>
+      <w:lvlJc w:val="left"/>
+      <w:pPr>
+        <w:ind w:left="3600" w:hanging="360"/>
+      </w:pPr>
+      <w:rPr>
+        <w:rFonts w:ascii="Courier New" w:hAnsi="Courier New" w:cs="Courier New" w:hint="default"/>
+      </w:rPr>
+    </w:lvl>
+    <w:lvl w:ilvl="5" w:tplc="040C0005" w:tentative="1">
+      <w:start w:val="1"/>
+      <w:numFmt w:val="bullet"/>
+      <w:lvlText w:val=""/>
+      <w:lvlJc w:val="left"/>
+      <w:pPr>
+        <w:ind w:left="4320" w:hanging="360"/>
+      </w:pPr>
+      <w:rPr>
+        <w:rFonts w:ascii="Wingdings" w:hAnsi="Wingdings" w:hint="default"/>
+      </w:rPr>
+    </w:lvl>
+    <w:lvl w:ilvl="6" w:tplc="040C0001" w:tentative="1">
+      <w:start w:val="1"/>
+      <w:numFmt w:val="bullet"/>
+      <w:lvlText w:val=""/>
+      <w:lvlJc w:val="left"/>
+      <w:pPr>
+        <w:ind w:left="5040" w:hanging="360"/>
+      </w:pPr>
+      <w:rPr>
+        <w:rFonts w:ascii="Symbol" w:hAnsi="Symbol" w:hint="default"/>
+      </w:rPr>
+    </w:lvl>
+    <w:lvl w:ilvl="7" w:tplc="040C0003" w:tentative="1">
+      <w:start w:val="1"/>
+      <w:numFmt w:val="bullet"/>
+      <w:lvlText w:val="o"/>
+      <w:lvlJc w:val="left"/>
+      <w:pPr>
+        <w:ind w:left="5760" w:hanging="360"/>
+      </w:pPr>
+      <w:rPr>
+        <w:rFonts w:ascii="Courier New" w:hAnsi="Courier New" w:cs="Courier New" w:hint="default"/>
+      </w:rPr>
+    </w:lvl>
+    <w:lvl w:ilvl="8" w:tplc="040C0005" w:tentative="1">
+      <w:start w:val="1"/>
+      <w:numFmt w:val="bullet"/>
+      <w:lvlText w:val=""/>
+      <w:lvlJc w:val="left"/>
+      <w:pPr>
+        <w:ind w:left="6480" w:hanging="360"/>
+      </w:pPr>
+      <w:rPr>
+        <w:rFonts w:ascii="Wingdings" w:hAnsi="Wingdings" w:hint="default"/>
+      </w:rPr>
+    </w:lvl>
+  </w:abstractNum>
+  <w:abstractNum w:abstractNumId="7" w15:restartNumberingAfterBreak="0">
+    <w:nsid w:val="6E760682"/>
+    <w:multiLevelType w:val="hybridMultilevel"/>
+    <w:tmpl w:val="C91A9954"/>
+    <w:lvl w:ilvl="0" w:tplc="040C0001">
+      <w:start w:val="1"/>
+      <w:numFmt w:val="bullet"/>
+      <w:lvlText w:val=""/>
+      <w:lvlJc w:val="left"/>
+      <w:pPr>
+        <w:ind w:left="720" w:hanging="360"/>
+      </w:pPr>
+      <w:rPr>
+        <w:rFonts w:ascii="Symbol" w:hAnsi="Symbol" w:hint="default"/>
+      </w:rPr>
+    </w:lvl>
+    <w:lvl w:ilvl="1" w:tplc="040C0003" w:tentative="1">
+      <w:start w:val="1"/>
+      <w:numFmt w:val="bullet"/>
+      <w:lvlText w:val="o"/>
+      <w:lvlJc w:val="left"/>
+      <w:pPr>
+        <w:ind w:left="1440" w:hanging="360"/>
+      </w:pPr>
+      <w:rPr>
+        <w:rFonts w:ascii="Courier New" w:hAnsi="Courier New" w:cs="Courier New" w:hint="default"/>
+      </w:rPr>
+    </w:lvl>
+    <w:lvl w:ilvl="2" w:tplc="040C0005" w:tentative="1">
+      <w:start w:val="1"/>
+      <w:numFmt w:val="bullet"/>
+      <w:lvlText w:val=""/>
+      <w:lvlJc w:val="left"/>
+      <w:pPr>
+        <w:ind w:left="2160" w:hanging="360"/>
+      </w:pPr>
+      <w:rPr>
+        <w:rFonts w:ascii="Wingdings" w:hAnsi="Wingdings" w:hint="default"/>
+      </w:rPr>
+    </w:lvl>
+    <w:lvl w:ilvl="3" w:tplc="040C0001" w:tentative="1">
+      <w:start w:val="1"/>
+      <w:numFmt w:val="bullet"/>
+      <w:lvlText w:val=""/>
+      <w:lvlJc w:val="left"/>
+      <w:pPr>
+        <w:ind w:left="2880" w:hanging="360"/>
+      </w:pPr>
+      <w:rPr>
+        <w:rFonts w:ascii="Symbol" w:hAnsi="Symbol" w:hint="default"/>
+      </w:rPr>
+    </w:lvl>
+    <w:lvl w:ilvl="4" w:tplc="040C0003" w:tentative="1">
+      <w:start w:val="1"/>
+      <w:numFmt w:val="bullet"/>
+      <w:lvlText w:val="o"/>
+      <w:lvlJc w:val="left"/>
+      <w:pPr>
+        <w:ind w:left="3600" w:hanging="360"/>
+      </w:pPr>
+      <w:rPr>
+        <w:rFonts w:ascii="Courier New" w:hAnsi="Courier New" w:cs="Courier New" w:hint="default"/>
+      </w:rPr>
+    </w:lvl>
+    <w:lvl w:ilvl="5" w:tplc="040C0005" w:tentative="1">
+      <w:start w:val="1"/>
+      <w:numFmt w:val="bullet"/>
+      <w:lvlText w:val=""/>
+      <w:lvlJc w:val="left"/>
+      <w:pPr>
+        <w:ind w:left="4320" w:hanging="360"/>
+      </w:pPr>
+      <w:rPr>
+        <w:rFonts w:ascii="Wingdings" w:hAnsi="Wingdings" w:hint="default"/>
+      </w:rPr>
+    </w:lvl>
+    <w:lvl w:ilvl="6" w:tplc="040C0001" w:tentative="1">
+      <w:start w:val="1"/>
+      <w:numFmt w:val="bullet"/>
+      <w:lvlText w:val=""/>
+      <w:lvlJc w:val="left"/>
+      <w:pPr>
+        <w:ind w:left="5040" w:hanging="360"/>
+      </w:pPr>
+      <w:rPr>
+        <w:rFonts w:ascii="Symbol" w:hAnsi="Symbol" w:hint="default"/>
+      </w:rPr>
+    </w:lvl>
+    <w:lvl w:ilvl="7" w:tplc="040C0003" w:tentative="1">
+      <w:start w:val="1"/>
+      <w:numFmt w:val="bullet"/>
+      <w:lvlText w:val="o"/>
+      <w:lvlJc w:val="left"/>
+      <w:pPr>
+        <w:ind w:left="5760" w:hanging="360"/>
+      </w:pPr>
+      <w:rPr>
+        <w:rFonts w:ascii="Courier New" w:hAnsi="Courier New" w:cs="Courier New" w:hint="default"/>
+      </w:rPr>
+    </w:lvl>
+    <w:lvl w:ilvl="8" w:tplc="040C0005" w:tentative="1">
+      <w:start w:val="1"/>
+      <w:numFmt w:val="bullet"/>
+      <w:lvlText w:val=""/>
+      <w:lvlJc w:val="left"/>
+      <w:pPr>
+        <w:ind w:left="6480" w:hanging="360"/>
+      </w:pPr>
+      <w:rPr>
+        <w:rFonts w:ascii="Wingdings" w:hAnsi="Wingdings" w:hint="default"/>
+      </w:rPr>
+    </w:lvl>
+  </w:abstractNum>
   <w:num w:numId="1">
+    <w:abstractNumId w:val="1"/>
+  </w:num>
+  <w:num w:numId="2">
+    <w:abstractNumId w:val="7"/>
+  </w:num>
+  <w:num w:numId="3">
     <w:abstractNumId w:val="0"/>
+  </w:num>
+  <w:num w:numId="4">
+    <w:abstractNumId w:val="3"/>
+  </w:num>
+  <w:num w:numId="5">
+    <w:abstractNumId w:val="2"/>
+  </w:num>
+  <w:num w:numId="6">
+    <w:abstractNumId w:val="6"/>
+  </w:num>
+  <w:num w:numId="7">
+    <w:abstractNumId w:val="4"/>
+  </w:num>
+  <w:num w:numId="8">
+    <w:abstractNumId w:val="5"/>
   </w:num>
 </w:numbering>
 </file>
@@ -1629,7 +3985,7 @@
   <w:style w:type="paragraph" w:default="1" w:styleId="Normal">
     <w:name w:val="Normal"/>
     <w:qFormat/>
-    <w:rsid w:val="00473519"/>
+    <w:rsid w:val="00B0364D"/>
   </w:style>
   <w:style w:type="character" w:default="1" w:styleId="Policepardfaut">
     <w:name w:val="Default Paragraph Font"/>
@@ -1702,6 +4058,61 @@
       <w:sz w:val="24"/>
       <w:szCs w:val="24"/>
       <w:lang w:eastAsia="fr-FR"/>
+    </w:rPr>
+  </w:style>
+  <w:style w:type="paragraph" w:styleId="En-tte">
+    <w:name w:val="header"/>
+    <w:basedOn w:val="Normal"/>
+    <w:link w:val="En-tteCar"/>
+    <w:uiPriority w:val="99"/>
+    <w:unhideWhenUsed/>
+    <w:rsid w:val="00BC0895"/>
+    <w:pPr>
+      <w:tabs>
+        <w:tab w:val="center" w:pos="4536"/>
+        <w:tab w:val="right" w:pos="9072"/>
+      </w:tabs>
+      <w:spacing w:after="0" w:line="240" w:lineRule="auto"/>
+    </w:pPr>
+  </w:style>
+  <w:style w:type="character" w:customStyle="1" w:styleId="En-tteCar">
+    <w:name w:val="En-tête Car"/>
+    <w:basedOn w:val="Policepardfaut"/>
+    <w:link w:val="En-tte"/>
+    <w:uiPriority w:val="99"/>
+    <w:rsid w:val="00BC0895"/>
+  </w:style>
+  <w:style w:type="paragraph" w:styleId="Pieddepage">
+    <w:name w:val="footer"/>
+    <w:basedOn w:val="Normal"/>
+    <w:link w:val="PieddepageCar"/>
+    <w:uiPriority w:val="99"/>
+    <w:unhideWhenUsed/>
+    <w:rsid w:val="00BC0895"/>
+    <w:pPr>
+      <w:tabs>
+        <w:tab w:val="center" w:pos="4536"/>
+        <w:tab w:val="right" w:pos="9072"/>
+      </w:tabs>
+      <w:spacing w:after="0" w:line="240" w:lineRule="auto"/>
+    </w:pPr>
+  </w:style>
+  <w:style w:type="character" w:customStyle="1" w:styleId="PieddepageCar">
+    <w:name w:val="Pied de page Car"/>
+    <w:basedOn w:val="Policepardfaut"/>
+    <w:link w:val="Pieddepage"/>
+    <w:uiPriority w:val="99"/>
+    <w:rsid w:val="00BC0895"/>
+  </w:style>
+  <w:style w:type="character" w:styleId="lev">
+    <w:name w:val="Strong"/>
+    <w:basedOn w:val="Policepardfaut"/>
+    <w:uiPriority w:val="22"/>
+    <w:qFormat/>
+    <w:rsid w:val="003114EC"/>
+    <w:rPr>
+      <w:b/>
+      <w:bCs/>
     </w:rPr>
   </w:style>
 </w:styles>

--- a/Nature.docx
+++ b/Nature.docx
@@ -1,6 +1,6 @@
 
 <file path=word/document.xml><?xml version="1.0" encoding="utf-8"?>
-<w:document xmlns:wpc="http://schemas.microsoft.com/office/word/2010/wordprocessingCanvas" xmlns:cx="http://schemas.microsoft.com/office/drawing/2014/chartex" xmlns:cx1="http://schemas.microsoft.com/office/drawing/2015/9/8/chartex" xmlns:cx2="http://schemas.microsoft.com/office/drawing/2015/10/21/chartex" xmlns:cx3="http://schemas.microsoft.com/office/drawing/2016/5/9/chartex" xmlns:cx4="http://schemas.microsoft.com/office/drawing/2016/5/10/chartex" xmlns:cx5="http://schemas.microsoft.com/office/drawing/2016/5/11/chartex" xmlns:cx6="http://schemas.microsoft.com/office/drawing/2016/5/12/chartex" xmlns:cx7="http://schemas.microsoft.com/office/drawing/2016/5/13/chartex" xmlns:cx8="http://schemas.microsoft.com/office/drawing/2016/5/14/chartex" xmlns:mc="http://schemas.openxmlformats.org/markup-compatibility/2006" xmlns:aink="http://schemas.microsoft.com/office/drawing/2016/ink" xmlns:am3d="http://schemas.microsoft.com/office/drawing/2017/model3d" xmlns:o="urn:schemas-microsoft-com:office:office" xmlns:r="http://schemas.openxmlformats.org/officeDocument/2006/relationships" xmlns:m="http://schemas.openxmlformats.org/officeDocument/2006/math" xmlns:v="urn:schemas-microsoft-com:vml" xmlns:wp14="http://schemas.microsoft.com/office/word/2010/wordprocessingDrawing" xmlns:wp="http://schemas.openxmlformats.org/drawingml/2006/wordprocessingDrawing" xmlns:w10="urn:schemas-microsoft-com:office:word" xmlns:w="http://schemas.openxmlformats.org/wordprocessingml/2006/main" xmlns:w14="http://schemas.microsoft.com/office/word/2010/wordml" xmlns:w15="http://schemas.microsoft.com/office/word/2012/wordml" xmlns:w16cex="http://schemas.microsoft.com/office/word/2018/wordml/cex" xmlns:w16cid="http://schemas.microsoft.com/office/word/2016/wordml/cid" xmlns:w16="http://schemas.microsoft.com/office/word/2018/wordml" xmlns:w16sdtdh="http://schemas.microsoft.com/office/word/2020/wordml/sdtdatahash" xmlns:w16se="http://schemas.microsoft.com/office/word/2015/wordml/symex" xmlns:wpg="http://schemas.microsoft.com/office/word/2010/wordprocessingGroup" xmlns:wpi="http://schemas.microsoft.com/office/word/2010/wordprocessingInk" xmlns:wne="http://schemas.microsoft.com/office/word/2006/wordml" xmlns:wps="http://schemas.microsoft.com/office/word/2010/wordprocessingShape" mc:Ignorable="w14 w15 w16se w16cid w16 w16cex w16sdtdh wp14">
+<w:document xmlns:wpc="http://schemas.microsoft.com/office/word/2010/wordprocessingCanvas" xmlns:cx="http://schemas.microsoft.com/office/drawing/2014/chartex" xmlns:cx1="http://schemas.microsoft.com/office/drawing/2015/9/8/chartex" xmlns:mc="http://schemas.openxmlformats.org/markup-compatibility/2006" xmlns:o="urn:schemas-microsoft-com:office:office" xmlns:r="http://schemas.openxmlformats.org/officeDocument/2006/relationships" xmlns:m="http://schemas.openxmlformats.org/officeDocument/2006/math" xmlns:v="urn:schemas-microsoft-com:vml" xmlns:wp14="http://schemas.microsoft.com/office/word/2010/wordprocessingDrawing" xmlns:wp="http://schemas.openxmlformats.org/drawingml/2006/wordprocessingDrawing" xmlns:w10="urn:schemas-microsoft-com:office:word" xmlns:w="http://schemas.openxmlformats.org/wordprocessingml/2006/main" xmlns:w14="http://schemas.microsoft.com/office/word/2010/wordml" xmlns:w15="http://schemas.microsoft.com/office/word/2012/wordml" xmlns:w16se="http://schemas.microsoft.com/office/word/2015/wordml/symex" xmlns:wpg="http://schemas.microsoft.com/office/word/2010/wordprocessingGroup" xmlns:wpi="http://schemas.microsoft.com/office/word/2010/wordprocessingInk" xmlns:wne="http://schemas.microsoft.com/office/word/2006/wordml" xmlns:wps="http://schemas.microsoft.com/office/word/2010/wordprocessingShape" mc:Ignorable="w14 w15 w16se wp14">
   <w:body>
     <w:p>
       <w:pPr>
@@ -1190,7 +1190,9 @@
           <w:szCs w:val="24"/>
         </w:rPr>
       </w:pPr>
-      <w:r>
+    </w:p>
+    <w:p>
+      <w:pPr>
         <w:rPr>
           <w:rFonts w:cstheme="minorHAnsi"/>
           <w:b/>
@@ -1198,8 +1200,7 @@
           <w:sz w:val="24"/>
           <w:szCs w:val="24"/>
         </w:rPr>
-        <w:t xml:space="preserve">Lucrèce </w:t>
-      </w:r>
+      </w:pPr>
       <w:r>
         <w:rPr>
           <w:rFonts w:cstheme="minorHAnsi"/>
@@ -1208,7 +1209,7 @@
           <w:sz w:val="24"/>
           <w:szCs w:val="24"/>
         </w:rPr>
-        <w:t>I</w:t>
+        <w:t>Lucrèce I</w:t>
       </w:r>
       <w:r>
         <w:rPr>
@@ -1272,15 +1273,7 @@
           <w:sz w:val="24"/>
           <w:szCs w:val="24"/>
         </w:rPr>
-        <w:t>Même composition matérielle : l’homme est fait d’atomes, comme tous les éléments de la nature</w:t>
-      </w:r>
-      <w:r>
-        <w:rPr>
-          <w:rFonts w:cstheme="minorHAnsi"/>
-          <w:sz w:val="24"/>
-          <w:szCs w:val="24"/>
-        </w:rPr>
-        <w:t>.</w:t>
+        <w:t>Même composition matérielle : l’homme est fait d’atomes, comme tous les éléments de la nature.</w:t>
       </w:r>
     </w:p>
     <w:p>
@@ -1447,17 +1440,7 @@
           <w:sz w:val="24"/>
           <w:szCs w:val="24"/>
         </w:rPr>
-        <w:t xml:space="preserve">Platon </w:t>
-      </w:r>
-      <w:r>
-        <w:rPr>
-          <w:rFonts w:cstheme="minorHAnsi"/>
-          <w:b/>
-          <w:bCs/>
-          <w:sz w:val="24"/>
-          <w:szCs w:val="24"/>
-        </w:rPr>
-        <w:t>Vème av J.-C</w:t>
+        <w:t>Platon Vème av J.-C</w:t>
       </w:r>
     </w:p>
     <w:p>
@@ -1562,6 +1545,7 @@
           <w:sz w:val="24"/>
           <w:szCs w:val="24"/>
         </w:rPr>
+        <w:lastRenderedPageBreak/>
         <w:t xml:space="preserve">Secours de Prométhée : </w:t>
       </w:r>
       <w:proofErr w:type="spellStart"/>
@@ -1602,7 +1586,6 @@
           <w:sz w:val="24"/>
           <w:szCs w:val="24"/>
         </w:rPr>
-        <w:lastRenderedPageBreak/>
         <w:t>Besoin de la société : les hommes doivent vivre en cité pour compenser leur faiblesse.</w:t>
       </w:r>
     </w:p>
@@ -1693,17 +1676,7 @@
           <w:sz w:val="24"/>
           <w:szCs w:val="24"/>
         </w:rPr>
-        <w:t xml:space="preserve">Kant </w:t>
-      </w:r>
-      <w:r>
-        <w:rPr>
-          <w:rFonts w:cstheme="minorHAnsi"/>
-          <w:b/>
-          <w:bCs/>
-          <w:sz w:val="24"/>
-          <w:szCs w:val="24"/>
-        </w:rPr>
-        <w:t>XVIII</w:t>
+        <w:t>Kant XVIII</w:t>
       </w:r>
       <w:r>
         <w:rPr>
@@ -2259,6 +2232,7 @@
           <w:szCs w:val="24"/>
           <w:lang w:eastAsia="fr-FR"/>
         </w:rPr>
+        <w:lastRenderedPageBreak/>
         <w:t>L’homme n’est pas maître de lui-même : Freud parle d’une « troisième blessure narcissique » pour l’humanité.</w:t>
       </w:r>
     </w:p>
@@ -2313,7 +2287,6 @@
           <w:szCs w:val="24"/>
           <w:lang w:eastAsia="fr-FR"/>
         </w:rPr>
-        <w:lastRenderedPageBreak/>
         <w:t xml:space="preserve">Spinoza </w:t>
       </w:r>
       <w:r>
@@ -2530,40 +2503,1000 @@
       <w:pPr>
         <w:rPr>
           <w:rFonts w:cstheme="minorHAnsi"/>
-          <w:sz w:val="24"/>
-          <w:szCs w:val="24"/>
-          <w:lang w:eastAsia="fr-FR"/>
-        </w:rPr>
-      </w:pPr>
-    </w:p>
-    <w:p>
-      <w:pPr>
-        <w:rPr>
-          <w:rFonts w:cstheme="minorHAnsi"/>
-          <w:sz w:val="24"/>
-          <w:szCs w:val="24"/>
-          <w:lang w:eastAsia="fr-FR"/>
-        </w:rPr>
-      </w:pPr>
-    </w:p>
-    <w:p>
-      <w:pPr>
-        <w:rPr>
-          <w:rFonts w:cstheme="minorHAnsi"/>
-          <w:sz w:val="24"/>
-          <w:szCs w:val="24"/>
-          <w:lang w:eastAsia="fr-FR"/>
-        </w:rPr>
-      </w:pPr>
-    </w:p>
-    <w:p>
-      <w:pPr>
-        <w:rPr>
-          <w:rFonts w:cstheme="minorHAnsi"/>
-          <w:sz w:val="24"/>
-          <w:szCs w:val="24"/>
-        </w:rPr>
-      </w:pPr>
+          <w:b/>
+        </w:rPr>
+      </w:pPr>
+      <w:r>
+        <w:rPr>
+          <w:rFonts w:cstheme="minorHAnsi"/>
+          <w:b/>
+          <w:sz w:val="24"/>
+        </w:rPr>
+        <w:t>Aristote</w:t>
+      </w:r>
+      <w:r>
+        <w:rPr>
+          <w:rFonts w:cstheme="minorHAnsi"/>
+          <w:b/>
+          <w:sz w:val="24"/>
+        </w:rPr>
+        <w:t xml:space="preserve"> </w:t>
+      </w:r>
+      <w:r>
+        <w:rPr>
+          <w:rFonts w:cstheme="minorHAnsi"/>
+          <w:b/>
+        </w:rPr>
+        <w:t>IVème av J.-C</w:t>
+      </w:r>
+    </w:p>
+    <w:p>
+      <w:pPr>
+        <w:rPr>
+          <w:rFonts w:cstheme="minorHAnsi"/>
+          <w:sz w:val="24"/>
+        </w:rPr>
+      </w:pPr>
+      <w:r>
+        <w:rPr>
+          <w:rFonts w:cstheme="minorHAnsi"/>
+          <w:b/>
+          <w:bCs/>
+          <w:sz w:val="24"/>
+        </w:rPr>
+        <w:t>Citation :</w:t>
+      </w:r>
+      <w:r>
+        <w:rPr>
+          <w:rFonts w:cstheme="minorHAnsi"/>
+          <w:sz w:val="24"/>
+        </w:rPr>
+        <w:t xml:space="preserve"> « </w:t>
+      </w:r>
+      <w:r>
+        <w:rPr>
+          <w:rFonts w:cstheme="minorHAnsi"/>
+          <w:sz w:val="24"/>
+        </w:rPr>
+        <w:t>L’Homme est par nature un animal politique</w:t>
+      </w:r>
+      <w:r>
+        <w:rPr>
+          <w:rFonts w:cstheme="minorHAnsi"/>
+          <w:sz w:val="24"/>
+        </w:rPr>
+        <w:t> »</w:t>
+      </w:r>
+    </w:p>
+    <w:p>
+      <w:pPr>
+        <w:rPr>
+          <w:rFonts w:cstheme="minorHAnsi"/>
+          <w:b/>
+          <w:sz w:val="24"/>
+        </w:rPr>
+      </w:pPr>
+      <w:r>
+        <w:rPr>
+          <w:rFonts w:cstheme="minorHAnsi"/>
+          <w:b/>
+          <w:sz w:val="24"/>
+        </w:rPr>
+        <w:t>Arguments :</w:t>
+      </w:r>
+    </w:p>
+    <w:p>
+      <w:pPr>
+        <w:pStyle w:val="Paragraphedeliste"/>
+        <w:numPr>
+          <w:ilvl w:val="0"/>
+          <w:numId w:val="9"/>
+        </w:numPr>
+        <w:rPr>
+          <w:rFonts w:cstheme="minorHAnsi"/>
+          <w:sz w:val="24"/>
+        </w:rPr>
+      </w:pPr>
+      <w:r>
+        <w:rPr>
+          <w:rFonts w:cstheme="minorHAnsi"/>
+          <w:sz w:val="24"/>
+        </w:rPr>
+        <w:t>L’homme vit naturellement en société : contrairement aux autres animaux, l’homme ne peut pas vivre isolé et a besoin des autres pour se développer.</w:t>
+      </w:r>
+    </w:p>
+    <w:p>
+      <w:pPr>
+        <w:pStyle w:val="Paragraphedeliste"/>
+        <w:numPr>
+          <w:ilvl w:val="0"/>
+          <w:numId w:val="9"/>
+        </w:numPr>
+        <w:rPr>
+          <w:rFonts w:cstheme="minorHAnsi"/>
+          <w:sz w:val="24"/>
+        </w:rPr>
+      </w:pPr>
+      <w:r>
+        <w:rPr>
+          <w:rFonts w:cstheme="minorHAnsi"/>
+          <w:sz w:val="24"/>
+        </w:rPr>
+        <w:t>La cité (polis) est naturelle : pour Aristote, la communauté politique est l’aboutissement naturel des relations humaines (famille → village → cité).</w:t>
+      </w:r>
+    </w:p>
+    <w:p>
+      <w:pPr>
+        <w:pStyle w:val="Paragraphedeliste"/>
+        <w:numPr>
+          <w:ilvl w:val="0"/>
+          <w:numId w:val="9"/>
+        </w:numPr>
+        <w:rPr>
+          <w:rFonts w:cstheme="minorHAnsi"/>
+          <w:sz w:val="24"/>
+        </w:rPr>
+      </w:pPr>
+      <w:r>
+        <w:rPr>
+          <w:rFonts w:cstheme="minorHAnsi"/>
+          <w:sz w:val="24"/>
+        </w:rPr>
+        <w:t>Le langage distingue l’homme : l’homme possède le langage qui lui permet de discuter du juste et de l’injuste, ce qui rend possible la vie politique.</w:t>
+      </w:r>
+    </w:p>
+    <w:p>
+      <w:pPr>
+        <w:pStyle w:val="Paragraphedeliste"/>
+        <w:numPr>
+          <w:ilvl w:val="0"/>
+          <w:numId w:val="9"/>
+        </w:numPr>
+        <w:rPr>
+          <w:rFonts w:cstheme="minorHAnsi"/>
+          <w:sz w:val="24"/>
+        </w:rPr>
+      </w:pPr>
+      <w:r>
+        <w:rPr>
+          <w:rFonts w:cstheme="minorHAnsi"/>
+          <w:sz w:val="24"/>
+        </w:rPr>
+        <w:t>La cité permet d’atteindre le bien commun : vivre dans une communauté politique permet aux hommes de réaliser une vie bonne et vertueuse.</w:t>
+      </w:r>
+    </w:p>
+    <w:p>
+      <w:pPr>
+        <w:pBdr>
+          <w:bottom w:val="single" w:sz="4" w:space="1" w:color="auto"/>
+        </w:pBdr>
+        <w:rPr>
+          <w:rFonts w:cstheme="minorHAnsi"/>
+          <w:sz w:val="24"/>
+        </w:rPr>
+      </w:pPr>
+      <w:r>
+        <w:rPr>
+          <w:rFonts w:ascii="Cambria Math" w:hAnsi="Cambria Math" w:cs="Cambria Math"/>
+          <w:sz w:val="24"/>
+        </w:rPr>
+        <w:t>⟶</w:t>
+      </w:r>
+      <w:r>
+        <w:rPr>
+          <w:rFonts w:cstheme="minorHAnsi"/>
+          <w:sz w:val="24"/>
+        </w:rPr>
+        <w:t xml:space="preserve"> l’homme est naturellement fait pour vivre dans une communauté politique où il peut réaliser pleinement sa nature.</w:t>
+      </w:r>
+    </w:p>
+    <w:p>
+      <w:pPr>
+        <w:rPr>
+          <w:rFonts w:cstheme="minorHAnsi"/>
+          <w:b/>
+          <w:sz w:val="24"/>
+        </w:rPr>
+      </w:pPr>
+      <w:r>
+        <w:rPr>
+          <w:rFonts w:cstheme="minorHAnsi"/>
+          <w:b/>
+          <w:sz w:val="24"/>
+        </w:rPr>
+        <w:t>Rousseau</w:t>
+      </w:r>
+      <w:r>
+        <w:rPr>
+          <w:rFonts w:cstheme="minorHAnsi"/>
+          <w:b/>
+          <w:sz w:val="24"/>
+        </w:rPr>
+        <w:t xml:space="preserve"> </w:t>
+      </w:r>
+      <w:r>
+        <w:rPr>
+          <w:rFonts w:cstheme="minorHAnsi"/>
+          <w:b/>
+          <w:sz w:val="24"/>
+          <w:szCs w:val="24"/>
+        </w:rPr>
+        <w:t>XVII</w:t>
+      </w:r>
+      <w:r>
+        <w:rPr>
+          <w:rFonts w:cstheme="minorHAnsi"/>
+          <w:b/>
+        </w:rPr>
+        <w:t>I</w:t>
+      </w:r>
+      <w:r>
+        <w:rPr>
+          <w:rFonts w:cstheme="minorHAnsi"/>
+          <w:b/>
+          <w:sz w:val="24"/>
+          <w:szCs w:val="24"/>
+          <w:vertAlign w:val="superscript"/>
+        </w:rPr>
+        <w:t>ème</w:t>
+      </w:r>
+    </w:p>
+    <w:p>
+      <w:pPr>
+        <w:rPr>
+          <w:rFonts w:cstheme="minorHAnsi"/>
+          <w:b/>
+          <w:sz w:val="24"/>
+        </w:rPr>
+      </w:pPr>
+      <w:r>
+        <w:rPr>
+          <w:rFonts w:cstheme="minorHAnsi"/>
+          <w:b/>
+          <w:sz w:val="24"/>
+        </w:rPr>
+        <w:t>Arguments :</w:t>
+      </w:r>
+    </w:p>
+    <w:p>
+      <w:pPr>
+        <w:pStyle w:val="Paragraphedeliste"/>
+        <w:numPr>
+          <w:ilvl w:val="0"/>
+          <w:numId w:val="10"/>
+        </w:numPr>
+        <w:rPr>
+          <w:rFonts w:cstheme="minorHAnsi"/>
+          <w:sz w:val="24"/>
+        </w:rPr>
+      </w:pPr>
+      <w:r>
+        <w:rPr>
+          <w:rFonts w:cstheme="minorHAnsi"/>
+          <w:sz w:val="24"/>
+        </w:rPr>
+        <w:t>L’état de nature : à l’origine, l’homme vit libre, indépendant et relativement heureux, guidé par ses besoins simples et la pitié naturelle.</w:t>
+      </w:r>
+    </w:p>
+    <w:p>
+      <w:pPr>
+        <w:pStyle w:val="Paragraphedeliste"/>
+        <w:numPr>
+          <w:ilvl w:val="0"/>
+          <w:numId w:val="10"/>
+        </w:numPr>
+        <w:rPr>
+          <w:rFonts w:cstheme="minorHAnsi"/>
+          <w:sz w:val="24"/>
+        </w:rPr>
+      </w:pPr>
+      <w:r>
+        <w:rPr>
+          <w:rFonts w:cstheme="minorHAnsi"/>
+          <w:sz w:val="24"/>
+        </w:rPr>
+        <w:t>L’apparition de la société : avec la formation des sociétés et surtout de la propriété privée, les inégalités et les conflits apparaissent.</w:t>
+      </w:r>
+    </w:p>
+    <w:p>
+      <w:pPr>
+        <w:pStyle w:val="Paragraphedeliste"/>
+        <w:numPr>
+          <w:ilvl w:val="0"/>
+          <w:numId w:val="10"/>
+        </w:numPr>
+        <w:rPr>
+          <w:rFonts w:cstheme="minorHAnsi"/>
+          <w:sz w:val="24"/>
+        </w:rPr>
+      </w:pPr>
+      <w:r>
+        <w:rPr>
+          <w:rFonts w:cstheme="minorHAnsi"/>
+          <w:sz w:val="24"/>
+        </w:rPr>
+        <w:lastRenderedPageBreak/>
+        <w:t>L’état policé : dans la société organisée, les hommes deviennent dépendants les uns des autres et perdent leur liberté naturelle.</w:t>
+      </w:r>
+    </w:p>
+    <w:p>
+      <w:pPr>
+        <w:pStyle w:val="Paragraphedeliste"/>
+        <w:numPr>
+          <w:ilvl w:val="0"/>
+          <w:numId w:val="10"/>
+        </w:numPr>
+        <w:rPr>
+          <w:rFonts w:cstheme="minorHAnsi"/>
+          <w:sz w:val="24"/>
+        </w:rPr>
+      </w:pPr>
+      <w:r>
+        <w:rPr>
+          <w:rFonts w:cstheme="minorHAnsi"/>
+          <w:sz w:val="24"/>
+        </w:rPr>
+        <w:t>La nécessité d’un contrat social : Rousseau cherche une organisation politique qui permette de retrouver une forme de liberté grâce à la volonté générale.</w:t>
+      </w:r>
+    </w:p>
+    <w:p>
+      <w:pPr>
+        <w:pBdr>
+          <w:bottom w:val="single" w:sz="4" w:space="1" w:color="auto"/>
+        </w:pBdr>
+        <w:rPr>
+          <w:rFonts w:cstheme="minorHAnsi"/>
+          <w:sz w:val="24"/>
+        </w:rPr>
+      </w:pPr>
+      <w:r>
+        <w:rPr>
+          <w:rFonts w:ascii="Cambria Math" w:hAnsi="Cambria Math" w:cs="Cambria Math"/>
+          <w:sz w:val="24"/>
+        </w:rPr>
+        <w:t>⟶</w:t>
+      </w:r>
+      <w:r>
+        <w:rPr>
+          <w:rFonts w:cstheme="minorHAnsi"/>
+          <w:sz w:val="24"/>
+        </w:rPr>
+        <w:t xml:space="preserve"> la société transforme l’homme : l’état de nature est libre et simple, tandis que l’état </w:t>
+      </w:r>
+      <w:proofErr w:type="gramStart"/>
+      <w:r>
+        <w:rPr>
+          <w:rFonts w:cstheme="minorHAnsi"/>
+          <w:sz w:val="24"/>
+        </w:rPr>
+        <w:t>policé</w:t>
+      </w:r>
+      <w:proofErr w:type="gramEnd"/>
+      <w:r>
+        <w:rPr>
+          <w:rFonts w:cstheme="minorHAnsi"/>
+          <w:sz w:val="24"/>
+        </w:rPr>
+        <w:t xml:space="preserve"> crée dépendances et inégalités.</w:t>
+      </w:r>
+    </w:p>
+    <w:p>
+      <w:pPr>
+        <w:rPr>
+          <w:rFonts w:cstheme="minorHAnsi"/>
+          <w:b/>
+          <w:sz w:val="24"/>
+        </w:rPr>
+      </w:pPr>
+      <w:r>
+        <w:rPr>
+          <w:rFonts w:cstheme="minorHAnsi"/>
+          <w:b/>
+          <w:sz w:val="24"/>
+        </w:rPr>
+        <w:t>Cicéron</w:t>
+      </w:r>
+      <w:r>
+        <w:rPr>
+          <w:rFonts w:cstheme="minorHAnsi"/>
+          <w:b/>
+          <w:sz w:val="24"/>
+        </w:rPr>
+        <w:t xml:space="preserve"> </w:t>
+      </w:r>
+      <w:proofErr w:type="spellStart"/>
+      <w:r>
+        <w:rPr>
+          <w:rFonts w:cstheme="minorHAnsi"/>
+          <w:b/>
+          <w:sz w:val="24"/>
+          <w:szCs w:val="24"/>
+        </w:rPr>
+        <w:t>Iᵉʳ</w:t>
+      </w:r>
+      <w:proofErr w:type="spellEnd"/>
+      <w:r>
+        <w:rPr>
+          <w:rFonts w:cstheme="minorHAnsi"/>
+          <w:b/>
+          <w:sz w:val="24"/>
+          <w:szCs w:val="24"/>
+        </w:rPr>
+        <w:t xml:space="preserve"> av J.-C.</w:t>
+      </w:r>
+    </w:p>
+    <w:p>
+      <w:pPr>
+        <w:rPr>
+          <w:rFonts w:cstheme="minorHAnsi"/>
+          <w:sz w:val="24"/>
+        </w:rPr>
+      </w:pPr>
+      <w:r>
+        <w:rPr>
+          <w:rFonts w:cstheme="minorHAnsi"/>
+          <w:b/>
+          <w:bCs/>
+          <w:sz w:val="24"/>
+        </w:rPr>
+        <w:t>Citation :</w:t>
+      </w:r>
+      <w:r>
+        <w:rPr>
+          <w:rFonts w:cstheme="minorHAnsi"/>
+          <w:sz w:val="24"/>
+        </w:rPr>
+        <w:t xml:space="preserve"> « </w:t>
+      </w:r>
+      <w:r>
+        <w:rPr>
+          <w:rFonts w:cstheme="minorHAnsi"/>
+          <w:sz w:val="24"/>
+        </w:rPr>
+        <w:t>Un champ si fertile soit-il ne peut être productif sans culture</w:t>
+      </w:r>
+      <w:r>
+        <w:rPr>
+          <w:rFonts w:cstheme="minorHAnsi"/>
+          <w:sz w:val="24"/>
+        </w:rPr>
+        <w:t> »</w:t>
+      </w:r>
+      <w:r>
+        <w:rPr>
+          <w:rFonts w:cstheme="minorHAnsi"/>
+          <w:sz w:val="24"/>
+        </w:rPr>
+        <w:t xml:space="preserve"> et « L’homme n’est que ce que l’éducation fait de lui »</w:t>
+      </w:r>
+    </w:p>
+    <w:p>
+      <w:pPr>
+        <w:rPr>
+          <w:rFonts w:cstheme="minorHAnsi"/>
+          <w:b/>
+          <w:sz w:val="24"/>
+        </w:rPr>
+      </w:pPr>
+      <w:r>
+        <w:rPr>
+          <w:rFonts w:cstheme="minorHAnsi"/>
+          <w:b/>
+          <w:sz w:val="24"/>
+        </w:rPr>
+        <w:t>Arguments :</w:t>
+      </w:r>
+    </w:p>
+    <w:p>
+      <w:pPr>
+        <w:pStyle w:val="Paragraphedeliste"/>
+        <w:numPr>
+          <w:ilvl w:val="0"/>
+          <w:numId w:val="11"/>
+        </w:numPr>
+        <w:rPr>
+          <w:rFonts w:cstheme="minorHAnsi"/>
+          <w:sz w:val="24"/>
+        </w:rPr>
+      </w:pPr>
+      <w:r>
+        <w:rPr>
+          <w:rFonts w:cstheme="minorHAnsi"/>
+          <w:sz w:val="24"/>
+        </w:rPr>
+        <w:t>L’homme a des dispositions naturelles : comme une terre fertile, l’être humain possède des capacités et des qualités potentielles.</w:t>
+      </w:r>
+    </w:p>
+    <w:p>
+      <w:pPr>
+        <w:pStyle w:val="Paragraphedeliste"/>
+        <w:numPr>
+          <w:ilvl w:val="0"/>
+          <w:numId w:val="11"/>
+        </w:numPr>
+        <w:rPr>
+          <w:rFonts w:cstheme="minorHAnsi"/>
+          <w:sz w:val="24"/>
+        </w:rPr>
+      </w:pPr>
+      <w:r>
+        <w:rPr>
+          <w:rFonts w:cstheme="minorHAnsi"/>
+          <w:sz w:val="24"/>
+        </w:rPr>
+        <w:t>L’éducation développe ces capacités : sans formation, instruction et discipline, ces dispositions naturelles ne peuvent pas pleinement s’exprimer.</w:t>
+      </w:r>
+    </w:p>
+    <w:p>
+      <w:pPr>
+        <w:pStyle w:val="Paragraphedeliste"/>
+        <w:numPr>
+          <w:ilvl w:val="0"/>
+          <w:numId w:val="11"/>
+        </w:numPr>
+        <w:rPr>
+          <w:rFonts w:cstheme="minorHAnsi"/>
+          <w:sz w:val="24"/>
+        </w:rPr>
+      </w:pPr>
+      <w:r>
+        <w:rPr>
+          <w:rFonts w:cstheme="minorHAnsi"/>
+          <w:sz w:val="24"/>
+        </w:rPr>
+        <w:t>Le rôle de la culture et de l’apprentissage : l’éducation permet de former l’intelligence, le jugement et la vertu.</w:t>
+      </w:r>
+    </w:p>
+    <w:p>
+      <w:pPr>
+        <w:pStyle w:val="Paragraphedeliste"/>
+        <w:numPr>
+          <w:ilvl w:val="0"/>
+          <w:numId w:val="11"/>
+        </w:numPr>
+        <w:rPr>
+          <w:rFonts w:cstheme="minorHAnsi"/>
+          <w:sz w:val="24"/>
+        </w:rPr>
+      </w:pPr>
+      <w:r>
+        <w:rPr>
+          <w:rFonts w:cstheme="minorHAnsi"/>
+          <w:sz w:val="24"/>
+        </w:rPr>
+        <w:t>L’homme se construit par l’éducation : la formation intellectuelle et morale est nécessaire pour faire de l’homme un être accompli.</w:t>
+      </w:r>
+    </w:p>
+    <w:p>
+      <w:pPr>
+        <w:pBdr>
+          <w:bottom w:val="single" w:sz="24" w:space="1" w:color="auto"/>
+        </w:pBdr>
+        <w:rPr>
+          <w:rFonts w:cstheme="minorHAnsi"/>
+          <w:sz w:val="24"/>
+        </w:rPr>
+      </w:pPr>
+      <w:r>
+        <w:rPr>
+          <w:rFonts w:ascii="Cambria Math" w:hAnsi="Cambria Math" w:cs="Cambria Math"/>
+          <w:sz w:val="24"/>
+        </w:rPr>
+        <w:t>⟶</w:t>
+      </w:r>
+      <w:r>
+        <w:rPr>
+          <w:rFonts w:cstheme="minorHAnsi"/>
+          <w:sz w:val="24"/>
+        </w:rPr>
+        <w:t xml:space="preserve"> l’homme possède des capacités naturelles, mais seule l’éducation permet de les développer et de former pleinement l’individu.</w:t>
+      </w:r>
+    </w:p>
+    <w:p>
+      <w:pPr>
+        <w:rPr>
+          <w:rFonts w:cstheme="minorHAnsi"/>
+          <w:b/>
+          <w:sz w:val="24"/>
+          <w:szCs w:val="24"/>
+          <w:lang w:eastAsia="fr-FR"/>
+        </w:rPr>
+      </w:pPr>
+      <w:r>
+        <w:rPr>
+          <w:rFonts w:cstheme="minorHAnsi"/>
+          <w:b/>
+          <w:sz w:val="24"/>
+        </w:rPr>
+        <w:t>Montaigne</w:t>
+      </w:r>
+      <w:r>
+        <w:rPr>
+          <w:rFonts w:cstheme="minorHAnsi"/>
+          <w:b/>
+          <w:sz w:val="24"/>
+        </w:rPr>
+        <w:t xml:space="preserve"> </w:t>
+      </w:r>
+      <w:r>
+        <w:rPr>
+          <w:rFonts w:cstheme="minorHAnsi"/>
+          <w:b/>
+          <w:sz w:val="24"/>
+          <w:szCs w:val="24"/>
+        </w:rPr>
+        <w:t>XVI</w:t>
+      </w:r>
+      <w:r>
+        <w:rPr>
+          <w:rFonts w:cstheme="minorHAnsi"/>
+          <w:b/>
+          <w:sz w:val="24"/>
+          <w:szCs w:val="24"/>
+          <w:vertAlign w:val="superscript"/>
+        </w:rPr>
+        <w:t>ème</w:t>
+      </w:r>
+    </w:p>
+    <w:p>
+      <w:pPr>
+        <w:rPr>
+          <w:rFonts w:cstheme="minorHAnsi"/>
+          <w:b/>
+          <w:sz w:val="24"/>
+          <w:szCs w:val="24"/>
+          <w:lang w:eastAsia="fr-FR"/>
+        </w:rPr>
+      </w:pPr>
+      <w:r>
+        <w:rPr>
+          <w:rFonts w:cstheme="minorHAnsi"/>
+          <w:b/>
+          <w:sz w:val="24"/>
+          <w:szCs w:val="24"/>
+          <w:lang w:eastAsia="fr-FR"/>
+        </w:rPr>
+        <w:t>Arguments :</w:t>
+      </w:r>
+    </w:p>
+    <w:p>
+      <w:pPr>
+        <w:pStyle w:val="Paragraphedeliste"/>
+        <w:numPr>
+          <w:ilvl w:val="0"/>
+          <w:numId w:val="12"/>
+        </w:numPr>
+        <w:rPr>
+          <w:rFonts w:cstheme="minorHAnsi"/>
+          <w:sz w:val="24"/>
+          <w:szCs w:val="24"/>
+          <w:lang w:eastAsia="fr-FR"/>
+        </w:rPr>
+      </w:pPr>
+      <w:r>
+        <w:rPr>
+          <w:rFonts w:cstheme="minorHAnsi"/>
+          <w:sz w:val="24"/>
+          <w:szCs w:val="24"/>
+          <w:lang w:eastAsia="fr-FR"/>
+        </w:rPr>
+        <w:t>Anthropologie et relativisme culturel : Montaigne observe les différentes cultures humaines et montre qu’aucune ne peut être jugée supérieure de manière absolue.</w:t>
+      </w:r>
+    </w:p>
+    <w:p>
+      <w:pPr>
+        <w:pStyle w:val="Paragraphedeliste"/>
+        <w:numPr>
+          <w:ilvl w:val="0"/>
+          <w:numId w:val="12"/>
+        </w:numPr>
+        <w:rPr>
+          <w:rFonts w:cstheme="minorHAnsi"/>
+          <w:sz w:val="24"/>
+          <w:szCs w:val="24"/>
+          <w:lang w:eastAsia="fr-FR"/>
+        </w:rPr>
+      </w:pPr>
+      <w:r>
+        <w:rPr>
+          <w:rFonts w:cstheme="minorHAnsi"/>
+          <w:sz w:val="24"/>
+          <w:szCs w:val="24"/>
+          <w:lang w:eastAsia="fr-FR"/>
+        </w:rPr>
+        <w:t>Critique du rejet de l’autre : les hommes ont tendance à considérer comme « barbares » les peuples dont les coutumes sont différentes des leurs.</w:t>
+      </w:r>
+    </w:p>
+    <w:p>
+      <w:pPr>
+        <w:pStyle w:val="Paragraphedeliste"/>
+        <w:numPr>
+          <w:ilvl w:val="0"/>
+          <w:numId w:val="12"/>
+        </w:numPr>
+        <w:rPr>
+          <w:rFonts w:cstheme="minorHAnsi"/>
+          <w:sz w:val="24"/>
+          <w:szCs w:val="24"/>
+          <w:lang w:eastAsia="fr-FR"/>
+        </w:rPr>
+      </w:pPr>
+      <w:r>
+        <w:rPr>
+          <w:rFonts w:cstheme="minorHAnsi"/>
+          <w:sz w:val="24"/>
+          <w:szCs w:val="24"/>
+          <w:lang w:eastAsia="fr-FR"/>
+        </w:rPr>
+        <w:t>R</w:t>
+      </w:r>
+      <w:r>
+        <w:rPr>
+          <w:rFonts w:cstheme="minorHAnsi"/>
+          <w:sz w:val="24"/>
+          <w:szCs w:val="24"/>
+          <w:lang w:eastAsia="fr-FR"/>
+        </w:rPr>
+        <w:t>emise en question de l’ethnocentrisme européen : Montaigne critique l’idée selon laquelle la culture européenne serait naturellement meilleure que les autres.</w:t>
+      </w:r>
+    </w:p>
+    <w:p>
+      <w:pPr>
+        <w:pStyle w:val="Paragraphedeliste"/>
+        <w:numPr>
+          <w:ilvl w:val="0"/>
+          <w:numId w:val="12"/>
+        </w:numPr>
+        <w:rPr>
+          <w:rFonts w:cstheme="minorHAnsi"/>
+          <w:sz w:val="24"/>
+          <w:szCs w:val="24"/>
+          <w:lang w:eastAsia="fr-FR"/>
+        </w:rPr>
+      </w:pPr>
+      <w:r>
+        <w:rPr>
+          <w:rFonts w:cstheme="minorHAnsi"/>
+          <w:sz w:val="24"/>
+          <w:szCs w:val="24"/>
+          <w:lang w:eastAsia="fr-FR"/>
+        </w:rPr>
+        <w:t>Violence de la colonisation et de l’évangélisation : au nom de la religion et de la civilisation, les Européens ont commis des massacres et des destructions de peuples.</w:t>
+      </w:r>
+    </w:p>
+    <w:p>
+      <w:pPr>
+        <w:pBdr>
+          <w:bottom w:val="single" w:sz="4" w:space="1" w:color="auto"/>
+        </w:pBdr>
+        <w:rPr>
+          <w:rFonts w:cstheme="minorHAnsi"/>
+          <w:sz w:val="24"/>
+          <w:szCs w:val="24"/>
+          <w:lang w:eastAsia="fr-FR"/>
+        </w:rPr>
+      </w:pPr>
+      <w:r>
+        <w:rPr>
+          <w:rFonts w:ascii="Cambria Math" w:hAnsi="Cambria Math" w:cs="Cambria Math"/>
+          <w:sz w:val="24"/>
+          <w:szCs w:val="24"/>
+          <w:lang w:eastAsia="fr-FR"/>
+        </w:rPr>
+        <w:t>⟶</w:t>
+      </w:r>
+      <w:r>
+        <w:rPr>
+          <w:rFonts w:cstheme="minorHAnsi"/>
+          <w:sz w:val="24"/>
+          <w:szCs w:val="24"/>
+          <w:lang w:eastAsia="fr-FR"/>
+        </w:rPr>
+        <w:t xml:space="preserve"> Montaigne critique le jugement des autres cultures et montre que la prétendue civilisation peut parfois être plus violente que ce qu’elle appelle la barbarie.</w:t>
+      </w:r>
+    </w:p>
+    <w:p>
+      <w:pPr>
+        <w:rPr>
+          <w:rFonts w:cstheme="minorHAnsi"/>
+          <w:sz w:val="24"/>
+          <w:szCs w:val="24"/>
+        </w:rPr>
+      </w:pPr>
+      <w:r>
+        <w:rPr>
+          <w:rFonts w:cstheme="minorHAnsi"/>
+          <w:sz w:val="24"/>
+        </w:rPr>
+        <w:t xml:space="preserve">Claude </w:t>
+      </w:r>
+      <w:proofErr w:type="spellStart"/>
+      <w:r>
+        <w:rPr>
+          <w:rFonts w:cstheme="minorHAnsi"/>
+          <w:sz w:val="24"/>
+        </w:rPr>
+        <w:t>Lévis-Strauss</w:t>
+      </w:r>
+      <w:proofErr w:type="spellEnd"/>
+      <w:r>
+        <w:rPr>
+          <w:rFonts w:cstheme="minorHAnsi"/>
+          <w:sz w:val="24"/>
+        </w:rPr>
+        <w:t xml:space="preserve"> </w:t>
+      </w:r>
+      <w:r>
+        <w:rPr>
+          <w:rFonts w:cstheme="minorHAnsi"/>
+          <w:sz w:val="24"/>
+          <w:szCs w:val="24"/>
+        </w:rPr>
+        <w:t>XX</w:t>
+      </w:r>
+      <w:r>
+        <w:rPr>
+          <w:rFonts w:cstheme="minorHAnsi"/>
+          <w:sz w:val="24"/>
+          <w:szCs w:val="24"/>
+          <w:vertAlign w:val="superscript"/>
+        </w:rPr>
+        <w:t>ème</w:t>
+      </w:r>
+    </w:p>
+    <w:p>
+      <w:pPr>
+        <w:rPr>
+          <w:rFonts w:cstheme="minorHAnsi"/>
+          <w:sz w:val="24"/>
+        </w:rPr>
+      </w:pPr>
+      <w:r>
+        <w:rPr>
+          <w:rFonts w:cstheme="minorHAnsi"/>
+          <w:b/>
+          <w:bCs/>
+          <w:sz w:val="24"/>
+        </w:rPr>
+        <w:t>Citation :</w:t>
+      </w:r>
+      <w:r>
+        <w:rPr>
+          <w:rFonts w:cstheme="minorHAnsi"/>
+          <w:sz w:val="24"/>
+        </w:rPr>
+        <w:t xml:space="preserve"> « </w:t>
+      </w:r>
+      <w:r>
+        <w:rPr>
+          <w:rFonts w:cstheme="minorHAnsi"/>
+          <w:sz w:val="24"/>
+        </w:rPr>
+        <w:t>Le barbare, c’est d’abord l’homme qui croit à la barbarie</w:t>
+      </w:r>
+      <w:r>
+        <w:rPr>
+          <w:rFonts w:cstheme="minorHAnsi"/>
+          <w:sz w:val="24"/>
+        </w:rPr>
+        <w:t> »</w:t>
+      </w:r>
+    </w:p>
+    <w:p>
+      <w:pPr>
+        <w:pStyle w:val="Paragraphedeliste"/>
+        <w:numPr>
+          <w:ilvl w:val="0"/>
+          <w:numId w:val="13"/>
+        </w:numPr>
+        <w:rPr>
+          <w:rFonts w:cstheme="minorHAnsi"/>
+          <w:sz w:val="24"/>
+          <w:szCs w:val="24"/>
+        </w:rPr>
+      </w:pPr>
+      <w:r>
+        <w:rPr>
+          <w:rFonts w:cstheme="minorHAnsi"/>
+          <w:sz w:val="24"/>
+          <w:szCs w:val="24"/>
+        </w:rPr>
+        <w:lastRenderedPageBreak/>
+        <w:t>Anthropologie structurale et relativisme culturel : Lévi-Strauss analyse les structures universelles qui sous-tendent toutes les cultures, montrant que les différences apparentes ne reflètent pas de hiérarchie de valeur.</w:t>
+      </w:r>
+    </w:p>
+    <w:p>
+      <w:pPr>
+        <w:pStyle w:val="Paragraphedeliste"/>
+        <w:numPr>
+          <w:ilvl w:val="0"/>
+          <w:numId w:val="13"/>
+        </w:numPr>
+        <w:rPr>
+          <w:rFonts w:cstheme="minorHAnsi"/>
+          <w:sz w:val="24"/>
+          <w:szCs w:val="24"/>
+        </w:rPr>
+      </w:pPr>
+      <w:r>
+        <w:rPr>
+          <w:rFonts w:cstheme="minorHAnsi"/>
+          <w:sz w:val="24"/>
+          <w:szCs w:val="24"/>
+        </w:rPr>
+        <w:t>Critique de l’ethnocentrisme : Il dénonce la tendance à considérer toute culture différente comme inférieure ou « primitive », rappelant que l’idée de barbarie est souvent construite par le regard de l’Autre.</w:t>
+      </w:r>
+    </w:p>
+    <w:p>
+      <w:pPr>
+        <w:pStyle w:val="Paragraphedeliste"/>
+        <w:numPr>
+          <w:ilvl w:val="0"/>
+          <w:numId w:val="13"/>
+        </w:numPr>
+        <w:rPr>
+          <w:rFonts w:cstheme="minorHAnsi"/>
+          <w:sz w:val="24"/>
+          <w:szCs w:val="24"/>
+        </w:rPr>
+      </w:pPr>
+      <w:r>
+        <w:rPr>
+          <w:rFonts w:cstheme="minorHAnsi"/>
+          <w:sz w:val="24"/>
+          <w:szCs w:val="24"/>
+        </w:rPr>
+        <w:t>Respect de la diversité culturelle : Les sociétés doivent être comprises selon leurs propres logiques et codes, et non jugées selon des critères externes.</w:t>
+      </w:r>
+    </w:p>
+    <w:p>
+      <w:pPr>
+        <w:pStyle w:val="Paragraphedeliste"/>
+        <w:numPr>
+          <w:ilvl w:val="0"/>
+          <w:numId w:val="13"/>
+        </w:numPr>
+        <w:rPr>
+          <w:rFonts w:cstheme="minorHAnsi"/>
+          <w:sz w:val="24"/>
+          <w:szCs w:val="24"/>
+        </w:rPr>
+      </w:pPr>
+      <w:r>
+        <w:rPr>
+          <w:rFonts w:cstheme="minorHAnsi"/>
+          <w:sz w:val="24"/>
+          <w:szCs w:val="24"/>
+        </w:rPr>
+        <w:t>Universalité de l’humanité : Malgré les différences culturelles, Lévi-Strauss insiste sur des fondements communs dans les mythes, les rites et les structures sociales, qui montrent l’unité de la condition humaine.</w:t>
+      </w:r>
+      <w:bookmarkStart w:id="0" w:name="_GoBack"/>
+      <w:bookmarkEnd w:id="0"/>
+    </w:p>
+    <w:p>
+      <w:pPr>
+        <w:rPr>
+          <w:rFonts w:cstheme="minorHAnsi"/>
+          <w:sz w:val="24"/>
+          <w:szCs w:val="24"/>
+        </w:rPr>
+      </w:pPr>
+      <w:r>
+        <w:rPr>
+          <w:rFonts w:ascii="Cambria Math" w:hAnsi="Cambria Math" w:cs="Cambria Math"/>
+          <w:sz w:val="24"/>
+          <w:szCs w:val="24"/>
+        </w:rPr>
+        <w:t>⟶</w:t>
+      </w:r>
+      <w:r>
+        <w:rPr>
+          <w:rFonts w:cstheme="minorHAnsi"/>
+          <w:sz w:val="24"/>
+          <w:szCs w:val="24"/>
+        </w:rPr>
+        <w:t xml:space="preserve"> Lévi-Strauss critique l’ethnocentrisme et rappelle que considérer une autre culture comme « barbare » révèle plus sur le jugement de celui qui regarde que sur celle qui est jugée.</w:t>
+      </w:r>
     </w:p>
     <w:sectPr>
       <w:footerReference w:type="default" r:id="rId8"/>
@@ -2577,7 +3510,7 @@
 </file>
 
 <file path=word/endnotes.xml><?xml version="1.0" encoding="utf-8"?>
-<w:endnotes xmlns:wpc="http://schemas.microsoft.com/office/word/2010/wordprocessingCanvas" xmlns:cx="http://schemas.microsoft.com/office/drawing/2014/chartex" xmlns:cx1="http://schemas.microsoft.com/office/drawing/2015/9/8/chartex" xmlns:cx2="http://schemas.microsoft.com/office/drawing/2015/10/21/chartex" xmlns:cx3="http://schemas.microsoft.com/office/drawing/2016/5/9/chartex" xmlns:cx4="http://schemas.microsoft.com/office/drawing/2016/5/10/chartex" xmlns:cx5="http://schemas.microsoft.com/office/drawing/2016/5/11/chartex" xmlns:cx6="http://schemas.microsoft.com/office/drawing/2016/5/12/chartex" xmlns:cx7="http://schemas.microsoft.com/office/drawing/2016/5/13/chartex" xmlns:cx8="http://schemas.microsoft.com/office/drawing/2016/5/14/chartex" xmlns:mc="http://schemas.openxmlformats.org/markup-compatibility/2006" xmlns:aink="http://schemas.microsoft.com/office/drawing/2016/ink" xmlns:am3d="http://schemas.microsoft.com/office/drawing/2017/model3d" xmlns:o="urn:schemas-microsoft-com:office:office" xmlns:r="http://schemas.openxmlformats.org/officeDocument/2006/relationships" xmlns:m="http://schemas.openxmlformats.org/officeDocument/2006/math" xmlns:v="urn:schemas-microsoft-com:vml" xmlns:wp14="http://schemas.microsoft.com/office/word/2010/wordprocessingDrawing" xmlns:wp="http://schemas.openxmlformats.org/drawingml/2006/wordprocessingDrawing" xmlns:w10="urn:schemas-microsoft-com:office:word" xmlns:w="http://schemas.openxmlformats.org/wordprocessingml/2006/main" xmlns:w14="http://schemas.microsoft.com/office/word/2010/wordml" xmlns:w15="http://schemas.microsoft.com/office/word/2012/wordml" xmlns:w16cex="http://schemas.microsoft.com/office/word/2018/wordml/cex" xmlns:w16cid="http://schemas.microsoft.com/office/word/2016/wordml/cid" xmlns:w16="http://schemas.microsoft.com/office/word/2018/wordml" xmlns:w16sdtdh="http://schemas.microsoft.com/office/word/2020/wordml/sdtdatahash" xmlns:w16se="http://schemas.microsoft.com/office/word/2015/wordml/symex" xmlns:wpg="http://schemas.microsoft.com/office/word/2010/wordprocessingGroup" xmlns:wpi="http://schemas.microsoft.com/office/word/2010/wordprocessingInk" xmlns:wne="http://schemas.microsoft.com/office/word/2006/wordml" xmlns:wps="http://schemas.microsoft.com/office/word/2010/wordprocessingShape" mc:Ignorable="w14 w15 w16se w16cid w16 w16cex w16sdtdh wp14">
+<w:endnotes xmlns:wpc="http://schemas.microsoft.com/office/word/2010/wordprocessingCanvas" xmlns:cx="http://schemas.microsoft.com/office/drawing/2014/chartex" xmlns:cx1="http://schemas.microsoft.com/office/drawing/2015/9/8/chartex" xmlns:mc="http://schemas.openxmlformats.org/markup-compatibility/2006" xmlns:o="urn:schemas-microsoft-com:office:office" xmlns:r="http://schemas.openxmlformats.org/officeDocument/2006/relationships" xmlns:m="http://schemas.openxmlformats.org/officeDocument/2006/math" xmlns:v="urn:schemas-microsoft-com:vml" xmlns:wp14="http://schemas.microsoft.com/office/word/2010/wordprocessingDrawing" xmlns:wp="http://schemas.openxmlformats.org/drawingml/2006/wordprocessingDrawing" xmlns:w10="urn:schemas-microsoft-com:office:word" xmlns:w="http://schemas.openxmlformats.org/wordprocessingml/2006/main" xmlns:w14="http://schemas.microsoft.com/office/word/2010/wordml" xmlns:w15="http://schemas.microsoft.com/office/word/2012/wordml" xmlns:w16se="http://schemas.microsoft.com/office/word/2015/wordml/symex" xmlns:wpg="http://schemas.microsoft.com/office/word/2010/wordprocessingGroup" xmlns:wpi="http://schemas.microsoft.com/office/word/2010/wordprocessingInk" xmlns:wne="http://schemas.microsoft.com/office/word/2006/wordml" xmlns:wps="http://schemas.microsoft.com/office/word/2010/wordprocessingShape" mc:Ignorable="w14 w15 w16se wp14">
   <w:endnote w:type="separator" w:id="-1">
     <w:p>
       <w:pPr>
@@ -2602,7 +3535,7 @@
 </file>
 
 <file path=word/footer1.xml><?xml version="1.0" encoding="utf-8"?>
-<w:ftr xmlns:wpc="http://schemas.microsoft.com/office/word/2010/wordprocessingCanvas" xmlns:cx="http://schemas.microsoft.com/office/drawing/2014/chartex" xmlns:cx1="http://schemas.microsoft.com/office/drawing/2015/9/8/chartex" xmlns:cx2="http://schemas.microsoft.com/office/drawing/2015/10/21/chartex" xmlns:cx3="http://schemas.microsoft.com/office/drawing/2016/5/9/chartex" xmlns:cx4="http://schemas.microsoft.com/office/drawing/2016/5/10/chartex" xmlns:cx5="http://schemas.microsoft.com/office/drawing/2016/5/11/chartex" xmlns:cx6="http://schemas.microsoft.com/office/drawing/2016/5/12/chartex" xmlns:cx7="http://schemas.microsoft.com/office/drawing/2016/5/13/chartex" xmlns:cx8="http://schemas.microsoft.com/office/drawing/2016/5/14/chartex" xmlns:mc="http://schemas.openxmlformats.org/markup-compatibility/2006" xmlns:aink="http://schemas.microsoft.com/office/drawing/2016/ink" xmlns:am3d="http://schemas.microsoft.com/office/drawing/2017/model3d" xmlns:o="urn:schemas-microsoft-com:office:office" xmlns:r="http://schemas.openxmlformats.org/officeDocument/2006/relationships" xmlns:m="http://schemas.openxmlformats.org/officeDocument/2006/math" xmlns:v="urn:schemas-microsoft-com:vml" xmlns:wp14="http://schemas.microsoft.com/office/word/2010/wordprocessingDrawing" xmlns:wp="http://schemas.openxmlformats.org/drawingml/2006/wordprocessingDrawing" xmlns:w10="urn:schemas-microsoft-com:office:word" xmlns:w="http://schemas.openxmlformats.org/wordprocessingml/2006/main" xmlns:w14="http://schemas.microsoft.com/office/word/2010/wordml" xmlns:w15="http://schemas.microsoft.com/office/word/2012/wordml" xmlns:w16cex="http://schemas.microsoft.com/office/word/2018/wordml/cex" xmlns:w16cid="http://schemas.microsoft.com/office/word/2016/wordml/cid" xmlns:w16="http://schemas.microsoft.com/office/word/2018/wordml" xmlns:w16sdtdh="http://schemas.microsoft.com/office/word/2020/wordml/sdtdatahash" xmlns:w16se="http://schemas.microsoft.com/office/word/2015/wordml/symex" xmlns:wpg="http://schemas.microsoft.com/office/word/2010/wordprocessingGroup" xmlns:wpi="http://schemas.microsoft.com/office/word/2010/wordprocessingInk" xmlns:wne="http://schemas.microsoft.com/office/word/2006/wordml" xmlns:wps="http://schemas.microsoft.com/office/word/2010/wordprocessingShape" mc:Ignorable="w14 w15 w16se w16cid w16 w16cex w16sdtdh wp14">
+<w:ftr xmlns:wpc="http://schemas.microsoft.com/office/word/2010/wordprocessingCanvas" xmlns:cx="http://schemas.microsoft.com/office/drawing/2014/chartex" xmlns:cx1="http://schemas.microsoft.com/office/drawing/2015/9/8/chartex" xmlns:mc="http://schemas.openxmlformats.org/markup-compatibility/2006" xmlns:o="urn:schemas-microsoft-com:office:office" xmlns:r="http://schemas.openxmlformats.org/officeDocument/2006/relationships" xmlns:m="http://schemas.openxmlformats.org/officeDocument/2006/math" xmlns:v="urn:schemas-microsoft-com:vml" xmlns:wp14="http://schemas.microsoft.com/office/word/2010/wordprocessingDrawing" xmlns:wp="http://schemas.openxmlformats.org/drawingml/2006/wordprocessingDrawing" xmlns:w10="urn:schemas-microsoft-com:office:word" xmlns:w="http://schemas.openxmlformats.org/wordprocessingml/2006/main" xmlns:w14="http://schemas.microsoft.com/office/word/2010/wordml" xmlns:w15="http://schemas.microsoft.com/office/word/2012/wordml" xmlns:w16se="http://schemas.microsoft.com/office/word/2015/wordml/symex" xmlns:wpg="http://schemas.microsoft.com/office/word/2010/wordprocessingGroup" xmlns:wpi="http://schemas.microsoft.com/office/word/2010/wordprocessingInk" xmlns:wne="http://schemas.microsoft.com/office/word/2006/wordml" xmlns:wps="http://schemas.microsoft.com/office/word/2010/wordprocessingShape" mc:Ignorable="w14 w15 w16se wp14">
   <w:p>
     <w:pPr>
       <w:pStyle w:val="Pieddepage"/>
@@ -2636,9 +3569,10 @@
     <w:r>
       <w:rPr>
         <w:caps/>
+        <w:noProof/>
         <w:color w:val="5B9BD5" w:themeColor="accent1"/>
       </w:rPr>
-      <w:t>2</w:t>
+      <w:t>5</w:t>
     </w:r>
     <w:r>
       <w:rPr>
@@ -2657,7 +3591,7 @@
 </file>
 
 <file path=word/footnotes.xml><?xml version="1.0" encoding="utf-8"?>
-<w:footnotes xmlns:wpc="http://schemas.microsoft.com/office/word/2010/wordprocessingCanvas" xmlns:cx="http://schemas.microsoft.com/office/drawing/2014/chartex" xmlns:cx1="http://schemas.microsoft.com/office/drawing/2015/9/8/chartex" xmlns:cx2="http://schemas.microsoft.com/office/drawing/2015/10/21/chartex" xmlns:cx3="http://schemas.microsoft.com/office/drawing/2016/5/9/chartex" xmlns:cx4="http://schemas.microsoft.com/office/drawing/2016/5/10/chartex" xmlns:cx5="http://schemas.microsoft.com/office/drawing/2016/5/11/chartex" xmlns:cx6="http://schemas.microsoft.com/office/drawing/2016/5/12/chartex" xmlns:cx7="http://schemas.microsoft.com/office/drawing/2016/5/13/chartex" xmlns:cx8="http://schemas.microsoft.com/office/drawing/2016/5/14/chartex" xmlns:mc="http://schemas.openxmlformats.org/markup-compatibility/2006" xmlns:aink="http://schemas.microsoft.com/office/drawing/2016/ink" xmlns:am3d="http://schemas.microsoft.com/office/drawing/2017/model3d" xmlns:o="urn:schemas-microsoft-com:office:office" xmlns:r="http://schemas.openxmlformats.org/officeDocument/2006/relationships" xmlns:m="http://schemas.openxmlformats.org/officeDocument/2006/math" xmlns:v="urn:schemas-microsoft-com:vml" xmlns:wp14="http://schemas.microsoft.com/office/word/2010/wordprocessingDrawing" xmlns:wp="http://schemas.openxmlformats.org/drawingml/2006/wordprocessingDrawing" xmlns:w10="urn:schemas-microsoft-com:office:word" xmlns:w="http://schemas.openxmlformats.org/wordprocessingml/2006/main" xmlns:w14="http://schemas.microsoft.com/office/word/2010/wordml" xmlns:w15="http://schemas.microsoft.com/office/word/2012/wordml" xmlns:w16cex="http://schemas.microsoft.com/office/word/2018/wordml/cex" xmlns:w16cid="http://schemas.microsoft.com/office/word/2016/wordml/cid" xmlns:w16="http://schemas.microsoft.com/office/word/2018/wordml" xmlns:w16sdtdh="http://schemas.microsoft.com/office/word/2020/wordml/sdtdatahash" xmlns:w16se="http://schemas.microsoft.com/office/word/2015/wordml/symex" xmlns:wpg="http://schemas.microsoft.com/office/word/2010/wordprocessingGroup" xmlns:wpi="http://schemas.microsoft.com/office/word/2010/wordprocessingInk" xmlns:wne="http://schemas.microsoft.com/office/word/2006/wordml" xmlns:wps="http://schemas.microsoft.com/office/word/2010/wordprocessingShape" mc:Ignorable="w14 w15 w16se w16cid w16 w16cex w16sdtdh wp14">
+<w:footnotes xmlns:wpc="http://schemas.microsoft.com/office/word/2010/wordprocessingCanvas" xmlns:cx="http://schemas.microsoft.com/office/drawing/2014/chartex" xmlns:cx1="http://schemas.microsoft.com/office/drawing/2015/9/8/chartex" xmlns:mc="http://schemas.openxmlformats.org/markup-compatibility/2006" xmlns:o="urn:schemas-microsoft-com:office:office" xmlns:r="http://schemas.openxmlformats.org/officeDocument/2006/relationships" xmlns:m="http://schemas.openxmlformats.org/officeDocument/2006/math" xmlns:v="urn:schemas-microsoft-com:vml" xmlns:wp14="http://schemas.microsoft.com/office/word/2010/wordprocessingDrawing" xmlns:wp="http://schemas.openxmlformats.org/drawingml/2006/wordprocessingDrawing" xmlns:w10="urn:schemas-microsoft-com:office:word" xmlns:w="http://schemas.openxmlformats.org/wordprocessingml/2006/main" xmlns:w14="http://schemas.microsoft.com/office/word/2010/wordml" xmlns:w15="http://schemas.microsoft.com/office/word/2012/wordml" xmlns:w16se="http://schemas.microsoft.com/office/word/2015/wordml/symex" xmlns:wpg="http://schemas.microsoft.com/office/word/2010/wordprocessingGroup" xmlns:wpi="http://schemas.microsoft.com/office/word/2010/wordprocessingInk" xmlns:wne="http://schemas.microsoft.com/office/word/2006/wordml" xmlns:wps="http://schemas.microsoft.com/office/word/2010/wordprocessingShape" mc:Ignorable="w14 w15 w16se wp14">
   <w:footnote w:type="separator" w:id="-1">
     <w:p>
       <w:pPr>
@@ -2682,7 +3616,7 @@
 </file>
 
 <file path=word/numbering.xml><?xml version="1.0" encoding="utf-8"?>
-<w:numbering xmlns:wpc="http://schemas.microsoft.com/office/word/2010/wordprocessingCanvas" xmlns:cx="http://schemas.microsoft.com/office/drawing/2014/chartex" xmlns:cx1="http://schemas.microsoft.com/office/drawing/2015/9/8/chartex" xmlns:cx2="http://schemas.microsoft.com/office/drawing/2015/10/21/chartex" xmlns:cx3="http://schemas.microsoft.com/office/drawing/2016/5/9/chartex" xmlns:cx4="http://schemas.microsoft.com/office/drawing/2016/5/10/chartex" xmlns:cx5="http://schemas.microsoft.com/office/drawing/2016/5/11/chartex" xmlns:cx6="http://schemas.microsoft.com/office/drawing/2016/5/12/chartex" xmlns:cx7="http://schemas.microsoft.com/office/drawing/2016/5/13/chartex" xmlns:cx8="http://schemas.microsoft.com/office/drawing/2016/5/14/chartex" xmlns:mc="http://schemas.openxmlformats.org/markup-compatibility/2006" xmlns:aink="http://schemas.microsoft.com/office/drawing/2016/ink" xmlns:am3d="http://schemas.microsoft.com/office/drawing/2017/model3d" xmlns:o="urn:schemas-microsoft-com:office:office" xmlns:r="http://schemas.openxmlformats.org/officeDocument/2006/relationships" xmlns:m="http://schemas.openxmlformats.org/officeDocument/2006/math" xmlns:v="urn:schemas-microsoft-com:vml" xmlns:wp14="http://schemas.microsoft.com/office/word/2010/wordprocessingDrawing" xmlns:wp="http://schemas.openxmlformats.org/drawingml/2006/wordprocessingDrawing" xmlns:w10="urn:schemas-microsoft-com:office:word" xmlns:w="http://schemas.openxmlformats.org/wordprocessingml/2006/main" xmlns:w14="http://schemas.microsoft.com/office/word/2010/wordml" xmlns:w15="http://schemas.microsoft.com/office/word/2012/wordml" xmlns:w16cex="http://schemas.microsoft.com/office/word/2018/wordml/cex" xmlns:w16cid="http://schemas.microsoft.com/office/word/2016/wordml/cid" xmlns:w16="http://schemas.microsoft.com/office/word/2018/wordml" xmlns:w16sdtdh="http://schemas.microsoft.com/office/word/2020/wordml/sdtdatahash" xmlns:w16se="http://schemas.microsoft.com/office/word/2015/wordml/symex" xmlns:wpg="http://schemas.microsoft.com/office/word/2010/wordprocessingGroup" xmlns:wpi="http://schemas.microsoft.com/office/word/2010/wordprocessingInk" xmlns:wne="http://schemas.microsoft.com/office/word/2006/wordml" xmlns:wps="http://schemas.microsoft.com/office/word/2010/wordprocessingShape" mc:Ignorable="w14 w15 w16se w16cid w16 w16cex w16sdtdh wp14">
+<w:numbering xmlns:wpc="http://schemas.microsoft.com/office/word/2010/wordprocessingCanvas" xmlns:cx="http://schemas.microsoft.com/office/drawing/2014/chartex" xmlns:cx1="http://schemas.microsoft.com/office/drawing/2015/9/8/chartex" xmlns:mc="http://schemas.openxmlformats.org/markup-compatibility/2006" xmlns:o="urn:schemas-microsoft-com:office:office" xmlns:r="http://schemas.openxmlformats.org/officeDocument/2006/relationships" xmlns:m="http://schemas.openxmlformats.org/officeDocument/2006/math" xmlns:v="urn:schemas-microsoft-com:vml" xmlns:wp14="http://schemas.microsoft.com/office/word/2010/wordprocessingDrawing" xmlns:wp="http://schemas.openxmlformats.org/drawingml/2006/wordprocessingDrawing" xmlns:w10="urn:schemas-microsoft-com:office:word" xmlns:w="http://schemas.openxmlformats.org/wordprocessingml/2006/main" xmlns:w14="http://schemas.microsoft.com/office/word/2010/wordml" xmlns:w15="http://schemas.microsoft.com/office/word/2012/wordml" xmlns:w16se="http://schemas.microsoft.com/office/word/2015/wordml/symex" xmlns:wpg="http://schemas.microsoft.com/office/word/2010/wordprocessingGroup" xmlns:wpi="http://schemas.microsoft.com/office/word/2010/wordprocessingInk" xmlns:wne="http://schemas.microsoft.com/office/word/2006/wordml" xmlns:wps="http://schemas.microsoft.com/office/word/2010/wordprocessingShape" mc:Ignorable="w14 w15 w16se wp14">
   <w:abstractNum w:abstractNumId="0" w15:restartNumberingAfterBreak="0">
     <w:nsid w:val="05EA1F32"/>
     <w:multiLevelType w:val="hybridMultilevel"/>
@@ -2797,6 +3731,119 @@
     </w:lvl>
   </w:abstractNum>
   <w:abstractNum w:abstractNumId="1" w15:restartNumberingAfterBreak="0">
+    <w:nsid w:val="0F8D49E4"/>
+    <w:multiLevelType w:val="hybridMultilevel"/>
+    <w:tmpl w:val="C8AE40BA"/>
+    <w:lvl w:ilvl="0" w:tplc="040C0001">
+      <w:start w:val="1"/>
+      <w:numFmt w:val="bullet"/>
+      <w:lvlText w:val=""/>
+      <w:lvlJc w:val="left"/>
+      <w:pPr>
+        <w:ind w:left="720" w:hanging="360"/>
+      </w:pPr>
+      <w:rPr>
+        <w:rFonts w:ascii="Symbol" w:hAnsi="Symbol" w:hint="default"/>
+      </w:rPr>
+    </w:lvl>
+    <w:lvl w:ilvl="1" w:tplc="040C0003" w:tentative="1">
+      <w:start w:val="1"/>
+      <w:numFmt w:val="bullet"/>
+      <w:lvlText w:val="o"/>
+      <w:lvlJc w:val="left"/>
+      <w:pPr>
+        <w:ind w:left="1440" w:hanging="360"/>
+      </w:pPr>
+      <w:rPr>
+        <w:rFonts w:ascii="Courier New" w:hAnsi="Courier New" w:cs="Courier New" w:hint="default"/>
+      </w:rPr>
+    </w:lvl>
+    <w:lvl w:ilvl="2" w:tplc="040C0005" w:tentative="1">
+      <w:start w:val="1"/>
+      <w:numFmt w:val="bullet"/>
+      <w:lvlText w:val=""/>
+      <w:lvlJc w:val="left"/>
+      <w:pPr>
+        <w:ind w:left="2160" w:hanging="360"/>
+      </w:pPr>
+      <w:rPr>
+        <w:rFonts w:ascii="Wingdings" w:hAnsi="Wingdings" w:hint="default"/>
+      </w:rPr>
+    </w:lvl>
+    <w:lvl w:ilvl="3" w:tplc="040C0001" w:tentative="1">
+      <w:start w:val="1"/>
+      <w:numFmt w:val="bullet"/>
+      <w:lvlText w:val=""/>
+      <w:lvlJc w:val="left"/>
+      <w:pPr>
+        <w:ind w:left="2880" w:hanging="360"/>
+      </w:pPr>
+      <w:rPr>
+        <w:rFonts w:ascii="Symbol" w:hAnsi="Symbol" w:hint="default"/>
+      </w:rPr>
+    </w:lvl>
+    <w:lvl w:ilvl="4" w:tplc="040C0003" w:tentative="1">
+      <w:start w:val="1"/>
+      <w:numFmt w:val="bullet"/>
+      <w:lvlText w:val="o"/>
+      <w:lvlJc w:val="left"/>
+      <w:pPr>
+        <w:ind w:left="3600" w:hanging="360"/>
+      </w:pPr>
+      <w:rPr>
+        <w:rFonts w:ascii="Courier New" w:hAnsi="Courier New" w:cs="Courier New" w:hint="default"/>
+      </w:rPr>
+    </w:lvl>
+    <w:lvl w:ilvl="5" w:tplc="040C0005" w:tentative="1">
+      <w:start w:val="1"/>
+      <w:numFmt w:val="bullet"/>
+      <w:lvlText w:val=""/>
+      <w:lvlJc w:val="left"/>
+      <w:pPr>
+        <w:ind w:left="4320" w:hanging="360"/>
+      </w:pPr>
+      <w:rPr>
+        <w:rFonts w:ascii="Wingdings" w:hAnsi="Wingdings" w:hint="default"/>
+      </w:rPr>
+    </w:lvl>
+    <w:lvl w:ilvl="6" w:tplc="040C0001" w:tentative="1">
+      <w:start w:val="1"/>
+      <w:numFmt w:val="bullet"/>
+      <w:lvlText w:val=""/>
+      <w:lvlJc w:val="left"/>
+      <w:pPr>
+        <w:ind w:left="5040" w:hanging="360"/>
+      </w:pPr>
+      <w:rPr>
+        <w:rFonts w:ascii="Symbol" w:hAnsi="Symbol" w:hint="default"/>
+      </w:rPr>
+    </w:lvl>
+    <w:lvl w:ilvl="7" w:tplc="040C0003" w:tentative="1">
+      <w:start w:val="1"/>
+      <w:numFmt w:val="bullet"/>
+      <w:lvlText w:val="o"/>
+      <w:lvlJc w:val="left"/>
+      <w:pPr>
+        <w:ind w:left="5760" w:hanging="360"/>
+      </w:pPr>
+      <w:rPr>
+        <w:rFonts w:ascii="Courier New" w:hAnsi="Courier New" w:cs="Courier New" w:hint="default"/>
+      </w:rPr>
+    </w:lvl>
+    <w:lvl w:ilvl="8" w:tplc="040C0005" w:tentative="1">
+      <w:start w:val="1"/>
+      <w:numFmt w:val="bullet"/>
+      <w:lvlText w:val=""/>
+      <w:lvlJc w:val="left"/>
+      <w:pPr>
+        <w:ind w:left="6480" w:hanging="360"/>
+      </w:pPr>
+      <w:rPr>
+        <w:rFonts w:ascii="Wingdings" w:hAnsi="Wingdings" w:hint="default"/>
+      </w:rPr>
+    </w:lvl>
+  </w:abstractNum>
+  <w:abstractNum w:abstractNumId="2" w15:restartNumberingAfterBreak="0">
     <w:nsid w:val="143A3B26"/>
     <w:multiLevelType w:val="hybridMultilevel"/>
     <w:tmpl w:val="AED49D3E"/>
@@ -2882,7 +3929,120 @@
       </w:pPr>
     </w:lvl>
   </w:abstractNum>
-  <w:abstractNum w:abstractNumId="2" w15:restartNumberingAfterBreak="0">
+  <w:abstractNum w:abstractNumId="3" w15:restartNumberingAfterBreak="0">
+    <w:nsid w:val="19FB6B17"/>
+    <w:multiLevelType w:val="hybridMultilevel"/>
+    <w:tmpl w:val="5D667608"/>
+    <w:lvl w:ilvl="0" w:tplc="040C0001">
+      <w:start w:val="1"/>
+      <w:numFmt w:val="bullet"/>
+      <w:lvlText w:val=""/>
+      <w:lvlJc w:val="left"/>
+      <w:pPr>
+        <w:ind w:left="720" w:hanging="360"/>
+      </w:pPr>
+      <w:rPr>
+        <w:rFonts w:ascii="Symbol" w:hAnsi="Symbol" w:hint="default"/>
+      </w:rPr>
+    </w:lvl>
+    <w:lvl w:ilvl="1" w:tplc="040C0003" w:tentative="1">
+      <w:start w:val="1"/>
+      <w:numFmt w:val="bullet"/>
+      <w:lvlText w:val="o"/>
+      <w:lvlJc w:val="left"/>
+      <w:pPr>
+        <w:ind w:left="1440" w:hanging="360"/>
+      </w:pPr>
+      <w:rPr>
+        <w:rFonts w:ascii="Courier New" w:hAnsi="Courier New" w:cs="Courier New" w:hint="default"/>
+      </w:rPr>
+    </w:lvl>
+    <w:lvl w:ilvl="2" w:tplc="040C0005" w:tentative="1">
+      <w:start w:val="1"/>
+      <w:numFmt w:val="bullet"/>
+      <w:lvlText w:val=""/>
+      <w:lvlJc w:val="left"/>
+      <w:pPr>
+        <w:ind w:left="2160" w:hanging="360"/>
+      </w:pPr>
+      <w:rPr>
+        <w:rFonts w:ascii="Wingdings" w:hAnsi="Wingdings" w:hint="default"/>
+      </w:rPr>
+    </w:lvl>
+    <w:lvl w:ilvl="3" w:tplc="040C0001" w:tentative="1">
+      <w:start w:val="1"/>
+      <w:numFmt w:val="bullet"/>
+      <w:lvlText w:val=""/>
+      <w:lvlJc w:val="left"/>
+      <w:pPr>
+        <w:ind w:left="2880" w:hanging="360"/>
+      </w:pPr>
+      <w:rPr>
+        <w:rFonts w:ascii="Symbol" w:hAnsi="Symbol" w:hint="default"/>
+      </w:rPr>
+    </w:lvl>
+    <w:lvl w:ilvl="4" w:tplc="040C0003" w:tentative="1">
+      <w:start w:val="1"/>
+      <w:numFmt w:val="bullet"/>
+      <w:lvlText w:val="o"/>
+      <w:lvlJc w:val="left"/>
+      <w:pPr>
+        <w:ind w:left="3600" w:hanging="360"/>
+      </w:pPr>
+      <w:rPr>
+        <w:rFonts w:ascii="Courier New" w:hAnsi="Courier New" w:cs="Courier New" w:hint="default"/>
+      </w:rPr>
+    </w:lvl>
+    <w:lvl w:ilvl="5" w:tplc="040C0005" w:tentative="1">
+      <w:start w:val="1"/>
+      <w:numFmt w:val="bullet"/>
+      <w:lvlText w:val=""/>
+      <w:lvlJc w:val="left"/>
+      <w:pPr>
+        <w:ind w:left="4320" w:hanging="360"/>
+      </w:pPr>
+      <w:rPr>
+        <w:rFonts w:ascii="Wingdings" w:hAnsi="Wingdings" w:hint="default"/>
+      </w:rPr>
+    </w:lvl>
+    <w:lvl w:ilvl="6" w:tplc="040C0001" w:tentative="1">
+      <w:start w:val="1"/>
+      <w:numFmt w:val="bullet"/>
+      <w:lvlText w:val=""/>
+      <w:lvlJc w:val="left"/>
+      <w:pPr>
+        <w:ind w:left="5040" w:hanging="360"/>
+      </w:pPr>
+      <w:rPr>
+        <w:rFonts w:ascii="Symbol" w:hAnsi="Symbol" w:hint="default"/>
+      </w:rPr>
+    </w:lvl>
+    <w:lvl w:ilvl="7" w:tplc="040C0003" w:tentative="1">
+      <w:start w:val="1"/>
+      <w:numFmt w:val="bullet"/>
+      <w:lvlText w:val="o"/>
+      <w:lvlJc w:val="left"/>
+      <w:pPr>
+        <w:ind w:left="5760" w:hanging="360"/>
+      </w:pPr>
+      <w:rPr>
+        <w:rFonts w:ascii="Courier New" w:hAnsi="Courier New" w:cs="Courier New" w:hint="default"/>
+      </w:rPr>
+    </w:lvl>
+    <w:lvl w:ilvl="8" w:tplc="040C0005" w:tentative="1">
+      <w:start w:val="1"/>
+      <w:numFmt w:val="bullet"/>
+      <w:lvlText w:val=""/>
+      <w:lvlJc w:val="left"/>
+      <w:pPr>
+        <w:ind w:left="6480" w:hanging="360"/>
+      </w:pPr>
+      <w:rPr>
+        <w:rFonts w:ascii="Wingdings" w:hAnsi="Wingdings" w:hint="default"/>
+      </w:rPr>
+    </w:lvl>
+  </w:abstractNum>
+  <w:abstractNum w:abstractNumId="4" w15:restartNumberingAfterBreak="0">
     <w:nsid w:val="1CC7271C"/>
     <w:multiLevelType w:val="hybridMultilevel"/>
     <w:tmpl w:val="1B10ADC6"/>
@@ -2995,7 +4155,120 @@
       </w:rPr>
     </w:lvl>
   </w:abstractNum>
-  <w:abstractNum w:abstractNumId="3" w15:restartNumberingAfterBreak="0">
+  <w:abstractNum w:abstractNumId="5" w15:restartNumberingAfterBreak="0">
+    <w:nsid w:val="2E18194C"/>
+    <w:multiLevelType w:val="hybridMultilevel"/>
+    <w:tmpl w:val="470E3430"/>
+    <w:lvl w:ilvl="0" w:tplc="040C0001">
+      <w:start w:val="1"/>
+      <w:numFmt w:val="bullet"/>
+      <w:lvlText w:val=""/>
+      <w:lvlJc w:val="left"/>
+      <w:pPr>
+        <w:ind w:left="720" w:hanging="360"/>
+      </w:pPr>
+      <w:rPr>
+        <w:rFonts w:ascii="Symbol" w:hAnsi="Symbol" w:hint="default"/>
+      </w:rPr>
+    </w:lvl>
+    <w:lvl w:ilvl="1" w:tplc="040C0003" w:tentative="1">
+      <w:start w:val="1"/>
+      <w:numFmt w:val="bullet"/>
+      <w:lvlText w:val="o"/>
+      <w:lvlJc w:val="left"/>
+      <w:pPr>
+        <w:ind w:left="1440" w:hanging="360"/>
+      </w:pPr>
+      <w:rPr>
+        <w:rFonts w:ascii="Courier New" w:hAnsi="Courier New" w:cs="Courier New" w:hint="default"/>
+      </w:rPr>
+    </w:lvl>
+    <w:lvl w:ilvl="2" w:tplc="040C0005" w:tentative="1">
+      <w:start w:val="1"/>
+      <w:numFmt w:val="bullet"/>
+      <w:lvlText w:val=""/>
+      <w:lvlJc w:val="left"/>
+      <w:pPr>
+        <w:ind w:left="2160" w:hanging="360"/>
+      </w:pPr>
+      <w:rPr>
+        <w:rFonts w:ascii="Wingdings" w:hAnsi="Wingdings" w:hint="default"/>
+      </w:rPr>
+    </w:lvl>
+    <w:lvl w:ilvl="3" w:tplc="040C0001" w:tentative="1">
+      <w:start w:val="1"/>
+      <w:numFmt w:val="bullet"/>
+      <w:lvlText w:val=""/>
+      <w:lvlJc w:val="left"/>
+      <w:pPr>
+        <w:ind w:left="2880" w:hanging="360"/>
+      </w:pPr>
+      <w:rPr>
+        <w:rFonts w:ascii="Symbol" w:hAnsi="Symbol" w:hint="default"/>
+      </w:rPr>
+    </w:lvl>
+    <w:lvl w:ilvl="4" w:tplc="040C0003" w:tentative="1">
+      <w:start w:val="1"/>
+      <w:numFmt w:val="bullet"/>
+      <w:lvlText w:val="o"/>
+      <w:lvlJc w:val="left"/>
+      <w:pPr>
+        <w:ind w:left="3600" w:hanging="360"/>
+      </w:pPr>
+      <w:rPr>
+        <w:rFonts w:ascii="Courier New" w:hAnsi="Courier New" w:cs="Courier New" w:hint="default"/>
+      </w:rPr>
+    </w:lvl>
+    <w:lvl w:ilvl="5" w:tplc="040C0005" w:tentative="1">
+      <w:start w:val="1"/>
+      <w:numFmt w:val="bullet"/>
+      <w:lvlText w:val=""/>
+      <w:lvlJc w:val="left"/>
+      <w:pPr>
+        <w:ind w:left="4320" w:hanging="360"/>
+      </w:pPr>
+      <w:rPr>
+        <w:rFonts w:ascii="Wingdings" w:hAnsi="Wingdings" w:hint="default"/>
+      </w:rPr>
+    </w:lvl>
+    <w:lvl w:ilvl="6" w:tplc="040C0001" w:tentative="1">
+      <w:start w:val="1"/>
+      <w:numFmt w:val="bullet"/>
+      <w:lvlText w:val=""/>
+      <w:lvlJc w:val="left"/>
+      <w:pPr>
+        <w:ind w:left="5040" w:hanging="360"/>
+      </w:pPr>
+      <w:rPr>
+        <w:rFonts w:ascii="Symbol" w:hAnsi="Symbol" w:hint="default"/>
+      </w:rPr>
+    </w:lvl>
+    <w:lvl w:ilvl="7" w:tplc="040C0003" w:tentative="1">
+      <w:start w:val="1"/>
+      <w:numFmt w:val="bullet"/>
+      <w:lvlText w:val="o"/>
+      <w:lvlJc w:val="left"/>
+      <w:pPr>
+        <w:ind w:left="5760" w:hanging="360"/>
+      </w:pPr>
+      <w:rPr>
+        <w:rFonts w:ascii="Courier New" w:hAnsi="Courier New" w:cs="Courier New" w:hint="default"/>
+      </w:rPr>
+    </w:lvl>
+    <w:lvl w:ilvl="8" w:tplc="040C0005" w:tentative="1">
+      <w:start w:val="1"/>
+      <w:numFmt w:val="bullet"/>
+      <w:lvlText w:val=""/>
+      <w:lvlJc w:val="left"/>
+      <w:pPr>
+        <w:ind w:left="6480" w:hanging="360"/>
+      </w:pPr>
+      <w:rPr>
+        <w:rFonts w:ascii="Wingdings" w:hAnsi="Wingdings" w:hint="default"/>
+      </w:rPr>
+    </w:lvl>
+  </w:abstractNum>
+  <w:abstractNum w:abstractNumId="6" w15:restartNumberingAfterBreak="0">
     <w:nsid w:val="34043178"/>
     <w:multiLevelType w:val="hybridMultilevel"/>
     <w:tmpl w:val="0F2A3092"/>
@@ -3108,7 +4381,120 @@
       </w:rPr>
     </w:lvl>
   </w:abstractNum>
-  <w:abstractNum w:abstractNumId="4" w15:restartNumberingAfterBreak="0">
+  <w:abstractNum w:abstractNumId="7" w15:restartNumberingAfterBreak="0">
+    <w:nsid w:val="34683596"/>
+    <w:multiLevelType w:val="hybridMultilevel"/>
+    <w:tmpl w:val="DC2AC3E2"/>
+    <w:lvl w:ilvl="0" w:tplc="040C0001">
+      <w:start w:val="1"/>
+      <w:numFmt w:val="bullet"/>
+      <w:lvlText w:val=""/>
+      <w:lvlJc w:val="left"/>
+      <w:pPr>
+        <w:ind w:left="720" w:hanging="360"/>
+      </w:pPr>
+      <w:rPr>
+        <w:rFonts w:ascii="Symbol" w:hAnsi="Symbol" w:hint="default"/>
+      </w:rPr>
+    </w:lvl>
+    <w:lvl w:ilvl="1" w:tplc="040C0003" w:tentative="1">
+      <w:start w:val="1"/>
+      <w:numFmt w:val="bullet"/>
+      <w:lvlText w:val="o"/>
+      <w:lvlJc w:val="left"/>
+      <w:pPr>
+        <w:ind w:left="1440" w:hanging="360"/>
+      </w:pPr>
+      <w:rPr>
+        <w:rFonts w:ascii="Courier New" w:hAnsi="Courier New" w:cs="Courier New" w:hint="default"/>
+      </w:rPr>
+    </w:lvl>
+    <w:lvl w:ilvl="2" w:tplc="040C0005" w:tentative="1">
+      <w:start w:val="1"/>
+      <w:numFmt w:val="bullet"/>
+      <w:lvlText w:val=""/>
+      <w:lvlJc w:val="left"/>
+      <w:pPr>
+        <w:ind w:left="2160" w:hanging="360"/>
+      </w:pPr>
+      <w:rPr>
+        <w:rFonts w:ascii="Wingdings" w:hAnsi="Wingdings" w:hint="default"/>
+      </w:rPr>
+    </w:lvl>
+    <w:lvl w:ilvl="3" w:tplc="040C0001" w:tentative="1">
+      <w:start w:val="1"/>
+      <w:numFmt w:val="bullet"/>
+      <w:lvlText w:val=""/>
+      <w:lvlJc w:val="left"/>
+      <w:pPr>
+        <w:ind w:left="2880" w:hanging="360"/>
+      </w:pPr>
+      <w:rPr>
+        <w:rFonts w:ascii="Symbol" w:hAnsi="Symbol" w:hint="default"/>
+      </w:rPr>
+    </w:lvl>
+    <w:lvl w:ilvl="4" w:tplc="040C0003" w:tentative="1">
+      <w:start w:val="1"/>
+      <w:numFmt w:val="bullet"/>
+      <w:lvlText w:val="o"/>
+      <w:lvlJc w:val="left"/>
+      <w:pPr>
+        <w:ind w:left="3600" w:hanging="360"/>
+      </w:pPr>
+      <w:rPr>
+        <w:rFonts w:ascii="Courier New" w:hAnsi="Courier New" w:cs="Courier New" w:hint="default"/>
+      </w:rPr>
+    </w:lvl>
+    <w:lvl w:ilvl="5" w:tplc="040C0005" w:tentative="1">
+      <w:start w:val="1"/>
+      <w:numFmt w:val="bullet"/>
+      <w:lvlText w:val=""/>
+      <w:lvlJc w:val="left"/>
+      <w:pPr>
+        <w:ind w:left="4320" w:hanging="360"/>
+      </w:pPr>
+      <w:rPr>
+        <w:rFonts w:ascii="Wingdings" w:hAnsi="Wingdings" w:hint="default"/>
+      </w:rPr>
+    </w:lvl>
+    <w:lvl w:ilvl="6" w:tplc="040C0001" w:tentative="1">
+      <w:start w:val="1"/>
+      <w:numFmt w:val="bullet"/>
+      <w:lvlText w:val=""/>
+      <w:lvlJc w:val="left"/>
+      <w:pPr>
+        <w:ind w:left="5040" w:hanging="360"/>
+      </w:pPr>
+      <w:rPr>
+        <w:rFonts w:ascii="Symbol" w:hAnsi="Symbol" w:hint="default"/>
+      </w:rPr>
+    </w:lvl>
+    <w:lvl w:ilvl="7" w:tplc="040C0003" w:tentative="1">
+      <w:start w:val="1"/>
+      <w:numFmt w:val="bullet"/>
+      <w:lvlText w:val="o"/>
+      <w:lvlJc w:val="left"/>
+      <w:pPr>
+        <w:ind w:left="5760" w:hanging="360"/>
+      </w:pPr>
+      <w:rPr>
+        <w:rFonts w:ascii="Courier New" w:hAnsi="Courier New" w:cs="Courier New" w:hint="default"/>
+      </w:rPr>
+    </w:lvl>
+    <w:lvl w:ilvl="8" w:tplc="040C0005" w:tentative="1">
+      <w:start w:val="1"/>
+      <w:numFmt w:val="bullet"/>
+      <w:lvlText w:val=""/>
+      <w:lvlJc w:val="left"/>
+      <w:pPr>
+        <w:ind w:left="6480" w:hanging="360"/>
+      </w:pPr>
+      <w:rPr>
+        <w:rFonts w:ascii="Wingdings" w:hAnsi="Wingdings" w:hint="default"/>
+      </w:rPr>
+    </w:lvl>
+  </w:abstractNum>
+  <w:abstractNum w:abstractNumId="8" w15:restartNumberingAfterBreak="0">
     <w:nsid w:val="39E84364"/>
     <w:multiLevelType w:val="hybridMultilevel"/>
     <w:tmpl w:val="42EA842C"/>
@@ -3221,7 +4607,7 @@
       </w:rPr>
     </w:lvl>
   </w:abstractNum>
-  <w:abstractNum w:abstractNumId="5" w15:restartNumberingAfterBreak="0">
+  <w:abstractNum w:abstractNumId="9" w15:restartNumberingAfterBreak="0">
     <w:nsid w:val="43BD7F1B"/>
     <w:multiLevelType w:val="hybridMultilevel"/>
     <w:tmpl w:val="1146079C"/>
@@ -3334,7 +4720,7 @@
       </w:rPr>
     </w:lvl>
   </w:abstractNum>
-  <w:abstractNum w:abstractNumId="6" w15:restartNumberingAfterBreak="0">
+  <w:abstractNum w:abstractNumId="10" w15:restartNumberingAfterBreak="0">
     <w:nsid w:val="5CC70CAE"/>
     <w:multiLevelType w:val="hybridMultilevel"/>
     <w:tmpl w:val="5024D0DC"/>
@@ -3447,7 +4833,7 @@
       </w:rPr>
     </w:lvl>
   </w:abstractNum>
-  <w:abstractNum w:abstractNumId="7" w15:restartNumberingAfterBreak="0">
+  <w:abstractNum w:abstractNumId="11" w15:restartNumberingAfterBreak="0">
     <w:nsid w:val="6E760682"/>
     <w:multiLevelType w:val="hybridMultilevel"/>
     <w:tmpl w:val="C91A9954"/>
@@ -3560,35 +4946,163 @@
       </w:rPr>
     </w:lvl>
   </w:abstractNum>
+  <w:abstractNum w:abstractNumId="12" w15:restartNumberingAfterBreak="0">
+    <w:nsid w:val="709558A0"/>
+    <w:multiLevelType w:val="hybridMultilevel"/>
+    <w:tmpl w:val="7D78DF72"/>
+    <w:lvl w:ilvl="0" w:tplc="040C0001">
+      <w:start w:val="1"/>
+      <w:numFmt w:val="bullet"/>
+      <w:lvlText w:val=""/>
+      <w:lvlJc w:val="left"/>
+      <w:pPr>
+        <w:ind w:left="720" w:hanging="360"/>
+      </w:pPr>
+      <w:rPr>
+        <w:rFonts w:ascii="Symbol" w:hAnsi="Symbol" w:hint="default"/>
+      </w:rPr>
+    </w:lvl>
+    <w:lvl w:ilvl="1" w:tplc="040C0003" w:tentative="1">
+      <w:start w:val="1"/>
+      <w:numFmt w:val="bullet"/>
+      <w:lvlText w:val="o"/>
+      <w:lvlJc w:val="left"/>
+      <w:pPr>
+        <w:ind w:left="1440" w:hanging="360"/>
+      </w:pPr>
+      <w:rPr>
+        <w:rFonts w:ascii="Courier New" w:hAnsi="Courier New" w:cs="Courier New" w:hint="default"/>
+      </w:rPr>
+    </w:lvl>
+    <w:lvl w:ilvl="2" w:tplc="040C0005" w:tentative="1">
+      <w:start w:val="1"/>
+      <w:numFmt w:val="bullet"/>
+      <w:lvlText w:val=""/>
+      <w:lvlJc w:val="left"/>
+      <w:pPr>
+        <w:ind w:left="2160" w:hanging="360"/>
+      </w:pPr>
+      <w:rPr>
+        <w:rFonts w:ascii="Wingdings" w:hAnsi="Wingdings" w:hint="default"/>
+      </w:rPr>
+    </w:lvl>
+    <w:lvl w:ilvl="3" w:tplc="040C0001" w:tentative="1">
+      <w:start w:val="1"/>
+      <w:numFmt w:val="bullet"/>
+      <w:lvlText w:val=""/>
+      <w:lvlJc w:val="left"/>
+      <w:pPr>
+        <w:ind w:left="2880" w:hanging="360"/>
+      </w:pPr>
+      <w:rPr>
+        <w:rFonts w:ascii="Symbol" w:hAnsi="Symbol" w:hint="default"/>
+      </w:rPr>
+    </w:lvl>
+    <w:lvl w:ilvl="4" w:tplc="040C0003" w:tentative="1">
+      <w:start w:val="1"/>
+      <w:numFmt w:val="bullet"/>
+      <w:lvlText w:val="o"/>
+      <w:lvlJc w:val="left"/>
+      <w:pPr>
+        <w:ind w:left="3600" w:hanging="360"/>
+      </w:pPr>
+      <w:rPr>
+        <w:rFonts w:ascii="Courier New" w:hAnsi="Courier New" w:cs="Courier New" w:hint="default"/>
+      </w:rPr>
+    </w:lvl>
+    <w:lvl w:ilvl="5" w:tplc="040C0005" w:tentative="1">
+      <w:start w:val="1"/>
+      <w:numFmt w:val="bullet"/>
+      <w:lvlText w:val=""/>
+      <w:lvlJc w:val="left"/>
+      <w:pPr>
+        <w:ind w:left="4320" w:hanging="360"/>
+      </w:pPr>
+      <w:rPr>
+        <w:rFonts w:ascii="Wingdings" w:hAnsi="Wingdings" w:hint="default"/>
+      </w:rPr>
+    </w:lvl>
+    <w:lvl w:ilvl="6" w:tplc="040C0001" w:tentative="1">
+      <w:start w:val="1"/>
+      <w:numFmt w:val="bullet"/>
+      <w:lvlText w:val=""/>
+      <w:lvlJc w:val="left"/>
+      <w:pPr>
+        <w:ind w:left="5040" w:hanging="360"/>
+      </w:pPr>
+      <w:rPr>
+        <w:rFonts w:ascii="Symbol" w:hAnsi="Symbol" w:hint="default"/>
+      </w:rPr>
+    </w:lvl>
+    <w:lvl w:ilvl="7" w:tplc="040C0003" w:tentative="1">
+      <w:start w:val="1"/>
+      <w:numFmt w:val="bullet"/>
+      <w:lvlText w:val="o"/>
+      <w:lvlJc w:val="left"/>
+      <w:pPr>
+        <w:ind w:left="5760" w:hanging="360"/>
+      </w:pPr>
+      <w:rPr>
+        <w:rFonts w:ascii="Courier New" w:hAnsi="Courier New" w:cs="Courier New" w:hint="default"/>
+      </w:rPr>
+    </w:lvl>
+    <w:lvl w:ilvl="8" w:tplc="040C0005" w:tentative="1">
+      <w:start w:val="1"/>
+      <w:numFmt w:val="bullet"/>
+      <w:lvlText w:val=""/>
+      <w:lvlJc w:val="left"/>
+      <w:pPr>
+        <w:ind w:left="6480" w:hanging="360"/>
+      </w:pPr>
+      <w:rPr>
+        <w:rFonts w:ascii="Wingdings" w:hAnsi="Wingdings" w:hint="default"/>
+      </w:rPr>
+    </w:lvl>
+  </w:abstractNum>
   <w:num w:numId="1">
-    <w:abstractNumId w:val="1"/>
+    <w:abstractNumId w:val="2"/>
   </w:num>
   <w:num w:numId="2">
-    <w:abstractNumId w:val="7"/>
+    <w:abstractNumId w:val="11"/>
   </w:num>
   <w:num w:numId="3">
     <w:abstractNumId w:val="0"/>
   </w:num>
   <w:num w:numId="4">
+    <w:abstractNumId w:val="6"/>
+  </w:num>
+  <w:num w:numId="5">
+    <w:abstractNumId w:val="4"/>
+  </w:num>
+  <w:num w:numId="6">
+    <w:abstractNumId w:val="10"/>
+  </w:num>
+  <w:num w:numId="7">
+    <w:abstractNumId w:val="8"/>
+  </w:num>
+  <w:num w:numId="8">
+    <w:abstractNumId w:val="9"/>
+  </w:num>
+  <w:num w:numId="9">
     <w:abstractNumId w:val="3"/>
   </w:num>
-  <w:num w:numId="5">
-    <w:abstractNumId w:val="2"/>
+  <w:num w:numId="10">
+    <w:abstractNumId w:val="5"/>
   </w:num>
-  <w:num w:numId="6">
-    <w:abstractNumId w:val="6"/>
+  <w:num w:numId="11">
+    <w:abstractNumId w:val="7"/>
   </w:num>
-  <w:num w:numId="7">
-    <w:abstractNumId w:val="4"/>
+  <w:num w:numId="12">
+    <w:abstractNumId w:val="1"/>
   </w:num>
-  <w:num w:numId="8">
-    <w:abstractNumId w:val="5"/>
+  <w:num w:numId="13">
+    <w:abstractNumId w:val="12"/>
   </w:num>
 </w:numbering>
 </file>
 
 <file path=word/styles.xml><?xml version="1.0" encoding="utf-8"?>
-<w:styles xmlns:mc="http://schemas.openxmlformats.org/markup-compatibility/2006" xmlns:r="http://schemas.openxmlformats.org/officeDocument/2006/relationships" xmlns:w="http://schemas.openxmlformats.org/wordprocessingml/2006/main" xmlns:w14="http://schemas.microsoft.com/office/word/2010/wordml" xmlns:w15="http://schemas.microsoft.com/office/word/2012/wordml" xmlns:w16cex="http://schemas.microsoft.com/office/word/2018/wordml/cex" xmlns:w16cid="http://schemas.microsoft.com/office/word/2016/wordml/cid" xmlns:w16="http://schemas.microsoft.com/office/word/2018/wordml" xmlns:w16sdtdh="http://schemas.microsoft.com/office/word/2020/wordml/sdtdatahash" xmlns:w16se="http://schemas.microsoft.com/office/word/2015/wordml/symex" mc:Ignorable="w14 w15 w16se w16cid w16 w16cex w16sdtdh">
+<w:styles xmlns:mc="http://schemas.openxmlformats.org/markup-compatibility/2006" xmlns:r="http://schemas.openxmlformats.org/officeDocument/2006/relationships" xmlns:w="http://schemas.openxmlformats.org/wordprocessingml/2006/main" xmlns:w14="http://schemas.microsoft.com/office/word/2010/wordml" xmlns:w15="http://schemas.microsoft.com/office/word/2012/wordml" xmlns:w16se="http://schemas.microsoft.com/office/word/2015/wordml/symex" mc:Ignorable="w14 w15 w16se">
   <w:docDefaults>
     <w:rPrDefault>
       <w:rPr>
@@ -3604,7 +5118,7 @@
       </w:pPr>
     </w:pPrDefault>
   </w:docDefaults>
-  <w:latentStyles w:defLockedState="0" w:defUIPriority="99" w:defSemiHidden="0" w:defUnhideWhenUsed="0" w:defQFormat="0" w:count="376">
+  <w:latentStyles w:defLockedState="0" w:defUIPriority="99" w:defSemiHidden="0" w:defUnhideWhenUsed="0" w:defQFormat="0" w:count="371">
     <w:lsdException w:name="Normal" w:uiPriority="0" w:qFormat="1"/>
     <w:lsdException w:name="heading 1" w:uiPriority="9" w:qFormat="1"/>
     <w:lsdException w:name="heading 2" w:semiHidden="1" w:uiPriority="9" w:unhideWhenUsed="1" w:qFormat="1"/>
@@ -3976,16 +5490,11 @@
     <w:lsdException w:name="List Table 5 Dark Accent 6" w:uiPriority="50"/>
     <w:lsdException w:name="List Table 6 Colorful Accent 6" w:uiPriority="51"/>
     <w:lsdException w:name="List Table 7 Colorful Accent 6" w:uiPriority="52"/>
-    <w:lsdException w:name="Mention" w:semiHidden="1" w:unhideWhenUsed="1"/>
-    <w:lsdException w:name="Smart Hyperlink" w:semiHidden="1" w:unhideWhenUsed="1"/>
-    <w:lsdException w:name="Hashtag" w:semiHidden="1" w:unhideWhenUsed="1"/>
-    <w:lsdException w:name="Unresolved Mention" w:semiHidden="1" w:unhideWhenUsed="1"/>
-    <w:lsdException w:name="Smart Link" w:semiHidden="1" w:unhideWhenUsed="1"/>
   </w:latentStyles>
   <w:style w:type="paragraph" w:default="1" w:styleId="Normal">
     <w:name w:val="Normal"/>
     <w:qFormat/>
-    <w:rsid w:val="00B0364D"/>
+    <w:rsid w:val="00FE2FF1"/>
   </w:style>
   <w:style w:type="character" w:default="1" w:styleId="Policepardfaut">
     <w:name w:val="Default Paragraph Font"/>
@@ -4384,7 +5893,7 @@
 </file>
 
 <file path=customXml/itemProps1.xml><?xml version="1.0" encoding="utf-8"?>
-<ds:datastoreItem xmlns:ds="http://schemas.openxmlformats.org/officeDocument/2006/customXml" ds:itemID="{971B65C0-A05B-45BC-B7FE-7308A492A794}">
+<ds:datastoreItem xmlns:ds="http://schemas.openxmlformats.org/officeDocument/2006/customXml" ds:itemID="{9035EFAB-8633-459E-A173-17AE3A870AB7}">
   <ds:schemaRefs>
     <ds:schemaRef ds:uri="http://schemas.openxmlformats.org/officeDocument/2006/bibliography"/>
   </ds:schemaRefs>

--- a/Nature.docx
+++ b/Nature.docx
@@ -1,6 +1,6 @@
 
 <file path=word/document.xml><?xml version="1.0" encoding="utf-8"?>
-<w:document xmlns:wpc="http://schemas.microsoft.com/office/word/2010/wordprocessingCanvas" xmlns:cx="http://schemas.microsoft.com/office/drawing/2014/chartex" xmlns:cx1="http://schemas.microsoft.com/office/drawing/2015/9/8/chartex" xmlns:mc="http://schemas.openxmlformats.org/markup-compatibility/2006" xmlns:o="urn:schemas-microsoft-com:office:office" xmlns:r="http://schemas.openxmlformats.org/officeDocument/2006/relationships" xmlns:m="http://schemas.openxmlformats.org/officeDocument/2006/math" xmlns:v="urn:schemas-microsoft-com:vml" xmlns:wp14="http://schemas.microsoft.com/office/word/2010/wordprocessingDrawing" xmlns:wp="http://schemas.openxmlformats.org/drawingml/2006/wordprocessingDrawing" xmlns:w10="urn:schemas-microsoft-com:office:word" xmlns:w="http://schemas.openxmlformats.org/wordprocessingml/2006/main" xmlns:w14="http://schemas.microsoft.com/office/word/2010/wordml" xmlns:w15="http://schemas.microsoft.com/office/word/2012/wordml" xmlns:w16se="http://schemas.microsoft.com/office/word/2015/wordml/symex" xmlns:wpg="http://schemas.microsoft.com/office/word/2010/wordprocessingGroup" xmlns:wpi="http://schemas.microsoft.com/office/word/2010/wordprocessingInk" xmlns:wne="http://schemas.microsoft.com/office/word/2006/wordml" xmlns:wps="http://schemas.microsoft.com/office/word/2010/wordprocessingShape" mc:Ignorable="w14 w15 w16se wp14">
+<w:document xmlns:wpc="http://schemas.microsoft.com/office/word/2010/wordprocessingCanvas" xmlns:cx="http://schemas.microsoft.com/office/drawing/2014/chartex" xmlns:cx1="http://schemas.microsoft.com/office/drawing/2015/9/8/chartex" xmlns:cx2="http://schemas.microsoft.com/office/drawing/2015/10/21/chartex" xmlns:cx3="http://schemas.microsoft.com/office/drawing/2016/5/9/chartex" xmlns:cx4="http://schemas.microsoft.com/office/drawing/2016/5/10/chartex" xmlns:cx5="http://schemas.microsoft.com/office/drawing/2016/5/11/chartex" xmlns:cx6="http://schemas.microsoft.com/office/drawing/2016/5/12/chartex" xmlns:cx7="http://schemas.microsoft.com/office/drawing/2016/5/13/chartex" xmlns:cx8="http://schemas.microsoft.com/office/drawing/2016/5/14/chartex" xmlns:mc="http://schemas.openxmlformats.org/markup-compatibility/2006" xmlns:aink="http://schemas.microsoft.com/office/drawing/2016/ink" xmlns:am3d="http://schemas.microsoft.com/office/drawing/2017/model3d" xmlns:o="urn:schemas-microsoft-com:office:office" xmlns:r="http://schemas.openxmlformats.org/officeDocument/2006/relationships" xmlns:m="http://schemas.openxmlformats.org/officeDocument/2006/math" xmlns:v="urn:schemas-microsoft-com:vml" xmlns:wp14="http://schemas.microsoft.com/office/word/2010/wordprocessingDrawing" xmlns:wp="http://schemas.openxmlformats.org/drawingml/2006/wordprocessingDrawing" xmlns:w10="urn:schemas-microsoft-com:office:word" xmlns:w="http://schemas.openxmlformats.org/wordprocessingml/2006/main" xmlns:w14="http://schemas.microsoft.com/office/word/2010/wordml" xmlns:w15="http://schemas.microsoft.com/office/word/2012/wordml" xmlns:w16cex="http://schemas.microsoft.com/office/word/2018/wordml/cex" xmlns:w16cid="http://schemas.microsoft.com/office/word/2016/wordml/cid" xmlns:w16="http://schemas.microsoft.com/office/word/2018/wordml" xmlns:w16sdtdh="http://schemas.microsoft.com/office/word/2020/wordml/sdtdatahash" xmlns:w16se="http://schemas.microsoft.com/office/word/2015/wordml/symex" xmlns:wpg="http://schemas.microsoft.com/office/word/2010/wordprocessingGroup" xmlns:wpi="http://schemas.microsoft.com/office/word/2010/wordprocessingInk" xmlns:wne="http://schemas.microsoft.com/office/word/2006/wordml" xmlns:wps="http://schemas.microsoft.com/office/word/2010/wordprocessingShape" mc:Ignorable="w14 w15 w16se w16cid w16 w16cex w16sdtdh wp14">
   <w:body>
     <w:p>
       <w:pPr>
@@ -2512,15 +2512,7 @@
           <w:b/>
           <w:sz w:val="24"/>
         </w:rPr>
-        <w:t>Aristote</w:t>
-      </w:r>
-      <w:r>
-        <w:rPr>
-          <w:rFonts w:cstheme="minorHAnsi"/>
-          <w:b/>
-          <w:sz w:val="24"/>
-        </w:rPr>
-        <w:t xml:space="preserve"> </w:t>
+        <w:t xml:space="preserve">Aristote </w:t>
       </w:r>
       <w:r>
         <w:rPr>
@@ -2704,15 +2696,7 @@
           <w:b/>
           <w:sz w:val="24"/>
         </w:rPr>
-        <w:t>Rousseau</w:t>
-      </w:r>
-      <w:r>
-        <w:rPr>
-          <w:rFonts w:cstheme="minorHAnsi"/>
-          <w:b/>
-          <w:sz w:val="24"/>
-        </w:rPr>
-        <w:t xml:space="preserve"> </w:t>
+        <w:t xml:space="preserve">Rousseau </w:t>
       </w:r>
       <w:r>
         <w:rPr>
@@ -2861,48 +2845,24 @@
           <w:rFonts w:cstheme="minorHAnsi"/>
           <w:sz w:val="24"/>
         </w:rPr>
-        <w:t xml:space="preserve"> la société transforme l’homme : l’état de nature est libre et simple, tandis que l’état </w:t>
-      </w:r>
-      <w:proofErr w:type="gramStart"/>
-      <w:r>
-        <w:rPr>
-          <w:rFonts w:cstheme="minorHAnsi"/>
-          <w:sz w:val="24"/>
-        </w:rPr>
-        <w:t>policé</w:t>
-      </w:r>
-      <w:proofErr w:type="gramEnd"/>
-      <w:r>
-        <w:rPr>
-          <w:rFonts w:cstheme="minorHAnsi"/>
-          <w:sz w:val="24"/>
-        </w:rPr>
-        <w:t xml:space="preserve"> crée dépendances et inégalités.</w:t>
-      </w:r>
-    </w:p>
-    <w:p>
-      <w:pPr>
-        <w:rPr>
-          <w:rFonts w:cstheme="minorHAnsi"/>
-          <w:b/>
-          <w:sz w:val="24"/>
-        </w:rPr>
-      </w:pPr>
-      <w:r>
-        <w:rPr>
-          <w:rFonts w:cstheme="minorHAnsi"/>
-          <w:b/>
-          <w:sz w:val="24"/>
-        </w:rPr>
-        <w:t>Cicéron</w:t>
-      </w:r>
-      <w:r>
-        <w:rPr>
-          <w:rFonts w:cstheme="minorHAnsi"/>
-          <w:b/>
-          <w:sz w:val="24"/>
-        </w:rPr>
-        <w:t xml:space="preserve"> </w:t>
+        <w:t xml:space="preserve"> la société transforme l’homme : l’état de nature est libre et simple, tandis que l’état policé crée dépendances et inégalités.</w:t>
+      </w:r>
+    </w:p>
+    <w:p>
+      <w:pPr>
+        <w:rPr>
+          <w:rFonts w:cstheme="minorHAnsi"/>
+          <w:b/>
+          <w:sz w:val="24"/>
+        </w:rPr>
+      </w:pPr>
+      <w:r>
+        <w:rPr>
+          <w:rFonts w:cstheme="minorHAnsi"/>
+          <w:b/>
+          <w:sz w:val="24"/>
+        </w:rPr>
+        <w:t xml:space="preserve">Cicéron </w:t>
       </w:r>
       <w:proofErr w:type="spellStart"/>
       <w:r>
@@ -3108,15 +3068,7 @@
           <w:b/>
           <w:sz w:val="24"/>
         </w:rPr>
-        <w:t>Montaigne</w:t>
-      </w:r>
-      <w:r>
-        <w:rPr>
-          <w:rFonts w:cstheme="minorHAnsi"/>
-          <w:b/>
-          <w:sz w:val="24"/>
-        </w:rPr>
-        <w:t xml:space="preserve"> </w:t>
+        <w:t xml:space="preserve">Montaigne </w:t>
       </w:r>
       <w:r>
         <w:rPr>
@@ -3228,16 +3180,7 @@
           <w:szCs w:val="24"/>
           <w:lang w:eastAsia="fr-FR"/>
         </w:rPr>
-        <w:t>R</w:t>
-      </w:r>
-      <w:r>
-        <w:rPr>
-          <w:rFonts w:cstheme="minorHAnsi"/>
-          <w:sz w:val="24"/>
-          <w:szCs w:val="24"/>
-          <w:lang w:eastAsia="fr-FR"/>
-        </w:rPr>
-        <w:t>emise en question de l’ethnocentrisme européen : Montaigne critique l’idée selon laquelle la culture européenne serait naturellement meilleure que les autres.</w:t>
+        <w:t>Remise en question de l’ethnocentrisme européen : Montaigne critique l’idée selon laquelle la culture européenne serait naturellement meilleure que les autres.</w:t>
       </w:r>
     </w:p>
     <w:p>
@@ -3299,13 +3242,17 @@
       <w:pPr>
         <w:rPr>
           <w:rFonts w:cstheme="minorHAnsi"/>
-          <w:sz w:val="24"/>
-          <w:szCs w:val="24"/>
-        </w:rPr>
-      </w:pPr>
-      <w:r>
-        <w:rPr>
-          <w:rFonts w:cstheme="minorHAnsi"/>
+          <w:b/>
+          <w:bCs/>
+          <w:sz w:val="24"/>
+          <w:szCs w:val="24"/>
+        </w:rPr>
+      </w:pPr>
+      <w:r>
+        <w:rPr>
+          <w:rFonts w:cstheme="minorHAnsi"/>
+          <w:b/>
+          <w:bCs/>
           <w:sz w:val="24"/>
         </w:rPr>
         <w:t xml:space="preserve">Claude </w:t>
@@ -3314,6 +3261,8 @@
       <w:r>
         <w:rPr>
           <w:rFonts w:cstheme="minorHAnsi"/>
+          <w:b/>
+          <w:bCs/>
           <w:sz w:val="24"/>
         </w:rPr>
         <w:t>Lévis-Strauss</w:t>
@@ -3322,6 +3271,8 @@
       <w:r>
         <w:rPr>
           <w:rFonts w:cstheme="minorHAnsi"/>
+          <w:b/>
+          <w:bCs/>
           <w:sz w:val="24"/>
         </w:rPr>
         <w:t xml:space="preserve"> </w:t>
@@ -3329,6 +3280,8 @@
       <w:r>
         <w:rPr>
           <w:rFonts w:cstheme="minorHAnsi"/>
+          <w:b/>
+          <w:bCs/>
           <w:sz w:val="24"/>
           <w:szCs w:val="24"/>
         </w:rPr>
@@ -3337,6 +3290,8 @@
       <w:r>
         <w:rPr>
           <w:rFonts w:cstheme="minorHAnsi"/>
+          <w:b/>
+          <w:bCs/>
           <w:sz w:val="24"/>
           <w:szCs w:val="24"/>
           <w:vertAlign w:val="superscript"/>
@@ -3372,14 +3327,28 @@
           <w:rFonts w:cstheme="minorHAnsi"/>
           <w:sz w:val="24"/>
         </w:rPr>
-        <w:t>Le barbare, c’est d’abord l’homme qui croit à la barbarie</w:t>
-      </w:r>
-      <w:r>
-        <w:rPr>
-          <w:rFonts w:cstheme="minorHAnsi"/>
-          <w:sz w:val="24"/>
-        </w:rPr>
-        <w:t> »</w:t>
+        <w:t>Le barbare, c’est d’abord l’homme qui croit à la barbarie »</w:t>
+      </w:r>
+    </w:p>
+    <w:p>
+      <w:pPr>
+        <w:rPr>
+          <w:rFonts w:cstheme="minorHAnsi"/>
+          <w:b/>
+          <w:bCs/>
+          <w:sz w:val="24"/>
+          <w:szCs w:val="24"/>
+        </w:rPr>
+      </w:pPr>
+      <w:r>
+        <w:rPr>
+          <w:rFonts w:cstheme="minorHAnsi"/>
+          <w:b/>
+          <w:bCs/>
+          <w:sz w:val="24"/>
+          <w:szCs w:val="24"/>
+        </w:rPr>
+        <w:t>Arguments :</w:t>
       </w:r>
     </w:p>
     <w:p>
@@ -3470,11 +3439,12 @@
         </w:rPr>
         <w:t>Universalité de l’humanité : Malgré les différences culturelles, Lévi-Strauss insiste sur des fondements communs dans les mythes, les rites et les structures sociales, qui montrent l’unité de la condition humaine.</w:t>
       </w:r>
-      <w:bookmarkStart w:id="0" w:name="_GoBack"/>
-      <w:bookmarkEnd w:id="0"/>
-    </w:p>
-    <w:p>
-      <w:pPr>
+    </w:p>
+    <w:p>
+      <w:pPr>
+        <w:pBdr>
+          <w:bottom w:val="single" w:sz="4" w:space="1" w:color="auto"/>
+        </w:pBdr>
         <w:rPr>
           <w:rFonts w:cstheme="minorHAnsi"/>
           <w:sz w:val="24"/>
@@ -3497,6 +3467,486 @@
         </w:rPr>
         <w:t xml:space="preserve"> Lévi-Strauss critique l’ethnocentrisme et rappelle que considérer une autre culture comme « barbare » révèle plus sur le jugement de celui qui regarde que sur celle qui est jugée.</w:t>
       </w:r>
+    </w:p>
+    <w:p>
+      <w:pPr>
+        <w:rPr>
+          <w:rFonts w:cstheme="minorHAnsi"/>
+          <w:b/>
+          <w:bCs/>
+          <w:sz w:val="24"/>
+        </w:rPr>
+      </w:pPr>
+      <w:r>
+        <w:rPr>
+          <w:rFonts w:cstheme="minorHAnsi"/>
+          <w:b/>
+          <w:bCs/>
+          <w:sz w:val="24"/>
+        </w:rPr>
+        <w:t>Merleau-Ponty</w:t>
+      </w:r>
+      <w:r>
+        <w:rPr>
+          <w:rFonts w:cstheme="minorHAnsi"/>
+          <w:b/>
+          <w:bCs/>
+          <w:sz w:val="24"/>
+        </w:rPr>
+        <w:t xml:space="preserve"> </w:t>
+      </w:r>
+      <w:r>
+        <w:rPr>
+          <w:rFonts w:cstheme="minorHAnsi"/>
+          <w:b/>
+          <w:bCs/>
+          <w:sz w:val="24"/>
+          <w:szCs w:val="24"/>
+        </w:rPr>
+        <w:t>XX</w:t>
+      </w:r>
+      <w:r>
+        <w:rPr>
+          <w:rFonts w:cstheme="minorHAnsi"/>
+          <w:b/>
+          <w:bCs/>
+          <w:sz w:val="24"/>
+          <w:szCs w:val="24"/>
+          <w:vertAlign w:val="superscript"/>
+        </w:rPr>
+        <w:t>ème</w:t>
+      </w:r>
+    </w:p>
+    <w:p>
+      <w:pPr>
+        <w:rPr>
+          <w:rFonts w:cstheme="minorHAnsi"/>
+          <w:sz w:val="24"/>
+        </w:rPr>
+      </w:pPr>
+      <w:r>
+        <w:rPr>
+          <w:rFonts w:cstheme="minorHAnsi"/>
+          <w:b/>
+          <w:bCs/>
+          <w:sz w:val="24"/>
+        </w:rPr>
+        <w:t>Citation :</w:t>
+      </w:r>
+      <w:r>
+        <w:rPr>
+          <w:rFonts w:cstheme="minorHAnsi"/>
+          <w:sz w:val="24"/>
+        </w:rPr>
+        <w:t xml:space="preserve"> « </w:t>
+      </w:r>
+      <w:r>
+        <w:rPr>
+          <w:rFonts w:cstheme="minorHAnsi"/>
+          <w:sz w:val="24"/>
+        </w:rPr>
+        <w:t>Il n’est pas plus naturel ou pas moins conventionnel de crier dans la colère ou d’embrasser dans l’amour</w:t>
+      </w:r>
+      <w:r>
+        <w:rPr>
+          <w:rFonts w:cstheme="minorHAnsi"/>
+          <w:sz w:val="24"/>
+        </w:rPr>
+        <w:t> »</w:t>
+      </w:r>
+    </w:p>
+    <w:p>
+      <w:pPr>
+        <w:rPr>
+          <w:rFonts w:cstheme="minorHAnsi"/>
+          <w:b/>
+          <w:bCs/>
+          <w:sz w:val="24"/>
+          <w:szCs w:val="24"/>
+        </w:rPr>
+      </w:pPr>
+      <w:r>
+        <w:rPr>
+          <w:rFonts w:cstheme="minorHAnsi"/>
+          <w:b/>
+          <w:bCs/>
+          <w:sz w:val="24"/>
+          <w:szCs w:val="24"/>
+        </w:rPr>
+        <w:t>Arguments :</w:t>
+      </w:r>
+    </w:p>
+    <w:p>
+      <w:pPr>
+        <w:pStyle w:val="Paragraphedeliste"/>
+        <w:numPr>
+          <w:ilvl w:val="0"/>
+          <w:numId w:val="14"/>
+        </w:numPr>
+        <w:rPr>
+          <w:rFonts w:cstheme="minorHAnsi"/>
+          <w:sz w:val="24"/>
+          <w:szCs w:val="24"/>
+        </w:rPr>
+      </w:pPr>
+      <w:r>
+        <w:rPr>
+          <w:rFonts w:cstheme="minorHAnsi"/>
+          <w:sz w:val="24"/>
+          <w:szCs w:val="24"/>
+        </w:rPr>
+        <w:t>Imbrication du naturel et du culturel : les comportements humains ne sont jamais purement naturels ou purement acquis ; ils résultent d’un mélange indissociable des deux.</w:t>
+      </w:r>
+    </w:p>
+    <w:p>
+      <w:pPr>
+        <w:pStyle w:val="Paragraphedeliste"/>
+        <w:numPr>
+          <w:ilvl w:val="0"/>
+          <w:numId w:val="14"/>
+        </w:numPr>
+        <w:rPr>
+          <w:rFonts w:cstheme="minorHAnsi"/>
+          <w:sz w:val="24"/>
+          <w:szCs w:val="24"/>
+        </w:rPr>
+      </w:pPr>
+      <w:r>
+        <w:rPr>
+          <w:rFonts w:cstheme="minorHAnsi"/>
+          <w:sz w:val="24"/>
+          <w:szCs w:val="24"/>
+        </w:rPr>
+        <w:t>Le corps comme médiateur : les émotions s’expriment à travers le corps, mais ces expressions sont déjà façonnées par des habitudes et des significations culturelles.</w:t>
+      </w:r>
+    </w:p>
+    <w:p>
+      <w:pPr>
+        <w:pStyle w:val="Paragraphedeliste"/>
+        <w:numPr>
+          <w:ilvl w:val="0"/>
+          <w:numId w:val="14"/>
+        </w:numPr>
+        <w:rPr>
+          <w:rFonts w:cstheme="minorHAnsi"/>
+          <w:sz w:val="24"/>
+          <w:szCs w:val="24"/>
+        </w:rPr>
+      </w:pPr>
+      <w:r>
+        <w:rPr>
+          <w:rFonts w:cstheme="minorHAnsi"/>
+          <w:sz w:val="24"/>
+          <w:szCs w:val="24"/>
+        </w:rPr>
+        <w:t xml:space="preserve">Critique de l’opposition nature/culture : il est impossible de tracer une frontière nette entre ce qui relève de </w:t>
+      </w:r>
+      <w:proofErr w:type="gramStart"/>
+      <w:r>
+        <w:rPr>
+          <w:rFonts w:cstheme="minorHAnsi"/>
+          <w:sz w:val="24"/>
+          <w:szCs w:val="24"/>
+        </w:rPr>
+        <w:t>l’inné</w:t>
+      </w:r>
+      <w:proofErr w:type="gramEnd"/>
+      <w:r>
+        <w:rPr>
+          <w:rFonts w:cstheme="minorHAnsi"/>
+          <w:sz w:val="24"/>
+          <w:szCs w:val="24"/>
+        </w:rPr>
+        <w:t xml:space="preserve"> et ce qui relève de l’acquis.</w:t>
+      </w:r>
+    </w:p>
+    <w:p>
+      <w:pPr>
+        <w:pStyle w:val="Paragraphedeliste"/>
+        <w:numPr>
+          <w:ilvl w:val="0"/>
+          <w:numId w:val="14"/>
+        </w:numPr>
+        <w:rPr>
+          <w:rFonts w:cstheme="minorHAnsi"/>
+          <w:sz w:val="24"/>
+          <w:szCs w:val="24"/>
+        </w:rPr>
+      </w:pPr>
+      <w:r>
+        <w:rPr>
+          <w:rFonts w:cstheme="minorHAnsi"/>
+          <w:sz w:val="24"/>
+          <w:szCs w:val="24"/>
+        </w:rPr>
+        <w:t>Les conduites humaines sont signifiantes : crier ou embrasser n’est pas seulement une réaction biologique, mais un comportement porteur de sens dans un contexte social.</w:t>
+      </w:r>
+    </w:p>
+    <w:p>
+      <w:pPr>
+        <w:pBdr>
+          <w:bottom w:val="single" w:sz="4" w:space="1" w:color="auto"/>
+        </w:pBdr>
+        <w:rPr>
+          <w:rFonts w:cstheme="minorHAnsi"/>
+          <w:sz w:val="24"/>
+          <w:szCs w:val="24"/>
+        </w:rPr>
+      </w:pPr>
+      <w:r>
+        <w:rPr>
+          <w:rFonts w:ascii="Cambria Math" w:hAnsi="Cambria Math" w:cs="Cambria Math"/>
+          <w:sz w:val="24"/>
+          <w:szCs w:val="24"/>
+        </w:rPr>
+        <w:t>⟶</w:t>
+      </w:r>
+      <w:r>
+        <w:rPr>
+          <w:rFonts w:cstheme="minorHAnsi"/>
+          <w:sz w:val="24"/>
+          <w:szCs w:val="24"/>
+        </w:rPr>
+        <w:t xml:space="preserve"> l’homme n’est ni pure nature ni pure culture : ses comportements sont toujours le produit d’une interaction entre dispositions naturelles et construction culturelle.</w:t>
+      </w:r>
+    </w:p>
+    <w:p>
+      <w:pPr>
+        <w:rPr>
+          <w:rFonts w:cstheme="minorHAnsi"/>
+          <w:b/>
+          <w:bCs/>
+          <w:sz w:val="24"/>
+          <w:szCs w:val="24"/>
+        </w:rPr>
+      </w:pPr>
+      <w:r>
+        <w:rPr>
+          <w:rFonts w:cstheme="minorHAnsi"/>
+          <w:b/>
+          <w:bCs/>
+          <w:sz w:val="24"/>
+        </w:rPr>
+        <w:t>Pascal</w:t>
+      </w:r>
+      <w:r>
+        <w:rPr>
+          <w:rFonts w:cstheme="minorHAnsi"/>
+          <w:b/>
+          <w:bCs/>
+          <w:sz w:val="24"/>
+        </w:rPr>
+        <w:t xml:space="preserve"> </w:t>
+      </w:r>
+      <w:r>
+        <w:rPr>
+          <w:rFonts w:cstheme="minorHAnsi"/>
+          <w:b/>
+          <w:bCs/>
+          <w:sz w:val="24"/>
+          <w:szCs w:val="24"/>
+        </w:rPr>
+        <w:t>XVII</w:t>
+      </w:r>
+      <w:r>
+        <w:rPr>
+          <w:rFonts w:cstheme="minorHAnsi"/>
+          <w:b/>
+          <w:bCs/>
+          <w:sz w:val="24"/>
+          <w:szCs w:val="24"/>
+          <w:vertAlign w:val="superscript"/>
+        </w:rPr>
+        <w:t>ème</w:t>
+      </w:r>
+    </w:p>
+    <w:p>
+      <w:pPr>
+        <w:rPr>
+          <w:rFonts w:cstheme="minorHAnsi"/>
+          <w:sz w:val="24"/>
+        </w:rPr>
+      </w:pPr>
+      <w:r>
+        <w:rPr>
+          <w:rFonts w:cstheme="minorHAnsi"/>
+          <w:b/>
+          <w:bCs/>
+          <w:sz w:val="24"/>
+        </w:rPr>
+        <w:t>Citation :</w:t>
+      </w:r>
+      <w:r>
+        <w:rPr>
+          <w:rFonts w:cstheme="minorHAnsi"/>
+          <w:sz w:val="24"/>
+        </w:rPr>
+        <w:t xml:space="preserve"> « </w:t>
+      </w:r>
+      <w:r>
+        <w:rPr>
+          <w:rFonts w:cstheme="minorHAnsi"/>
+          <w:sz w:val="24"/>
+        </w:rPr>
+        <w:t>Cette nature ne soit elle-même qu’une première coutume comme la coutume est la seconde nature</w:t>
+      </w:r>
+      <w:r>
+        <w:rPr>
+          <w:rFonts w:cstheme="minorHAnsi"/>
+          <w:sz w:val="24"/>
+        </w:rPr>
+        <w:t> »</w:t>
+      </w:r>
+    </w:p>
+    <w:p>
+      <w:pPr>
+        <w:rPr>
+          <w:rFonts w:cstheme="minorHAnsi"/>
+          <w:b/>
+          <w:bCs/>
+          <w:sz w:val="24"/>
+        </w:rPr>
+      </w:pPr>
+      <w:r>
+        <w:rPr>
+          <w:rFonts w:cstheme="minorHAnsi"/>
+          <w:b/>
+          <w:bCs/>
+          <w:sz w:val="24"/>
+        </w:rPr>
+        <w:t xml:space="preserve">Arguments : </w:t>
+      </w:r>
+    </w:p>
+    <w:p>
+      <w:pPr>
+        <w:pStyle w:val="Paragraphedeliste"/>
+        <w:numPr>
+          <w:ilvl w:val="0"/>
+          <w:numId w:val="15"/>
+        </w:numPr>
+        <w:rPr>
+          <w:rFonts w:cstheme="minorHAnsi"/>
+          <w:sz w:val="24"/>
+        </w:rPr>
+      </w:pPr>
+      <w:r>
+        <w:rPr>
+          <w:rFonts w:cstheme="minorHAnsi"/>
+          <w:sz w:val="24"/>
+        </w:rPr>
+        <w:t>Relativité de la nature humaine : ce que l’on appelle « nature » pourrait en réalité être déjà le produit d’habitudes anciennes.</w:t>
+      </w:r>
+    </w:p>
+    <w:p>
+      <w:pPr>
+        <w:pStyle w:val="Paragraphedeliste"/>
+        <w:numPr>
+          <w:ilvl w:val="0"/>
+          <w:numId w:val="15"/>
+        </w:numPr>
+        <w:rPr>
+          <w:rFonts w:cstheme="minorHAnsi"/>
+          <w:sz w:val="24"/>
+        </w:rPr>
+      </w:pPr>
+      <w:r>
+        <w:rPr>
+          <w:rFonts w:cstheme="minorHAnsi"/>
+          <w:sz w:val="24"/>
+        </w:rPr>
+        <w:t>Puissance de la coutume : les habitudes façonnent profondément nos comportements, au point de paraître naturelles.</w:t>
+      </w:r>
+    </w:p>
+    <w:p>
+      <w:pPr>
+        <w:pStyle w:val="Paragraphedeliste"/>
+        <w:numPr>
+          <w:ilvl w:val="0"/>
+          <w:numId w:val="15"/>
+        </w:numPr>
+        <w:rPr>
+          <w:rFonts w:cstheme="minorHAnsi"/>
+          <w:sz w:val="24"/>
+        </w:rPr>
+      </w:pPr>
+      <w:r>
+        <w:rPr>
+          <w:rFonts w:cstheme="minorHAnsi"/>
+          <w:sz w:val="24"/>
+        </w:rPr>
+        <w:lastRenderedPageBreak/>
+        <w:t>La coutume comme “seconde nature” : à force de répétition, les pratiques culturelles deviennent automatiques et inconscientes.</w:t>
+      </w:r>
+    </w:p>
+    <w:p>
+      <w:pPr>
+        <w:pStyle w:val="Paragraphedeliste"/>
+        <w:numPr>
+          <w:ilvl w:val="0"/>
+          <w:numId w:val="15"/>
+        </w:numPr>
+        <w:rPr>
+          <w:rFonts w:cstheme="minorHAnsi"/>
+          <w:sz w:val="24"/>
+        </w:rPr>
+      </w:pPr>
+      <w:r>
+        <w:rPr>
+          <w:rFonts w:cstheme="minorHAnsi"/>
+          <w:sz w:val="24"/>
+        </w:rPr>
+        <w:t>Remise en cause de l’inné : il est difficile de distinguer ce qui est véritablement naturel de ce qui est acquis, car la coutume transforme l’homme en profondeur.</w:t>
+      </w:r>
+    </w:p>
+    <w:p>
+      <w:pPr>
+        <w:rPr>
+          <w:rFonts w:cstheme="minorHAnsi"/>
+          <w:sz w:val="24"/>
+        </w:rPr>
+      </w:pPr>
+    </w:p>
+    <w:p>
+      <w:pPr>
+        <w:pBdr>
+          <w:bottom w:val="single" w:sz="4" w:space="1" w:color="auto"/>
+        </w:pBdr>
+        <w:rPr>
+          <w:rFonts w:cstheme="minorHAnsi"/>
+          <w:sz w:val="24"/>
+        </w:rPr>
+      </w:pPr>
+      <w:r>
+        <w:rPr>
+          <w:rFonts w:ascii="Cambria Math" w:hAnsi="Cambria Math" w:cs="Cambria Math"/>
+          <w:sz w:val="24"/>
+        </w:rPr>
+        <w:t>⟶</w:t>
+      </w:r>
+      <w:r>
+        <w:rPr>
+          <w:rFonts w:cstheme="minorHAnsi"/>
+          <w:sz w:val="24"/>
+        </w:rPr>
+        <w:t xml:space="preserve"> ce que nous prenons pour naturel est souvent le résultat de l’habitude : la culture et la coutume façonnent l’homme au point de devenir une véritable « seconde nature ».</w:t>
+      </w:r>
+    </w:p>
+    <w:p>
+      <w:pPr>
+        <w:rPr>
+          <w:rFonts w:cstheme="minorHAnsi"/>
+          <w:sz w:val="24"/>
+        </w:rPr>
+      </w:pPr>
+    </w:p>
+    <w:p>
+      <w:pPr>
+        <w:rPr>
+          <w:rFonts w:cstheme="minorHAnsi"/>
+          <w:sz w:val="24"/>
+          <w:szCs w:val="24"/>
+        </w:rPr>
+      </w:pPr>
     </w:p>
     <w:sectPr>
       <w:footerReference w:type="default" r:id="rId8"/>
@@ -3510,7 +3960,7 @@
 </file>
 
 <file path=word/endnotes.xml><?xml version="1.0" encoding="utf-8"?>
-<w:endnotes xmlns:wpc="http://schemas.microsoft.com/office/word/2010/wordprocessingCanvas" xmlns:cx="http://schemas.microsoft.com/office/drawing/2014/chartex" xmlns:cx1="http://schemas.microsoft.com/office/drawing/2015/9/8/chartex" xmlns:mc="http://schemas.openxmlformats.org/markup-compatibility/2006" xmlns:o="urn:schemas-microsoft-com:office:office" xmlns:r="http://schemas.openxmlformats.org/officeDocument/2006/relationships" xmlns:m="http://schemas.openxmlformats.org/officeDocument/2006/math" xmlns:v="urn:schemas-microsoft-com:vml" xmlns:wp14="http://schemas.microsoft.com/office/word/2010/wordprocessingDrawing" xmlns:wp="http://schemas.openxmlformats.org/drawingml/2006/wordprocessingDrawing" xmlns:w10="urn:schemas-microsoft-com:office:word" xmlns:w="http://schemas.openxmlformats.org/wordprocessingml/2006/main" xmlns:w14="http://schemas.microsoft.com/office/word/2010/wordml" xmlns:w15="http://schemas.microsoft.com/office/word/2012/wordml" xmlns:w16se="http://schemas.microsoft.com/office/word/2015/wordml/symex" xmlns:wpg="http://schemas.microsoft.com/office/word/2010/wordprocessingGroup" xmlns:wpi="http://schemas.microsoft.com/office/word/2010/wordprocessingInk" xmlns:wne="http://schemas.microsoft.com/office/word/2006/wordml" xmlns:wps="http://schemas.microsoft.com/office/word/2010/wordprocessingShape" mc:Ignorable="w14 w15 w16se wp14">
+<w:endnotes xmlns:wpc="http://schemas.microsoft.com/office/word/2010/wordprocessingCanvas" xmlns:cx="http://schemas.microsoft.com/office/drawing/2014/chartex" xmlns:cx1="http://schemas.microsoft.com/office/drawing/2015/9/8/chartex" xmlns:cx2="http://schemas.microsoft.com/office/drawing/2015/10/21/chartex" xmlns:cx3="http://schemas.microsoft.com/office/drawing/2016/5/9/chartex" xmlns:cx4="http://schemas.microsoft.com/office/drawing/2016/5/10/chartex" xmlns:cx5="http://schemas.microsoft.com/office/drawing/2016/5/11/chartex" xmlns:cx6="http://schemas.microsoft.com/office/drawing/2016/5/12/chartex" xmlns:cx7="http://schemas.microsoft.com/office/drawing/2016/5/13/chartex" xmlns:cx8="http://schemas.microsoft.com/office/drawing/2016/5/14/chartex" xmlns:mc="http://schemas.openxmlformats.org/markup-compatibility/2006" xmlns:aink="http://schemas.microsoft.com/office/drawing/2016/ink" xmlns:am3d="http://schemas.microsoft.com/office/drawing/2017/model3d" xmlns:o="urn:schemas-microsoft-com:office:office" xmlns:r="http://schemas.openxmlformats.org/officeDocument/2006/relationships" xmlns:m="http://schemas.openxmlformats.org/officeDocument/2006/math" xmlns:v="urn:schemas-microsoft-com:vml" xmlns:wp14="http://schemas.microsoft.com/office/word/2010/wordprocessingDrawing" xmlns:wp="http://schemas.openxmlformats.org/drawingml/2006/wordprocessingDrawing" xmlns:w10="urn:schemas-microsoft-com:office:word" xmlns:w="http://schemas.openxmlformats.org/wordprocessingml/2006/main" xmlns:w14="http://schemas.microsoft.com/office/word/2010/wordml" xmlns:w15="http://schemas.microsoft.com/office/word/2012/wordml" xmlns:w16cex="http://schemas.microsoft.com/office/word/2018/wordml/cex" xmlns:w16cid="http://schemas.microsoft.com/office/word/2016/wordml/cid" xmlns:w16="http://schemas.microsoft.com/office/word/2018/wordml" xmlns:w16sdtdh="http://schemas.microsoft.com/office/word/2020/wordml/sdtdatahash" xmlns:w16se="http://schemas.microsoft.com/office/word/2015/wordml/symex" xmlns:wpg="http://schemas.microsoft.com/office/word/2010/wordprocessingGroup" xmlns:wpi="http://schemas.microsoft.com/office/word/2010/wordprocessingInk" xmlns:wne="http://schemas.microsoft.com/office/word/2006/wordml" xmlns:wps="http://schemas.microsoft.com/office/word/2010/wordprocessingShape" mc:Ignorable="w14 w15 w16se w16cid w16 w16cex w16sdtdh wp14">
   <w:endnote w:type="separator" w:id="-1">
     <w:p>
       <w:pPr>
@@ -3535,7 +3985,7 @@
 </file>
 
 <file path=word/footer1.xml><?xml version="1.0" encoding="utf-8"?>
-<w:ftr xmlns:wpc="http://schemas.microsoft.com/office/word/2010/wordprocessingCanvas" xmlns:cx="http://schemas.microsoft.com/office/drawing/2014/chartex" xmlns:cx1="http://schemas.microsoft.com/office/drawing/2015/9/8/chartex" xmlns:mc="http://schemas.openxmlformats.org/markup-compatibility/2006" xmlns:o="urn:schemas-microsoft-com:office:office" xmlns:r="http://schemas.openxmlformats.org/officeDocument/2006/relationships" xmlns:m="http://schemas.openxmlformats.org/officeDocument/2006/math" xmlns:v="urn:schemas-microsoft-com:vml" xmlns:wp14="http://schemas.microsoft.com/office/word/2010/wordprocessingDrawing" xmlns:wp="http://schemas.openxmlformats.org/drawingml/2006/wordprocessingDrawing" xmlns:w10="urn:schemas-microsoft-com:office:word" xmlns:w="http://schemas.openxmlformats.org/wordprocessingml/2006/main" xmlns:w14="http://schemas.microsoft.com/office/word/2010/wordml" xmlns:w15="http://schemas.microsoft.com/office/word/2012/wordml" xmlns:w16se="http://schemas.microsoft.com/office/word/2015/wordml/symex" xmlns:wpg="http://schemas.microsoft.com/office/word/2010/wordprocessingGroup" xmlns:wpi="http://schemas.microsoft.com/office/word/2010/wordprocessingInk" xmlns:wne="http://schemas.microsoft.com/office/word/2006/wordml" xmlns:wps="http://schemas.microsoft.com/office/word/2010/wordprocessingShape" mc:Ignorable="w14 w15 w16se wp14">
+<w:ftr xmlns:wpc="http://schemas.microsoft.com/office/word/2010/wordprocessingCanvas" xmlns:cx="http://schemas.microsoft.com/office/drawing/2014/chartex" xmlns:cx1="http://schemas.microsoft.com/office/drawing/2015/9/8/chartex" xmlns:cx2="http://schemas.microsoft.com/office/drawing/2015/10/21/chartex" xmlns:cx3="http://schemas.microsoft.com/office/drawing/2016/5/9/chartex" xmlns:cx4="http://schemas.microsoft.com/office/drawing/2016/5/10/chartex" xmlns:cx5="http://schemas.microsoft.com/office/drawing/2016/5/11/chartex" xmlns:cx6="http://schemas.microsoft.com/office/drawing/2016/5/12/chartex" xmlns:cx7="http://schemas.microsoft.com/office/drawing/2016/5/13/chartex" xmlns:cx8="http://schemas.microsoft.com/office/drawing/2016/5/14/chartex" xmlns:mc="http://schemas.openxmlformats.org/markup-compatibility/2006" xmlns:aink="http://schemas.microsoft.com/office/drawing/2016/ink" xmlns:am3d="http://schemas.microsoft.com/office/drawing/2017/model3d" xmlns:o="urn:schemas-microsoft-com:office:office" xmlns:r="http://schemas.openxmlformats.org/officeDocument/2006/relationships" xmlns:m="http://schemas.openxmlformats.org/officeDocument/2006/math" xmlns:v="urn:schemas-microsoft-com:vml" xmlns:wp14="http://schemas.microsoft.com/office/word/2010/wordprocessingDrawing" xmlns:wp="http://schemas.openxmlformats.org/drawingml/2006/wordprocessingDrawing" xmlns:w10="urn:schemas-microsoft-com:office:word" xmlns:w="http://schemas.openxmlformats.org/wordprocessingml/2006/main" xmlns:w14="http://schemas.microsoft.com/office/word/2010/wordml" xmlns:w15="http://schemas.microsoft.com/office/word/2012/wordml" xmlns:w16cex="http://schemas.microsoft.com/office/word/2018/wordml/cex" xmlns:w16cid="http://schemas.microsoft.com/office/word/2016/wordml/cid" xmlns:w16="http://schemas.microsoft.com/office/word/2018/wordml" xmlns:w16sdtdh="http://schemas.microsoft.com/office/word/2020/wordml/sdtdatahash" xmlns:w16se="http://schemas.microsoft.com/office/word/2015/wordml/symex" xmlns:wpg="http://schemas.microsoft.com/office/word/2010/wordprocessingGroup" xmlns:wpi="http://schemas.microsoft.com/office/word/2010/wordprocessingInk" xmlns:wne="http://schemas.microsoft.com/office/word/2006/wordml" xmlns:wps="http://schemas.microsoft.com/office/word/2010/wordprocessingShape" mc:Ignorable="w14 w15 w16se w16cid w16 w16cex w16sdtdh wp14">
   <w:p>
     <w:pPr>
       <w:pStyle w:val="Pieddepage"/>
@@ -3591,7 +4041,7 @@
 </file>
 
 <file path=word/footnotes.xml><?xml version="1.0" encoding="utf-8"?>
-<w:footnotes xmlns:wpc="http://schemas.microsoft.com/office/word/2010/wordprocessingCanvas" xmlns:cx="http://schemas.microsoft.com/office/drawing/2014/chartex" xmlns:cx1="http://schemas.microsoft.com/office/drawing/2015/9/8/chartex" xmlns:mc="http://schemas.openxmlformats.org/markup-compatibility/2006" xmlns:o="urn:schemas-microsoft-com:office:office" xmlns:r="http://schemas.openxmlformats.org/officeDocument/2006/relationships" xmlns:m="http://schemas.openxmlformats.org/officeDocument/2006/math" xmlns:v="urn:schemas-microsoft-com:vml" xmlns:wp14="http://schemas.microsoft.com/office/word/2010/wordprocessingDrawing" xmlns:wp="http://schemas.openxmlformats.org/drawingml/2006/wordprocessingDrawing" xmlns:w10="urn:schemas-microsoft-com:office:word" xmlns:w="http://schemas.openxmlformats.org/wordprocessingml/2006/main" xmlns:w14="http://schemas.microsoft.com/office/word/2010/wordml" xmlns:w15="http://schemas.microsoft.com/office/word/2012/wordml" xmlns:w16se="http://schemas.microsoft.com/office/word/2015/wordml/symex" xmlns:wpg="http://schemas.microsoft.com/office/word/2010/wordprocessingGroup" xmlns:wpi="http://schemas.microsoft.com/office/word/2010/wordprocessingInk" xmlns:wne="http://schemas.microsoft.com/office/word/2006/wordml" xmlns:wps="http://schemas.microsoft.com/office/word/2010/wordprocessingShape" mc:Ignorable="w14 w15 w16se wp14">
+<w:footnotes xmlns:wpc="http://schemas.microsoft.com/office/word/2010/wordprocessingCanvas" xmlns:cx="http://schemas.microsoft.com/office/drawing/2014/chartex" xmlns:cx1="http://schemas.microsoft.com/office/drawing/2015/9/8/chartex" xmlns:cx2="http://schemas.microsoft.com/office/drawing/2015/10/21/chartex" xmlns:cx3="http://schemas.microsoft.com/office/drawing/2016/5/9/chartex" xmlns:cx4="http://schemas.microsoft.com/office/drawing/2016/5/10/chartex" xmlns:cx5="http://schemas.microsoft.com/office/drawing/2016/5/11/chartex" xmlns:cx6="http://schemas.microsoft.com/office/drawing/2016/5/12/chartex" xmlns:cx7="http://schemas.microsoft.com/office/drawing/2016/5/13/chartex" xmlns:cx8="http://schemas.microsoft.com/office/drawing/2016/5/14/chartex" xmlns:mc="http://schemas.openxmlformats.org/markup-compatibility/2006" xmlns:aink="http://schemas.microsoft.com/office/drawing/2016/ink" xmlns:am3d="http://schemas.microsoft.com/office/drawing/2017/model3d" xmlns:o="urn:schemas-microsoft-com:office:office" xmlns:r="http://schemas.openxmlformats.org/officeDocument/2006/relationships" xmlns:m="http://schemas.openxmlformats.org/officeDocument/2006/math" xmlns:v="urn:schemas-microsoft-com:vml" xmlns:wp14="http://schemas.microsoft.com/office/word/2010/wordprocessingDrawing" xmlns:wp="http://schemas.openxmlformats.org/drawingml/2006/wordprocessingDrawing" xmlns:w10="urn:schemas-microsoft-com:office:word" xmlns:w="http://schemas.openxmlformats.org/wordprocessingml/2006/main" xmlns:w14="http://schemas.microsoft.com/office/word/2010/wordml" xmlns:w15="http://schemas.microsoft.com/office/word/2012/wordml" xmlns:w16cex="http://schemas.microsoft.com/office/word/2018/wordml/cex" xmlns:w16cid="http://schemas.microsoft.com/office/word/2016/wordml/cid" xmlns:w16="http://schemas.microsoft.com/office/word/2018/wordml" xmlns:w16sdtdh="http://schemas.microsoft.com/office/word/2020/wordml/sdtdatahash" xmlns:w16se="http://schemas.microsoft.com/office/word/2015/wordml/symex" xmlns:wpg="http://schemas.microsoft.com/office/word/2010/wordprocessingGroup" xmlns:wpi="http://schemas.microsoft.com/office/word/2010/wordprocessingInk" xmlns:wne="http://schemas.microsoft.com/office/word/2006/wordml" xmlns:wps="http://schemas.microsoft.com/office/word/2010/wordprocessingShape" mc:Ignorable="w14 w15 w16se w16cid w16 w16cex w16sdtdh wp14">
   <w:footnote w:type="separator" w:id="-1">
     <w:p>
       <w:pPr>
@@ -3616,7 +4066,7 @@
 </file>
 
 <file path=word/numbering.xml><?xml version="1.0" encoding="utf-8"?>
-<w:numbering xmlns:wpc="http://schemas.microsoft.com/office/word/2010/wordprocessingCanvas" xmlns:cx="http://schemas.microsoft.com/office/drawing/2014/chartex" xmlns:cx1="http://schemas.microsoft.com/office/drawing/2015/9/8/chartex" xmlns:mc="http://schemas.openxmlformats.org/markup-compatibility/2006" xmlns:o="urn:schemas-microsoft-com:office:office" xmlns:r="http://schemas.openxmlformats.org/officeDocument/2006/relationships" xmlns:m="http://schemas.openxmlformats.org/officeDocument/2006/math" xmlns:v="urn:schemas-microsoft-com:vml" xmlns:wp14="http://schemas.microsoft.com/office/word/2010/wordprocessingDrawing" xmlns:wp="http://schemas.openxmlformats.org/drawingml/2006/wordprocessingDrawing" xmlns:w10="urn:schemas-microsoft-com:office:word" xmlns:w="http://schemas.openxmlformats.org/wordprocessingml/2006/main" xmlns:w14="http://schemas.microsoft.com/office/word/2010/wordml" xmlns:w15="http://schemas.microsoft.com/office/word/2012/wordml" xmlns:w16se="http://schemas.microsoft.com/office/word/2015/wordml/symex" xmlns:wpg="http://schemas.microsoft.com/office/word/2010/wordprocessingGroup" xmlns:wpi="http://schemas.microsoft.com/office/word/2010/wordprocessingInk" xmlns:wne="http://schemas.microsoft.com/office/word/2006/wordml" xmlns:wps="http://schemas.microsoft.com/office/word/2010/wordprocessingShape" mc:Ignorable="w14 w15 w16se wp14">
+<w:numbering xmlns:wpc="http://schemas.microsoft.com/office/word/2010/wordprocessingCanvas" xmlns:cx="http://schemas.microsoft.com/office/drawing/2014/chartex" xmlns:cx1="http://schemas.microsoft.com/office/drawing/2015/9/8/chartex" xmlns:cx2="http://schemas.microsoft.com/office/drawing/2015/10/21/chartex" xmlns:cx3="http://schemas.microsoft.com/office/drawing/2016/5/9/chartex" xmlns:cx4="http://schemas.microsoft.com/office/drawing/2016/5/10/chartex" xmlns:cx5="http://schemas.microsoft.com/office/drawing/2016/5/11/chartex" xmlns:cx6="http://schemas.microsoft.com/office/drawing/2016/5/12/chartex" xmlns:cx7="http://schemas.microsoft.com/office/drawing/2016/5/13/chartex" xmlns:cx8="http://schemas.microsoft.com/office/drawing/2016/5/14/chartex" xmlns:mc="http://schemas.openxmlformats.org/markup-compatibility/2006" xmlns:aink="http://schemas.microsoft.com/office/drawing/2016/ink" xmlns:am3d="http://schemas.microsoft.com/office/drawing/2017/model3d" xmlns:o="urn:schemas-microsoft-com:office:office" xmlns:r="http://schemas.openxmlformats.org/officeDocument/2006/relationships" xmlns:m="http://schemas.openxmlformats.org/officeDocument/2006/math" xmlns:v="urn:schemas-microsoft-com:vml" xmlns:wp14="http://schemas.microsoft.com/office/word/2010/wordprocessingDrawing" xmlns:wp="http://schemas.openxmlformats.org/drawingml/2006/wordprocessingDrawing" xmlns:w10="urn:schemas-microsoft-com:office:word" xmlns:w="http://schemas.openxmlformats.org/wordprocessingml/2006/main" xmlns:w14="http://schemas.microsoft.com/office/word/2010/wordml" xmlns:w15="http://schemas.microsoft.com/office/word/2012/wordml" xmlns:w16cex="http://schemas.microsoft.com/office/word/2018/wordml/cex" xmlns:w16cid="http://schemas.microsoft.com/office/word/2016/wordml/cid" xmlns:w16="http://schemas.microsoft.com/office/word/2018/wordml" xmlns:w16sdtdh="http://schemas.microsoft.com/office/word/2020/wordml/sdtdatahash" xmlns:w16se="http://schemas.microsoft.com/office/word/2015/wordml/symex" xmlns:wpg="http://schemas.microsoft.com/office/word/2010/wordprocessingGroup" xmlns:wpi="http://schemas.microsoft.com/office/word/2010/wordprocessingInk" xmlns:wne="http://schemas.microsoft.com/office/word/2006/wordml" xmlns:wps="http://schemas.microsoft.com/office/word/2010/wordprocessingShape" mc:Ignorable="w14 w15 w16se w16cid w16 w16cex w16sdtdh wp14">
   <w:abstractNum w:abstractNumId="0" w15:restartNumberingAfterBreak="0">
     <w:nsid w:val="05EA1F32"/>
     <w:multiLevelType w:val="hybridMultilevel"/>
@@ -3731,6 +4181,119 @@
     </w:lvl>
   </w:abstractNum>
   <w:abstractNum w:abstractNumId="1" w15:restartNumberingAfterBreak="0">
+    <w:nsid w:val="06521997"/>
+    <w:multiLevelType w:val="hybridMultilevel"/>
+    <w:tmpl w:val="F634B558"/>
+    <w:lvl w:ilvl="0" w:tplc="040C0001">
+      <w:start w:val="1"/>
+      <w:numFmt w:val="bullet"/>
+      <w:lvlText w:val=""/>
+      <w:lvlJc w:val="left"/>
+      <w:pPr>
+        <w:ind w:left="720" w:hanging="360"/>
+      </w:pPr>
+      <w:rPr>
+        <w:rFonts w:ascii="Symbol" w:hAnsi="Symbol" w:hint="default"/>
+      </w:rPr>
+    </w:lvl>
+    <w:lvl w:ilvl="1" w:tplc="040C0003" w:tentative="1">
+      <w:start w:val="1"/>
+      <w:numFmt w:val="bullet"/>
+      <w:lvlText w:val="o"/>
+      <w:lvlJc w:val="left"/>
+      <w:pPr>
+        <w:ind w:left="1440" w:hanging="360"/>
+      </w:pPr>
+      <w:rPr>
+        <w:rFonts w:ascii="Courier New" w:hAnsi="Courier New" w:cs="Courier New" w:hint="default"/>
+      </w:rPr>
+    </w:lvl>
+    <w:lvl w:ilvl="2" w:tplc="040C0005" w:tentative="1">
+      <w:start w:val="1"/>
+      <w:numFmt w:val="bullet"/>
+      <w:lvlText w:val=""/>
+      <w:lvlJc w:val="left"/>
+      <w:pPr>
+        <w:ind w:left="2160" w:hanging="360"/>
+      </w:pPr>
+      <w:rPr>
+        <w:rFonts w:ascii="Wingdings" w:hAnsi="Wingdings" w:hint="default"/>
+      </w:rPr>
+    </w:lvl>
+    <w:lvl w:ilvl="3" w:tplc="040C0001" w:tentative="1">
+      <w:start w:val="1"/>
+      <w:numFmt w:val="bullet"/>
+      <w:lvlText w:val=""/>
+      <w:lvlJc w:val="left"/>
+      <w:pPr>
+        <w:ind w:left="2880" w:hanging="360"/>
+      </w:pPr>
+      <w:rPr>
+        <w:rFonts w:ascii="Symbol" w:hAnsi="Symbol" w:hint="default"/>
+      </w:rPr>
+    </w:lvl>
+    <w:lvl w:ilvl="4" w:tplc="040C0003" w:tentative="1">
+      <w:start w:val="1"/>
+      <w:numFmt w:val="bullet"/>
+      <w:lvlText w:val="o"/>
+      <w:lvlJc w:val="left"/>
+      <w:pPr>
+        <w:ind w:left="3600" w:hanging="360"/>
+      </w:pPr>
+      <w:rPr>
+        <w:rFonts w:ascii="Courier New" w:hAnsi="Courier New" w:cs="Courier New" w:hint="default"/>
+      </w:rPr>
+    </w:lvl>
+    <w:lvl w:ilvl="5" w:tplc="040C0005" w:tentative="1">
+      <w:start w:val="1"/>
+      <w:numFmt w:val="bullet"/>
+      <w:lvlText w:val=""/>
+      <w:lvlJc w:val="left"/>
+      <w:pPr>
+        <w:ind w:left="4320" w:hanging="360"/>
+      </w:pPr>
+      <w:rPr>
+        <w:rFonts w:ascii="Wingdings" w:hAnsi="Wingdings" w:hint="default"/>
+      </w:rPr>
+    </w:lvl>
+    <w:lvl w:ilvl="6" w:tplc="040C0001" w:tentative="1">
+      <w:start w:val="1"/>
+      <w:numFmt w:val="bullet"/>
+      <w:lvlText w:val=""/>
+      <w:lvlJc w:val="left"/>
+      <w:pPr>
+        <w:ind w:left="5040" w:hanging="360"/>
+      </w:pPr>
+      <w:rPr>
+        <w:rFonts w:ascii="Symbol" w:hAnsi="Symbol" w:hint="default"/>
+      </w:rPr>
+    </w:lvl>
+    <w:lvl w:ilvl="7" w:tplc="040C0003" w:tentative="1">
+      <w:start w:val="1"/>
+      <w:numFmt w:val="bullet"/>
+      <w:lvlText w:val="o"/>
+      <w:lvlJc w:val="left"/>
+      <w:pPr>
+        <w:ind w:left="5760" w:hanging="360"/>
+      </w:pPr>
+      <w:rPr>
+        <w:rFonts w:ascii="Courier New" w:hAnsi="Courier New" w:cs="Courier New" w:hint="default"/>
+      </w:rPr>
+    </w:lvl>
+    <w:lvl w:ilvl="8" w:tplc="040C0005" w:tentative="1">
+      <w:start w:val="1"/>
+      <w:numFmt w:val="bullet"/>
+      <w:lvlText w:val=""/>
+      <w:lvlJc w:val="left"/>
+      <w:pPr>
+        <w:ind w:left="6480" w:hanging="360"/>
+      </w:pPr>
+      <w:rPr>
+        <w:rFonts w:ascii="Wingdings" w:hAnsi="Wingdings" w:hint="default"/>
+      </w:rPr>
+    </w:lvl>
+  </w:abstractNum>
+  <w:abstractNum w:abstractNumId="2" w15:restartNumberingAfterBreak="0">
     <w:nsid w:val="0F8D49E4"/>
     <w:multiLevelType w:val="hybridMultilevel"/>
     <w:tmpl w:val="C8AE40BA"/>
@@ -3843,7 +4406,7 @@
       </w:rPr>
     </w:lvl>
   </w:abstractNum>
-  <w:abstractNum w:abstractNumId="2" w15:restartNumberingAfterBreak="0">
+  <w:abstractNum w:abstractNumId="3" w15:restartNumberingAfterBreak="0">
     <w:nsid w:val="143A3B26"/>
     <w:multiLevelType w:val="hybridMultilevel"/>
     <w:tmpl w:val="AED49D3E"/>
@@ -3929,7 +4492,7 @@
       </w:pPr>
     </w:lvl>
   </w:abstractNum>
-  <w:abstractNum w:abstractNumId="3" w15:restartNumberingAfterBreak="0">
+  <w:abstractNum w:abstractNumId="4" w15:restartNumberingAfterBreak="0">
     <w:nsid w:val="19FB6B17"/>
     <w:multiLevelType w:val="hybridMultilevel"/>
     <w:tmpl w:val="5D667608"/>
@@ -4042,7 +4605,7 @@
       </w:rPr>
     </w:lvl>
   </w:abstractNum>
-  <w:abstractNum w:abstractNumId="4" w15:restartNumberingAfterBreak="0">
+  <w:abstractNum w:abstractNumId="5" w15:restartNumberingAfterBreak="0">
     <w:nsid w:val="1CC7271C"/>
     <w:multiLevelType w:val="hybridMultilevel"/>
     <w:tmpl w:val="1B10ADC6"/>
@@ -4155,7 +4718,7 @@
       </w:rPr>
     </w:lvl>
   </w:abstractNum>
-  <w:abstractNum w:abstractNumId="5" w15:restartNumberingAfterBreak="0">
+  <w:abstractNum w:abstractNumId="6" w15:restartNumberingAfterBreak="0">
     <w:nsid w:val="2E18194C"/>
     <w:multiLevelType w:val="hybridMultilevel"/>
     <w:tmpl w:val="470E3430"/>
@@ -4268,7 +4831,7 @@
       </w:rPr>
     </w:lvl>
   </w:abstractNum>
-  <w:abstractNum w:abstractNumId="6" w15:restartNumberingAfterBreak="0">
+  <w:abstractNum w:abstractNumId="7" w15:restartNumberingAfterBreak="0">
     <w:nsid w:val="34043178"/>
     <w:multiLevelType w:val="hybridMultilevel"/>
     <w:tmpl w:val="0F2A3092"/>
@@ -4381,7 +4944,7 @@
       </w:rPr>
     </w:lvl>
   </w:abstractNum>
-  <w:abstractNum w:abstractNumId="7" w15:restartNumberingAfterBreak="0">
+  <w:abstractNum w:abstractNumId="8" w15:restartNumberingAfterBreak="0">
     <w:nsid w:val="34683596"/>
     <w:multiLevelType w:val="hybridMultilevel"/>
     <w:tmpl w:val="DC2AC3E2"/>
@@ -4494,7 +5057,7 @@
       </w:rPr>
     </w:lvl>
   </w:abstractNum>
-  <w:abstractNum w:abstractNumId="8" w15:restartNumberingAfterBreak="0">
+  <w:abstractNum w:abstractNumId="9" w15:restartNumberingAfterBreak="0">
     <w:nsid w:val="39E84364"/>
     <w:multiLevelType w:val="hybridMultilevel"/>
     <w:tmpl w:val="42EA842C"/>
@@ -4607,7 +5170,120 @@
       </w:rPr>
     </w:lvl>
   </w:abstractNum>
-  <w:abstractNum w:abstractNumId="9" w15:restartNumberingAfterBreak="0">
+  <w:abstractNum w:abstractNumId="10" w15:restartNumberingAfterBreak="0">
+    <w:nsid w:val="43AF5E5A"/>
+    <w:multiLevelType w:val="hybridMultilevel"/>
+    <w:tmpl w:val="BE2064D6"/>
+    <w:lvl w:ilvl="0" w:tplc="040C0001">
+      <w:start w:val="1"/>
+      <w:numFmt w:val="bullet"/>
+      <w:lvlText w:val=""/>
+      <w:lvlJc w:val="left"/>
+      <w:pPr>
+        <w:ind w:left="720" w:hanging="360"/>
+      </w:pPr>
+      <w:rPr>
+        <w:rFonts w:ascii="Symbol" w:hAnsi="Symbol" w:hint="default"/>
+      </w:rPr>
+    </w:lvl>
+    <w:lvl w:ilvl="1" w:tplc="040C0003" w:tentative="1">
+      <w:start w:val="1"/>
+      <w:numFmt w:val="bullet"/>
+      <w:lvlText w:val="o"/>
+      <w:lvlJc w:val="left"/>
+      <w:pPr>
+        <w:ind w:left="1440" w:hanging="360"/>
+      </w:pPr>
+      <w:rPr>
+        <w:rFonts w:ascii="Courier New" w:hAnsi="Courier New" w:cs="Courier New" w:hint="default"/>
+      </w:rPr>
+    </w:lvl>
+    <w:lvl w:ilvl="2" w:tplc="040C0005" w:tentative="1">
+      <w:start w:val="1"/>
+      <w:numFmt w:val="bullet"/>
+      <w:lvlText w:val=""/>
+      <w:lvlJc w:val="left"/>
+      <w:pPr>
+        <w:ind w:left="2160" w:hanging="360"/>
+      </w:pPr>
+      <w:rPr>
+        <w:rFonts w:ascii="Wingdings" w:hAnsi="Wingdings" w:hint="default"/>
+      </w:rPr>
+    </w:lvl>
+    <w:lvl w:ilvl="3" w:tplc="040C0001" w:tentative="1">
+      <w:start w:val="1"/>
+      <w:numFmt w:val="bullet"/>
+      <w:lvlText w:val=""/>
+      <w:lvlJc w:val="left"/>
+      <w:pPr>
+        <w:ind w:left="2880" w:hanging="360"/>
+      </w:pPr>
+      <w:rPr>
+        <w:rFonts w:ascii="Symbol" w:hAnsi="Symbol" w:hint="default"/>
+      </w:rPr>
+    </w:lvl>
+    <w:lvl w:ilvl="4" w:tplc="040C0003" w:tentative="1">
+      <w:start w:val="1"/>
+      <w:numFmt w:val="bullet"/>
+      <w:lvlText w:val="o"/>
+      <w:lvlJc w:val="left"/>
+      <w:pPr>
+        <w:ind w:left="3600" w:hanging="360"/>
+      </w:pPr>
+      <w:rPr>
+        <w:rFonts w:ascii="Courier New" w:hAnsi="Courier New" w:cs="Courier New" w:hint="default"/>
+      </w:rPr>
+    </w:lvl>
+    <w:lvl w:ilvl="5" w:tplc="040C0005" w:tentative="1">
+      <w:start w:val="1"/>
+      <w:numFmt w:val="bullet"/>
+      <w:lvlText w:val=""/>
+      <w:lvlJc w:val="left"/>
+      <w:pPr>
+        <w:ind w:left="4320" w:hanging="360"/>
+      </w:pPr>
+      <w:rPr>
+        <w:rFonts w:ascii="Wingdings" w:hAnsi="Wingdings" w:hint="default"/>
+      </w:rPr>
+    </w:lvl>
+    <w:lvl w:ilvl="6" w:tplc="040C0001" w:tentative="1">
+      <w:start w:val="1"/>
+      <w:numFmt w:val="bullet"/>
+      <w:lvlText w:val=""/>
+      <w:lvlJc w:val="left"/>
+      <w:pPr>
+        <w:ind w:left="5040" w:hanging="360"/>
+      </w:pPr>
+      <w:rPr>
+        <w:rFonts w:ascii="Symbol" w:hAnsi="Symbol" w:hint="default"/>
+      </w:rPr>
+    </w:lvl>
+    <w:lvl w:ilvl="7" w:tplc="040C0003" w:tentative="1">
+      <w:start w:val="1"/>
+      <w:numFmt w:val="bullet"/>
+      <w:lvlText w:val="o"/>
+      <w:lvlJc w:val="left"/>
+      <w:pPr>
+        <w:ind w:left="5760" w:hanging="360"/>
+      </w:pPr>
+      <w:rPr>
+        <w:rFonts w:ascii="Courier New" w:hAnsi="Courier New" w:cs="Courier New" w:hint="default"/>
+      </w:rPr>
+    </w:lvl>
+    <w:lvl w:ilvl="8" w:tplc="040C0005" w:tentative="1">
+      <w:start w:val="1"/>
+      <w:numFmt w:val="bullet"/>
+      <w:lvlText w:val=""/>
+      <w:lvlJc w:val="left"/>
+      <w:pPr>
+        <w:ind w:left="6480" w:hanging="360"/>
+      </w:pPr>
+      <w:rPr>
+        <w:rFonts w:ascii="Wingdings" w:hAnsi="Wingdings" w:hint="default"/>
+      </w:rPr>
+    </w:lvl>
+  </w:abstractNum>
+  <w:abstractNum w:abstractNumId="11" w15:restartNumberingAfterBreak="0">
     <w:nsid w:val="43BD7F1B"/>
     <w:multiLevelType w:val="hybridMultilevel"/>
     <w:tmpl w:val="1146079C"/>
@@ -4720,7 +5396,7 @@
       </w:rPr>
     </w:lvl>
   </w:abstractNum>
-  <w:abstractNum w:abstractNumId="10" w15:restartNumberingAfterBreak="0">
+  <w:abstractNum w:abstractNumId="12" w15:restartNumberingAfterBreak="0">
     <w:nsid w:val="5CC70CAE"/>
     <w:multiLevelType w:val="hybridMultilevel"/>
     <w:tmpl w:val="5024D0DC"/>
@@ -4833,7 +5509,7 @@
       </w:rPr>
     </w:lvl>
   </w:abstractNum>
-  <w:abstractNum w:abstractNumId="11" w15:restartNumberingAfterBreak="0">
+  <w:abstractNum w:abstractNumId="13" w15:restartNumberingAfterBreak="0">
     <w:nsid w:val="6E760682"/>
     <w:multiLevelType w:val="hybridMultilevel"/>
     <w:tmpl w:val="C91A9954"/>
@@ -4946,7 +5622,7 @@
       </w:rPr>
     </w:lvl>
   </w:abstractNum>
-  <w:abstractNum w:abstractNumId="12" w15:restartNumberingAfterBreak="0">
+  <w:abstractNum w:abstractNumId="14" w15:restartNumberingAfterBreak="0">
     <w:nsid w:val="709558A0"/>
     <w:multiLevelType w:val="hybridMultilevel"/>
     <w:tmpl w:val="7D78DF72"/>
@@ -5060,49 +5736,55 @@
     </w:lvl>
   </w:abstractNum>
   <w:num w:numId="1">
-    <w:abstractNumId w:val="2"/>
+    <w:abstractNumId w:val="3"/>
   </w:num>
   <w:num w:numId="2">
-    <w:abstractNumId w:val="11"/>
+    <w:abstractNumId w:val="13"/>
   </w:num>
   <w:num w:numId="3">
     <w:abstractNumId w:val="0"/>
   </w:num>
   <w:num w:numId="4">
+    <w:abstractNumId w:val="7"/>
+  </w:num>
+  <w:num w:numId="5">
+    <w:abstractNumId w:val="5"/>
+  </w:num>
+  <w:num w:numId="6">
+    <w:abstractNumId w:val="12"/>
+  </w:num>
+  <w:num w:numId="7">
+    <w:abstractNumId w:val="9"/>
+  </w:num>
+  <w:num w:numId="8">
+    <w:abstractNumId w:val="11"/>
+  </w:num>
+  <w:num w:numId="9">
+    <w:abstractNumId w:val="4"/>
+  </w:num>
+  <w:num w:numId="10">
     <w:abstractNumId w:val="6"/>
   </w:num>
-  <w:num w:numId="5">
-    <w:abstractNumId w:val="4"/>
+  <w:num w:numId="11">
+    <w:abstractNumId w:val="8"/>
   </w:num>
-  <w:num w:numId="6">
+  <w:num w:numId="12">
+    <w:abstractNumId w:val="2"/>
+  </w:num>
+  <w:num w:numId="13">
+    <w:abstractNumId w:val="14"/>
+  </w:num>
+  <w:num w:numId="14">
     <w:abstractNumId w:val="10"/>
   </w:num>
-  <w:num w:numId="7">
-    <w:abstractNumId w:val="8"/>
-  </w:num>
-  <w:num w:numId="8">
-    <w:abstractNumId w:val="9"/>
-  </w:num>
-  <w:num w:numId="9">
-    <w:abstractNumId w:val="3"/>
-  </w:num>
-  <w:num w:numId="10">
-    <w:abstractNumId w:val="5"/>
-  </w:num>
-  <w:num w:numId="11">
-    <w:abstractNumId w:val="7"/>
-  </w:num>
-  <w:num w:numId="12">
+  <w:num w:numId="15">
     <w:abstractNumId w:val="1"/>
-  </w:num>
-  <w:num w:numId="13">
-    <w:abstractNumId w:val="12"/>
   </w:num>
 </w:numbering>
 </file>
 
 <file path=word/styles.xml><?xml version="1.0" encoding="utf-8"?>
-<w:styles xmlns:mc="http://schemas.openxmlformats.org/markup-compatibility/2006" xmlns:r="http://schemas.openxmlformats.org/officeDocument/2006/relationships" xmlns:w="http://schemas.openxmlformats.org/wordprocessingml/2006/main" xmlns:w14="http://schemas.microsoft.com/office/word/2010/wordml" xmlns:w15="http://schemas.microsoft.com/office/word/2012/wordml" xmlns:w16se="http://schemas.microsoft.com/office/word/2015/wordml/symex" mc:Ignorable="w14 w15 w16se">
+<w:styles xmlns:mc="http://schemas.openxmlformats.org/markup-compatibility/2006" xmlns:r="http://schemas.openxmlformats.org/officeDocument/2006/relationships" xmlns:w="http://schemas.openxmlformats.org/wordprocessingml/2006/main" xmlns:w14="http://schemas.microsoft.com/office/word/2010/wordml" xmlns:w15="http://schemas.microsoft.com/office/word/2012/wordml" xmlns:w16cex="http://schemas.microsoft.com/office/word/2018/wordml/cex" xmlns:w16cid="http://schemas.microsoft.com/office/word/2016/wordml/cid" xmlns:w16="http://schemas.microsoft.com/office/word/2018/wordml" xmlns:w16sdtdh="http://schemas.microsoft.com/office/word/2020/wordml/sdtdatahash" xmlns:w16se="http://schemas.microsoft.com/office/word/2015/wordml/symex" mc:Ignorable="w14 w15 w16se w16cid w16 w16cex w16sdtdh">
   <w:docDefaults>
     <w:rPrDefault>
       <w:rPr>
@@ -5118,7 +5800,7 @@
       </w:pPr>
     </w:pPrDefault>
   </w:docDefaults>
-  <w:latentStyles w:defLockedState="0" w:defUIPriority="99" w:defSemiHidden="0" w:defUnhideWhenUsed="0" w:defQFormat="0" w:count="371">
+  <w:latentStyles w:defLockedState="0" w:defUIPriority="99" w:defSemiHidden="0" w:defUnhideWhenUsed="0" w:defQFormat="0" w:count="376">
     <w:lsdException w:name="Normal" w:uiPriority="0" w:qFormat="1"/>
     <w:lsdException w:name="heading 1" w:uiPriority="9" w:qFormat="1"/>
     <w:lsdException w:name="heading 2" w:semiHidden="1" w:uiPriority="9" w:unhideWhenUsed="1" w:qFormat="1"/>
@@ -5224,7 +5906,6 @@
     <w:lsdException w:name="HTML Sample" w:semiHidden="1" w:unhideWhenUsed="1"/>
     <w:lsdException w:name="HTML Typewriter" w:semiHidden="1" w:unhideWhenUsed="1"/>
     <w:lsdException w:name="HTML Variable" w:semiHidden="1" w:unhideWhenUsed="1"/>
-    <w:lsdException w:name="Normal Table" w:semiHidden="1" w:unhideWhenUsed="1"/>
     <w:lsdException w:name="annotation subject" w:semiHidden="1" w:unhideWhenUsed="1"/>
     <w:lsdException w:name="No List" w:semiHidden="1" w:unhideWhenUsed="1"/>
     <w:lsdException w:name="Outline List 1" w:semiHidden="1" w:unhideWhenUsed="1"/>
@@ -5267,11 +5948,8 @@
     <w:lsdException w:name="Table Contemporary" w:semiHidden="1" w:unhideWhenUsed="1"/>
     <w:lsdException w:name="Table Elegant" w:semiHidden="1" w:unhideWhenUsed="1"/>
     <w:lsdException w:name="Table Professional" w:semiHidden="1" w:unhideWhenUsed="1"/>
-    <w:lsdException w:name="Table Subtle 1" w:semiHidden="1" w:unhideWhenUsed="1"/>
     <w:lsdException w:name="Table Subtle 2" w:semiHidden="1" w:unhideWhenUsed="1"/>
     <w:lsdException w:name="Table Web 1" w:semiHidden="1" w:unhideWhenUsed="1"/>
-    <w:lsdException w:name="Table Web 2" w:semiHidden="1" w:unhideWhenUsed="1"/>
-    <w:lsdException w:name="Table Web 3" w:semiHidden="1" w:unhideWhenUsed="1"/>
     <w:lsdException w:name="Balloon Text" w:semiHidden="1" w:unhideWhenUsed="1"/>
     <w:lsdException w:name="Table Grid" w:uiPriority="39"/>
     <w:lsdException w:name="Table Theme" w:semiHidden="1" w:unhideWhenUsed="1"/>
@@ -5490,6 +6168,11 @@
     <w:lsdException w:name="List Table 5 Dark Accent 6" w:uiPriority="50"/>
     <w:lsdException w:name="List Table 6 Colorful Accent 6" w:uiPriority="51"/>
     <w:lsdException w:name="List Table 7 Colorful Accent 6" w:uiPriority="52"/>
+    <w:lsdException w:name="Mention" w:semiHidden="1" w:unhideWhenUsed="1"/>
+    <w:lsdException w:name="Smart Hyperlink" w:semiHidden="1" w:unhideWhenUsed="1"/>
+    <w:lsdException w:name="Hashtag" w:semiHidden="1" w:unhideWhenUsed="1"/>
+    <w:lsdException w:name="Unresolved Mention" w:semiHidden="1" w:unhideWhenUsed="1"/>
+    <w:lsdException w:name="Smart Link" w:semiHidden="1" w:unhideWhenUsed="1"/>
   </w:latentStyles>
   <w:style w:type="paragraph" w:default="1" w:styleId="Normal">
     <w:name w:val="Normal"/>

--- a/Nature.docx
+++ b/Nature.docx
@@ -9,6 +9,7 @@
           <w:rFonts w:cstheme="minorHAnsi"/>
           <w:b/>
           <w:sz w:val="28"/>
+          <w:szCs w:val="28"/>
         </w:rPr>
       </w:pPr>
       <w:r>
@@ -16,6 +17,7 @@
           <w:rFonts w:cstheme="minorHAnsi"/>
           <w:b/>
           <w:sz w:val="28"/>
+          <w:szCs w:val="28"/>
         </w:rPr>
         <w:t>L’Homme est il un être à part dans la nature</w:t>
       </w:r>
@@ -45,12 +47,14 @@
               <w:rPr>
                 <w:rFonts w:cstheme="minorHAnsi"/>
                 <w:sz w:val="24"/>
+                <w:szCs w:val="24"/>
               </w:rPr>
             </w:pPr>
             <w:r>
               <w:rPr>
                 <w:rFonts w:cstheme="minorHAnsi"/>
                 <w:sz w:val="24"/>
+                <w:szCs w:val="24"/>
               </w:rPr>
               <w:t>Auteurs</w:t>
             </w:r>
@@ -66,12 +70,14 @@
               <w:rPr>
                 <w:rFonts w:cstheme="minorHAnsi"/>
                 <w:sz w:val="24"/>
+                <w:szCs w:val="24"/>
               </w:rPr>
             </w:pPr>
             <w:r>
               <w:rPr>
                 <w:rFonts w:cstheme="minorHAnsi"/>
                 <w:sz w:val="24"/>
+                <w:szCs w:val="24"/>
               </w:rPr>
               <w:t>Œuvres</w:t>
             </w:r>
@@ -87,12 +93,14 @@
               <w:rPr>
                 <w:rFonts w:cstheme="minorHAnsi"/>
                 <w:sz w:val="24"/>
+                <w:szCs w:val="24"/>
               </w:rPr>
             </w:pPr>
             <w:r>
               <w:rPr>
                 <w:rFonts w:cstheme="minorHAnsi"/>
                 <w:sz w:val="24"/>
+                <w:szCs w:val="24"/>
               </w:rPr>
               <w:t>Siècle</w:t>
             </w:r>
@@ -112,12 +120,14 @@
               <w:rPr>
                 <w:rFonts w:cstheme="minorHAnsi"/>
                 <w:sz w:val="24"/>
+                <w:szCs w:val="24"/>
               </w:rPr>
             </w:pPr>
             <w:r>
               <w:rPr>
                 <w:rFonts w:cstheme="minorHAnsi"/>
                 <w:sz w:val="24"/>
+                <w:szCs w:val="24"/>
               </w:rPr>
               <w:t>Lucrèce</w:t>
             </w:r>
@@ -132,12 +142,14 @@
               <w:rPr>
                 <w:rFonts w:cstheme="minorHAnsi"/>
                 <w:sz w:val="24"/>
+                <w:szCs w:val="24"/>
               </w:rPr>
             </w:pPr>
             <w:r>
               <w:rPr>
                 <w:rFonts w:cstheme="minorHAnsi"/>
                 <w:sz w:val="24"/>
+                <w:szCs w:val="24"/>
               </w:rPr>
               <w:t>La nature des choses</w:t>
             </w:r>
@@ -152,12 +164,14 @@
               <w:rPr>
                 <w:rFonts w:cstheme="minorHAnsi"/>
                 <w:sz w:val="24"/>
+                <w:szCs w:val="24"/>
               </w:rPr>
             </w:pPr>
             <w:r>
               <w:rPr>
                 <w:rFonts w:cstheme="minorHAnsi"/>
                 <w:sz w:val="24"/>
+                <w:szCs w:val="24"/>
               </w:rPr>
               <w:t>I</w:t>
             </w:r>
@@ -165,6 +179,7 @@
               <w:rPr>
                 <w:rFonts w:cstheme="minorHAnsi"/>
                 <w:sz w:val="24"/>
+                <w:szCs w:val="24"/>
                 <w:vertAlign w:val="superscript"/>
               </w:rPr>
               <w:t>er</w:t>
@@ -173,6 +188,7 @@
               <w:rPr>
                 <w:rFonts w:cstheme="minorHAnsi"/>
                 <w:sz w:val="24"/>
+                <w:szCs w:val="24"/>
                 <w:vertAlign w:val="superscript"/>
               </w:rPr>
               <w:t xml:space="preserve"> </w:t>
@@ -181,6 +197,7 @@
               <w:rPr>
                 <w:rFonts w:cstheme="minorHAnsi"/>
                 <w:sz w:val="24"/>
+                <w:szCs w:val="24"/>
               </w:rPr>
               <w:t>av J.-C.</w:t>
             </w:r>
@@ -200,12 +217,14 @@
               <w:rPr>
                 <w:rFonts w:cstheme="minorHAnsi"/>
                 <w:sz w:val="24"/>
+                <w:szCs w:val="24"/>
               </w:rPr>
             </w:pPr>
             <w:r>
               <w:rPr>
                 <w:rFonts w:cstheme="minorHAnsi"/>
                 <w:sz w:val="24"/>
+                <w:szCs w:val="24"/>
               </w:rPr>
               <w:t xml:space="preserve">Platon </w:t>
             </w:r>
@@ -220,12 +239,14 @@
               <w:rPr>
                 <w:rFonts w:cstheme="minorHAnsi"/>
                 <w:sz w:val="24"/>
+                <w:szCs w:val="24"/>
               </w:rPr>
             </w:pPr>
             <w:r>
               <w:rPr>
                 <w:rFonts w:cstheme="minorHAnsi"/>
                 <w:sz w:val="24"/>
+                <w:szCs w:val="24"/>
               </w:rPr>
               <w:t>Protagoras</w:t>
             </w:r>
@@ -246,7 +267,20 @@
               <w:rPr>
                 <w:rFonts w:asciiTheme="minorHAnsi" w:hAnsiTheme="minorHAnsi" w:cstheme="minorHAnsi"/>
               </w:rPr>
-              <w:t>Vème av J.-C</w:t>
+              <w:t>V</w:t>
+            </w:r>
+            <w:r>
+              <w:rPr>
+                <w:rFonts w:asciiTheme="minorHAnsi" w:hAnsiTheme="minorHAnsi" w:cstheme="minorHAnsi"/>
+                <w:vertAlign w:val="superscript"/>
+              </w:rPr>
+              <w:t>ème</w:t>
+            </w:r>
+            <w:r>
+              <w:rPr>
+                <w:rFonts w:asciiTheme="minorHAnsi" w:hAnsiTheme="minorHAnsi" w:cstheme="minorHAnsi"/>
+              </w:rPr>
+              <w:t xml:space="preserve"> av J.-C</w:t>
             </w:r>
           </w:p>
         </w:tc>
@@ -264,12 +298,14 @@
               <w:rPr>
                 <w:rFonts w:cstheme="minorHAnsi"/>
                 <w:sz w:val="24"/>
+                <w:szCs w:val="24"/>
               </w:rPr>
             </w:pPr>
             <w:r>
               <w:rPr>
                 <w:rFonts w:cstheme="minorHAnsi"/>
                 <w:sz w:val="24"/>
+                <w:szCs w:val="24"/>
               </w:rPr>
               <w:t>Kant</w:t>
             </w:r>
@@ -284,12 +320,14 @@
               <w:rPr>
                 <w:rFonts w:cstheme="minorHAnsi"/>
                 <w:sz w:val="24"/>
+                <w:szCs w:val="24"/>
               </w:rPr>
             </w:pPr>
             <w:r>
               <w:rPr>
                 <w:rFonts w:cstheme="minorHAnsi"/>
                 <w:sz w:val="24"/>
+                <w:szCs w:val="24"/>
               </w:rPr>
               <w:t>Idée d’une histoire universelle du point de vue cosmopolitique</w:t>
             </w:r>
@@ -338,12 +376,14 @@
               <w:rPr>
                 <w:rFonts w:cstheme="minorHAnsi"/>
                 <w:sz w:val="24"/>
+                <w:szCs w:val="24"/>
               </w:rPr>
             </w:pPr>
             <w:r>
               <w:rPr>
                 <w:rFonts w:cstheme="minorHAnsi"/>
                 <w:sz w:val="24"/>
+                <w:szCs w:val="24"/>
               </w:rPr>
               <w:t>Spinoza</w:t>
             </w:r>
@@ -361,12 +401,14 @@
               <w:rPr>
                 <w:rFonts w:cstheme="minorHAnsi"/>
                 <w:sz w:val="24"/>
+                <w:szCs w:val="24"/>
               </w:rPr>
             </w:pPr>
             <w:r>
               <w:rPr>
                 <w:rFonts w:cstheme="minorHAnsi"/>
                 <w:sz w:val="24"/>
+                <w:szCs w:val="24"/>
               </w:rPr>
               <w:t>Ét</w:t>
             </w:r>
@@ -374,6 +416,7 @@
               <w:rPr>
                 <w:rFonts w:cstheme="minorHAnsi"/>
                 <w:sz w:val="24"/>
+                <w:szCs w:val="24"/>
               </w:rPr>
               <w:t>h</w:t>
             </w:r>
@@ -381,6 +424,7 @@
               <w:rPr>
                 <w:rFonts w:cstheme="minorHAnsi"/>
                 <w:sz w:val="24"/>
+                <w:szCs w:val="24"/>
               </w:rPr>
               <w:t>ique</w:t>
             </w:r>
@@ -398,6 +442,7 @@
               <w:rPr>
                 <w:rFonts w:cstheme="minorHAnsi"/>
                 <w:sz w:val="24"/>
+                <w:szCs w:val="24"/>
               </w:rPr>
             </w:pPr>
             <w:r>
@@ -436,12 +481,14 @@
               <w:rPr>
                 <w:rFonts w:cstheme="minorHAnsi"/>
                 <w:sz w:val="24"/>
+                <w:szCs w:val="24"/>
               </w:rPr>
             </w:pPr>
             <w:r>
               <w:rPr>
                 <w:rFonts w:cstheme="minorHAnsi"/>
                 <w:sz w:val="24"/>
+                <w:szCs w:val="24"/>
               </w:rPr>
               <w:t>Freud</w:t>
             </w:r>
@@ -459,12 +506,14 @@
               <w:rPr>
                 <w:rFonts w:cstheme="minorHAnsi"/>
                 <w:sz w:val="24"/>
+                <w:szCs w:val="24"/>
               </w:rPr>
             </w:pPr>
             <w:r>
               <w:rPr>
                 <w:rFonts w:cstheme="minorHAnsi"/>
                 <w:sz w:val="24"/>
+                <w:szCs w:val="24"/>
               </w:rPr>
               <w:t>L’avenir d’une illusion</w:t>
             </w:r>
@@ -482,6 +531,7 @@
               <w:rPr>
                 <w:rFonts w:cstheme="minorHAnsi"/>
                 <w:sz w:val="24"/>
+                <w:szCs w:val="24"/>
               </w:rPr>
             </w:pPr>
             <w:r>
@@ -520,12 +570,14 @@
               <w:rPr>
                 <w:rFonts w:cstheme="minorHAnsi"/>
                 <w:sz w:val="24"/>
+                <w:szCs w:val="24"/>
               </w:rPr>
             </w:pPr>
             <w:r>
               <w:rPr>
                 <w:rFonts w:cstheme="minorHAnsi"/>
                 <w:sz w:val="24"/>
+                <w:szCs w:val="24"/>
               </w:rPr>
               <w:t>Spinoza</w:t>
             </w:r>
@@ -543,12 +595,14 @@
               <w:rPr>
                 <w:rFonts w:cstheme="minorHAnsi"/>
                 <w:sz w:val="24"/>
+                <w:szCs w:val="24"/>
               </w:rPr>
             </w:pPr>
             <w:r>
               <w:rPr>
                 <w:rFonts w:cstheme="minorHAnsi"/>
                 <w:sz w:val="24"/>
+                <w:szCs w:val="24"/>
               </w:rPr>
               <w:t>Ét</w:t>
             </w:r>
@@ -556,6 +610,7 @@
               <w:rPr>
                 <w:rFonts w:cstheme="minorHAnsi"/>
                 <w:sz w:val="24"/>
+                <w:szCs w:val="24"/>
               </w:rPr>
               <w:t>h</w:t>
             </w:r>
@@ -563,6 +618,7 @@
               <w:rPr>
                 <w:rFonts w:cstheme="minorHAnsi"/>
                 <w:sz w:val="24"/>
+                <w:szCs w:val="24"/>
               </w:rPr>
               <w:t>ique 3</w:t>
             </w:r>
@@ -570,6 +626,7 @@
               <w:rPr>
                 <w:rFonts w:cstheme="minorHAnsi"/>
                 <w:sz w:val="24"/>
+                <w:szCs w:val="24"/>
                 <w:vertAlign w:val="superscript"/>
               </w:rPr>
               <w:t xml:space="preserve">ème </w:t>
@@ -578,6 +635,7 @@
               <w:rPr>
                 <w:rFonts w:cstheme="minorHAnsi"/>
                 <w:sz w:val="24"/>
+                <w:szCs w:val="24"/>
               </w:rPr>
               <w:t>partie</w:t>
             </w:r>
@@ -595,6 +653,7 @@
               <w:rPr>
                 <w:rFonts w:cstheme="minorHAnsi"/>
                 <w:sz w:val="24"/>
+                <w:szCs w:val="24"/>
               </w:rPr>
             </w:pPr>
             <w:r>
@@ -630,12 +689,14 @@
               <w:rPr>
                 <w:rFonts w:cstheme="minorHAnsi"/>
                 <w:sz w:val="24"/>
+                <w:szCs w:val="24"/>
               </w:rPr>
             </w:pPr>
             <w:r>
               <w:rPr>
                 <w:rFonts w:cstheme="minorHAnsi"/>
                 <w:sz w:val="24"/>
+                <w:szCs w:val="24"/>
               </w:rPr>
               <w:t>Aristote</w:t>
             </w:r>
@@ -650,12 +711,14 @@
               <w:rPr>
                 <w:rFonts w:cstheme="minorHAnsi"/>
                 <w:sz w:val="24"/>
+                <w:szCs w:val="24"/>
               </w:rPr>
             </w:pPr>
             <w:r>
               <w:rPr>
                 <w:rFonts w:cstheme="minorHAnsi"/>
                 <w:sz w:val="24"/>
+                <w:szCs w:val="24"/>
               </w:rPr>
               <w:t>Politique</w:t>
             </w:r>
@@ -670,13 +733,33 @@
               <w:rPr>
                 <w:rFonts w:cstheme="minorHAnsi"/>
                 <w:sz w:val="24"/>
+                <w:szCs w:val="24"/>
               </w:rPr>
             </w:pPr>
             <w:r>
               <w:rPr>
                 <w:rFonts w:cstheme="minorHAnsi"/>
-              </w:rPr>
-              <w:t>IVème av J.-C</w:t>
+                <w:sz w:val="24"/>
+                <w:szCs w:val="24"/>
+              </w:rPr>
+              <w:t>IV</w:t>
+            </w:r>
+            <w:r>
+              <w:rPr>
+                <w:rFonts w:cstheme="minorHAnsi"/>
+                <w:sz w:val="24"/>
+                <w:szCs w:val="24"/>
+                <w:vertAlign w:val="superscript"/>
+              </w:rPr>
+              <w:t>ème</w:t>
+            </w:r>
+            <w:r>
+              <w:rPr>
+                <w:rFonts w:cstheme="minorHAnsi"/>
+                <w:sz w:val="24"/>
+                <w:szCs w:val="24"/>
+              </w:rPr>
+              <w:t xml:space="preserve"> av J.-C</w:t>
             </w:r>
           </w:p>
         </w:tc>
@@ -697,12 +780,14 @@
               <w:rPr>
                 <w:rFonts w:cstheme="minorHAnsi"/>
                 <w:sz w:val="24"/>
+                <w:szCs w:val="24"/>
               </w:rPr>
             </w:pPr>
             <w:r>
               <w:rPr>
                 <w:rFonts w:cstheme="minorHAnsi"/>
                 <w:sz w:val="24"/>
+                <w:szCs w:val="24"/>
               </w:rPr>
               <w:t>Rousseau</w:t>
             </w:r>
@@ -720,12 +805,14 @@
               <w:rPr>
                 <w:rFonts w:cstheme="minorHAnsi"/>
                 <w:sz w:val="24"/>
+                <w:szCs w:val="24"/>
               </w:rPr>
             </w:pPr>
             <w:r>
               <w:rPr>
                 <w:rFonts w:cstheme="minorHAnsi"/>
                 <w:sz w:val="24"/>
+                <w:szCs w:val="24"/>
               </w:rPr>
               <w:t>Le contrat social</w:t>
             </w:r>
@@ -743,6 +830,7 @@
               <w:rPr>
                 <w:rFonts w:cstheme="minorHAnsi"/>
                 <w:sz w:val="24"/>
+                <w:szCs w:val="24"/>
               </w:rPr>
             </w:pPr>
             <w:r>
@@ -751,13 +839,7 @@
                 <w:sz w:val="24"/>
                 <w:szCs w:val="24"/>
               </w:rPr>
-              <w:t>XVII</w:t>
-            </w:r>
-            <w:r>
-              <w:rPr>
-                <w:rFonts w:cstheme="minorHAnsi"/>
-              </w:rPr>
-              <w:t>I</w:t>
+              <w:t>XVIII</w:t>
             </w:r>
             <w:r>
               <w:rPr>
@@ -787,12 +869,14 @@
               <w:rPr>
                 <w:rFonts w:cstheme="minorHAnsi"/>
                 <w:sz w:val="24"/>
+                <w:szCs w:val="24"/>
               </w:rPr>
             </w:pPr>
             <w:r>
               <w:rPr>
                 <w:rFonts w:cstheme="minorHAnsi"/>
                 <w:sz w:val="24"/>
+                <w:szCs w:val="24"/>
               </w:rPr>
               <w:t>Cicéron</w:t>
             </w:r>
@@ -810,12 +894,14 @@
               <w:rPr>
                 <w:rFonts w:cstheme="minorHAnsi"/>
                 <w:sz w:val="24"/>
+                <w:szCs w:val="24"/>
               </w:rPr>
             </w:pPr>
             <w:r>
               <w:rPr>
                 <w:rFonts w:cstheme="minorHAnsi"/>
                 <w:sz w:val="24"/>
+                <w:szCs w:val="24"/>
               </w:rPr>
               <w:t>Tusculanes</w:t>
             </w:r>
@@ -873,12 +959,14 @@
               <w:rPr>
                 <w:rFonts w:cstheme="minorHAnsi"/>
                 <w:sz w:val="24"/>
+                <w:szCs w:val="24"/>
               </w:rPr>
             </w:pPr>
             <w:r>
               <w:rPr>
                 <w:rFonts w:cstheme="minorHAnsi"/>
                 <w:sz w:val="24"/>
+                <w:szCs w:val="24"/>
               </w:rPr>
               <w:t>Montaigne</w:t>
             </w:r>
@@ -896,12 +984,14 @@
               <w:rPr>
                 <w:rFonts w:cstheme="minorHAnsi"/>
                 <w:sz w:val="24"/>
+                <w:szCs w:val="24"/>
               </w:rPr>
             </w:pPr>
             <w:r>
               <w:rPr>
                 <w:rFonts w:cstheme="minorHAnsi"/>
                 <w:sz w:val="24"/>
+                <w:szCs w:val="24"/>
               </w:rPr>
               <w:t>Des cannibales, Essais</w:t>
             </w:r>
@@ -955,12 +1045,14 @@
               <w:rPr>
                 <w:rFonts w:cstheme="minorHAnsi"/>
                 <w:sz w:val="24"/>
+                <w:szCs w:val="24"/>
               </w:rPr>
             </w:pPr>
             <w:r>
               <w:rPr>
                 <w:rFonts w:cstheme="minorHAnsi"/>
                 <w:sz w:val="24"/>
+                <w:szCs w:val="24"/>
               </w:rPr>
               <w:t xml:space="preserve">Claude </w:t>
             </w:r>
@@ -969,6 +1061,7 @@
               <w:rPr>
                 <w:rFonts w:cstheme="minorHAnsi"/>
                 <w:sz w:val="24"/>
+                <w:szCs w:val="24"/>
               </w:rPr>
               <w:t>Lévis-Strauss</w:t>
             </w:r>
@@ -984,12 +1077,14 @@
               <w:rPr>
                 <w:rFonts w:cstheme="minorHAnsi"/>
                 <w:sz w:val="24"/>
+                <w:szCs w:val="24"/>
               </w:rPr>
             </w:pPr>
             <w:r>
               <w:rPr>
                 <w:rFonts w:cstheme="minorHAnsi"/>
                 <w:sz w:val="24"/>
+                <w:szCs w:val="24"/>
               </w:rPr>
               <w:t>Race et Histoire</w:t>
             </w:r>
@@ -1040,12 +1135,14 @@
               <w:rPr>
                 <w:rFonts w:cstheme="minorHAnsi"/>
                 <w:sz w:val="24"/>
+                <w:szCs w:val="24"/>
               </w:rPr>
             </w:pPr>
             <w:r>
               <w:rPr>
                 <w:rFonts w:cstheme="minorHAnsi"/>
                 <w:sz w:val="24"/>
+                <w:szCs w:val="24"/>
               </w:rPr>
               <w:t>Merleau-Ponty</w:t>
             </w:r>
@@ -1060,12 +1157,14 @@
               <w:rPr>
                 <w:rFonts w:cstheme="minorHAnsi"/>
                 <w:sz w:val="24"/>
+                <w:szCs w:val="24"/>
               </w:rPr>
             </w:pPr>
             <w:r>
               <w:rPr>
                 <w:rFonts w:cstheme="minorHAnsi"/>
                 <w:sz w:val="24"/>
+                <w:szCs w:val="24"/>
               </w:rPr>
               <w:t>Phénoménologie de la perception</w:t>
             </w:r>
@@ -1116,12 +1215,14 @@
               <w:rPr>
                 <w:rFonts w:cstheme="minorHAnsi"/>
                 <w:sz w:val="24"/>
+                <w:szCs w:val="24"/>
               </w:rPr>
             </w:pPr>
             <w:r>
               <w:rPr>
                 <w:rFonts w:cstheme="minorHAnsi"/>
                 <w:sz w:val="24"/>
+                <w:szCs w:val="24"/>
               </w:rPr>
               <w:t>Pascal</w:t>
             </w:r>
@@ -1136,12 +1237,14 @@
               <w:rPr>
                 <w:rFonts w:cstheme="minorHAnsi"/>
                 <w:sz w:val="24"/>
+                <w:szCs w:val="24"/>
               </w:rPr>
             </w:pPr>
             <w:r>
               <w:rPr>
                 <w:rFonts w:cstheme="minorHAnsi"/>
                 <w:sz w:val="24"/>
+                <w:szCs w:val="24"/>
               </w:rPr>
               <w:t>Pensées</w:t>
             </w:r>
@@ -1440,7 +1543,28 @@
           <w:sz w:val="24"/>
           <w:szCs w:val="24"/>
         </w:rPr>
-        <w:t>Platon Vème av J.-C</w:t>
+        <w:t>Platon V</w:t>
+      </w:r>
+      <w:r>
+        <w:rPr>
+          <w:rFonts w:cstheme="minorHAnsi"/>
+          <w:b/>
+          <w:bCs/>
+          <w:sz w:val="24"/>
+          <w:szCs w:val="24"/>
+          <w:vertAlign w:val="superscript"/>
+        </w:rPr>
+        <w:t>ème</w:t>
+      </w:r>
+      <w:r>
+        <w:rPr>
+          <w:rFonts w:cstheme="minorHAnsi"/>
+          <w:b/>
+          <w:bCs/>
+          <w:sz w:val="24"/>
+          <w:szCs w:val="24"/>
+        </w:rPr>
+        <w:t xml:space="preserve"> av J.-C</w:t>
       </w:r>
     </w:p>
     <w:p>
@@ -1823,6 +1947,8 @@
       <w:r>
         <w:rPr>
           <w:rFonts w:cstheme="minorHAnsi"/>
+          <w:sz w:val="24"/>
+          <w:szCs w:val="24"/>
         </w:rPr>
         <w:t xml:space="preserve"> </w:t>
       </w:r>
@@ -1885,6 +2011,7 @@
         <w:rPr>
           <w:rFonts w:cstheme="minorHAnsi"/>
           <w:sz w:val="24"/>
+          <w:szCs w:val="24"/>
         </w:rPr>
       </w:pPr>
       <w:r>
@@ -1893,6 +2020,7 @@
           <w:b/>
           <w:bCs/>
           <w:sz w:val="24"/>
+          <w:szCs w:val="24"/>
         </w:rPr>
         <w:t>Citation :</w:t>
       </w:r>
@@ -1900,6 +2028,7 @@
         <w:rPr>
           <w:rFonts w:cstheme="minorHAnsi"/>
           <w:sz w:val="24"/>
+          <w:szCs w:val="24"/>
         </w:rPr>
         <w:t xml:space="preserve"> « L’homme n’est pas un empire dans un empire »</w:t>
       </w:r>
@@ -2081,6 +2210,7 @@
           <w:b/>
           <w:bCs/>
           <w:sz w:val="24"/>
+          <w:szCs w:val="24"/>
         </w:rPr>
       </w:pPr>
       <w:r>
@@ -2316,6 +2446,7 @@
         <w:rPr>
           <w:rFonts w:cstheme="minorHAnsi"/>
           <w:sz w:val="24"/>
+          <w:szCs w:val="24"/>
         </w:rPr>
       </w:pPr>
       <w:r>
@@ -2324,6 +2455,7 @@
           <w:b/>
           <w:bCs/>
           <w:sz w:val="24"/>
+          <w:szCs w:val="24"/>
         </w:rPr>
         <w:t>Citation :</w:t>
       </w:r>
@@ -2331,22 +2463,9 @@
         <w:rPr>
           <w:rFonts w:cstheme="minorHAnsi"/>
           <w:sz w:val="24"/>
-        </w:rPr>
-        <w:t xml:space="preserve"> « </w:t>
-      </w:r>
-      <w:r>
-        <w:rPr>
-          <w:rFonts w:cstheme="minorHAnsi"/>
-          <w:sz w:val="24"/>
-        </w:rPr>
-        <w:t>Chaque chose s’efforce de persévérer dans son être</w:t>
-      </w:r>
-      <w:r>
-        <w:rPr>
-          <w:rFonts w:cstheme="minorHAnsi"/>
-          <w:sz w:val="24"/>
-        </w:rPr>
-        <w:t> »</w:t>
+          <w:szCs w:val="24"/>
+        </w:rPr>
+        <w:t xml:space="preserve"> « Chaque chose s’efforce de persévérer dans son être »</w:t>
       </w:r>
     </w:p>
     <w:p>
@@ -2504,29 +2623,45 @@
         <w:rPr>
           <w:rFonts w:cstheme="minorHAnsi"/>
           <w:b/>
-        </w:rPr>
-      </w:pPr>
-      <w:r>
-        <w:rPr>
-          <w:rFonts w:cstheme="minorHAnsi"/>
-          <w:b/>
-          <w:sz w:val="24"/>
-        </w:rPr>
-        <w:t xml:space="preserve">Aristote </w:t>
-      </w:r>
-      <w:r>
-        <w:rPr>
-          <w:rFonts w:cstheme="minorHAnsi"/>
-          <w:b/>
-        </w:rPr>
-        <w:t>IVème av J.-C</w:t>
-      </w:r>
-    </w:p>
-    <w:p>
-      <w:pPr>
-        <w:rPr>
-          <w:rFonts w:cstheme="minorHAnsi"/>
-          <w:sz w:val="24"/>
+          <w:sz w:val="24"/>
+          <w:szCs w:val="24"/>
+        </w:rPr>
+      </w:pPr>
+      <w:r>
+        <w:rPr>
+          <w:rFonts w:cstheme="minorHAnsi"/>
+          <w:b/>
+          <w:sz w:val="24"/>
+          <w:szCs w:val="24"/>
+        </w:rPr>
+        <w:t>Aristote IV</w:t>
+      </w:r>
+      <w:r>
+        <w:rPr>
+          <w:rFonts w:cstheme="minorHAnsi"/>
+          <w:b/>
+          <w:sz w:val="24"/>
+          <w:szCs w:val="24"/>
+          <w:vertAlign w:val="superscript"/>
+        </w:rPr>
+        <w:t>ème</w:t>
+      </w:r>
+      <w:r>
+        <w:rPr>
+          <w:rFonts w:cstheme="minorHAnsi"/>
+          <w:b/>
+          <w:sz w:val="24"/>
+          <w:szCs w:val="24"/>
+        </w:rPr>
+        <w:t xml:space="preserve"> av J.-C</w:t>
+      </w:r>
+    </w:p>
+    <w:p>
+      <w:pPr>
+        <w:rPr>
+          <w:rFonts w:cstheme="minorHAnsi"/>
+          <w:sz w:val="24"/>
+          <w:szCs w:val="24"/>
         </w:rPr>
       </w:pPr>
       <w:r>
@@ -2535,6 +2670,7 @@
           <w:b/>
           <w:bCs/>
           <w:sz w:val="24"/>
+          <w:szCs w:val="24"/>
         </w:rPr>
         <w:t>Citation :</w:t>
       </w:r>
@@ -2542,37 +2678,26 @@
         <w:rPr>
           <w:rFonts w:cstheme="minorHAnsi"/>
           <w:sz w:val="24"/>
-        </w:rPr>
-        <w:t xml:space="preserve"> « </w:t>
-      </w:r>
-      <w:r>
-        <w:rPr>
-          <w:rFonts w:cstheme="minorHAnsi"/>
-          <w:sz w:val="24"/>
-        </w:rPr>
-        <w:t>L’Homme est par nature un animal politique</w:t>
-      </w:r>
-      <w:r>
-        <w:rPr>
-          <w:rFonts w:cstheme="minorHAnsi"/>
-          <w:sz w:val="24"/>
-        </w:rPr>
-        <w:t> »</w:t>
-      </w:r>
-    </w:p>
-    <w:p>
-      <w:pPr>
-        <w:rPr>
-          <w:rFonts w:cstheme="minorHAnsi"/>
-          <w:b/>
-          <w:sz w:val="24"/>
-        </w:rPr>
-      </w:pPr>
-      <w:r>
-        <w:rPr>
-          <w:rFonts w:cstheme="minorHAnsi"/>
-          <w:b/>
-          <w:sz w:val="24"/>
+          <w:szCs w:val="24"/>
+        </w:rPr>
+        <w:t xml:space="preserve"> « L’Homme est par nature un animal politique »</w:t>
+      </w:r>
+    </w:p>
+    <w:p>
+      <w:pPr>
+        <w:rPr>
+          <w:rFonts w:cstheme="minorHAnsi"/>
+          <w:b/>
+          <w:sz w:val="24"/>
+          <w:szCs w:val="24"/>
+        </w:rPr>
+      </w:pPr>
+      <w:r>
+        <w:rPr>
+          <w:rFonts w:cstheme="minorHAnsi"/>
+          <w:b/>
+          <w:sz w:val="24"/>
+          <w:szCs w:val="24"/>
         </w:rPr>
         <w:t>Arguments :</w:t>
       </w:r>
@@ -2587,12 +2712,14 @@
         <w:rPr>
           <w:rFonts w:cstheme="minorHAnsi"/>
           <w:sz w:val="24"/>
-        </w:rPr>
-      </w:pPr>
-      <w:r>
-        <w:rPr>
-          <w:rFonts w:cstheme="minorHAnsi"/>
-          <w:sz w:val="24"/>
+          <w:szCs w:val="24"/>
+        </w:rPr>
+      </w:pPr>
+      <w:r>
+        <w:rPr>
+          <w:rFonts w:cstheme="minorHAnsi"/>
+          <w:sz w:val="24"/>
+          <w:szCs w:val="24"/>
         </w:rPr>
         <w:t>L’homme vit naturellement en société : contrairement aux autres animaux, l’homme ne peut pas vivre isolé et a besoin des autres pour se développer.</w:t>
       </w:r>
@@ -2607,12 +2734,14 @@
         <w:rPr>
           <w:rFonts w:cstheme="minorHAnsi"/>
           <w:sz w:val="24"/>
-        </w:rPr>
-      </w:pPr>
-      <w:r>
-        <w:rPr>
-          <w:rFonts w:cstheme="minorHAnsi"/>
-          <w:sz w:val="24"/>
+          <w:szCs w:val="24"/>
+        </w:rPr>
+      </w:pPr>
+      <w:r>
+        <w:rPr>
+          <w:rFonts w:cstheme="minorHAnsi"/>
+          <w:sz w:val="24"/>
+          <w:szCs w:val="24"/>
         </w:rPr>
         <w:t>La cité (polis) est naturelle : pour Aristote, la communauté politique est l’aboutissement naturel des relations humaines (famille → village → cité).</w:t>
       </w:r>
@@ -2627,12 +2756,14 @@
         <w:rPr>
           <w:rFonts w:cstheme="minorHAnsi"/>
           <w:sz w:val="24"/>
-        </w:rPr>
-      </w:pPr>
-      <w:r>
-        <w:rPr>
-          <w:rFonts w:cstheme="minorHAnsi"/>
-          <w:sz w:val="24"/>
+          <w:szCs w:val="24"/>
+        </w:rPr>
+      </w:pPr>
+      <w:r>
+        <w:rPr>
+          <w:rFonts w:cstheme="minorHAnsi"/>
+          <w:sz w:val="24"/>
+          <w:szCs w:val="24"/>
         </w:rPr>
         <w:t>Le langage distingue l’homme : l’homme possède le langage qui lui permet de discuter du juste et de l’injuste, ce qui rend possible la vie politique.</w:t>
       </w:r>
@@ -2647,12 +2778,14 @@
         <w:rPr>
           <w:rFonts w:cstheme="minorHAnsi"/>
           <w:sz w:val="24"/>
-        </w:rPr>
-      </w:pPr>
-      <w:r>
-        <w:rPr>
-          <w:rFonts w:cstheme="minorHAnsi"/>
-          <w:sz w:val="24"/>
+          <w:szCs w:val="24"/>
+        </w:rPr>
+      </w:pPr>
+      <w:r>
+        <w:rPr>
+          <w:rFonts w:cstheme="minorHAnsi"/>
+          <w:sz w:val="24"/>
+          <w:szCs w:val="24"/>
         </w:rPr>
         <w:t>La cité permet d’atteindre le bien commun : vivre dans une communauté politique permet aux hommes de réaliser une vie bonne et vertueuse.</w:t>
       </w:r>
@@ -2665,12 +2798,14 @@
         <w:rPr>
           <w:rFonts w:cstheme="minorHAnsi"/>
           <w:sz w:val="24"/>
+          <w:szCs w:val="24"/>
         </w:rPr>
       </w:pPr>
       <w:r>
         <w:rPr>
           <w:rFonts w:ascii="Cambria Math" w:hAnsi="Cambria Math" w:cs="Cambria Math"/>
           <w:sz w:val="24"/>
+          <w:szCs w:val="24"/>
         </w:rPr>
         <w:t>⟶</w:t>
       </w:r>
@@ -2678,6 +2813,7 @@
         <w:rPr>
           <w:rFonts w:cstheme="minorHAnsi"/>
           <w:sz w:val="24"/>
+          <w:szCs w:val="24"/>
         </w:rPr>
         <w:t xml:space="preserve"> l’homme est naturellement fait pour vivre dans une communauté politique où il peut réaliser pleinement sa nature.</w:t>
       </w:r>
@@ -2688,31 +2824,17 @@
           <w:rFonts w:cstheme="minorHAnsi"/>
           <w:b/>
           <w:sz w:val="24"/>
-        </w:rPr>
-      </w:pPr>
-      <w:r>
-        <w:rPr>
-          <w:rFonts w:cstheme="minorHAnsi"/>
-          <w:b/>
-          <w:sz w:val="24"/>
-        </w:rPr>
-        <w:t xml:space="preserve">Rousseau </w:t>
-      </w:r>
-      <w:r>
-        <w:rPr>
-          <w:rFonts w:cstheme="minorHAnsi"/>
-          <w:b/>
-          <w:sz w:val="24"/>
-          <w:szCs w:val="24"/>
-        </w:rPr>
-        <w:t>XVII</w:t>
-      </w:r>
-      <w:r>
-        <w:rPr>
-          <w:rFonts w:cstheme="minorHAnsi"/>
-          <w:b/>
-        </w:rPr>
-        <w:t>I</w:t>
+          <w:szCs w:val="24"/>
+        </w:rPr>
+      </w:pPr>
+      <w:r>
+        <w:rPr>
+          <w:rFonts w:cstheme="minorHAnsi"/>
+          <w:b/>
+          <w:sz w:val="24"/>
+          <w:szCs w:val="24"/>
+        </w:rPr>
+        <w:t>Rousseau XVIII</w:t>
       </w:r>
       <w:r>
         <w:rPr>
@@ -2731,13 +2853,15 @@
           <w:rFonts w:cstheme="minorHAnsi"/>
           <w:b/>
           <w:sz w:val="24"/>
-        </w:rPr>
-      </w:pPr>
-      <w:r>
-        <w:rPr>
-          <w:rFonts w:cstheme="minorHAnsi"/>
-          <w:b/>
-          <w:sz w:val="24"/>
+          <w:szCs w:val="24"/>
+        </w:rPr>
+      </w:pPr>
+      <w:r>
+        <w:rPr>
+          <w:rFonts w:cstheme="minorHAnsi"/>
+          <w:b/>
+          <w:sz w:val="24"/>
+          <w:szCs w:val="24"/>
         </w:rPr>
         <w:t>Arguments :</w:t>
       </w:r>
@@ -2752,12 +2876,14 @@
         <w:rPr>
           <w:rFonts w:cstheme="minorHAnsi"/>
           <w:sz w:val="24"/>
-        </w:rPr>
-      </w:pPr>
-      <w:r>
-        <w:rPr>
-          <w:rFonts w:cstheme="minorHAnsi"/>
-          <w:sz w:val="24"/>
+          <w:szCs w:val="24"/>
+        </w:rPr>
+      </w:pPr>
+      <w:r>
+        <w:rPr>
+          <w:rFonts w:cstheme="minorHAnsi"/>
+          <w:sz w:val="24"/>
+          <w:szCs w:val="24"/>
         </w:rPr>
         <w:t>L’état de nature : à l’origine, l’homme vit libre, indépendant et relativement heureux, guidé par ses besoins simples et la pitié naturelle.</w:t>
       </w:r>
@@ -2772,12 +2898,14 @@
         <w:rPr>
           <w:rFonts w:cstheme="minorHAnsi"/>
           <w:sz w:val="24"/>
-        </w:rPr>
-      </w:pPr>
-      <w:r>
-        <w:rPr>
-          <w:rFonts w:cstheme="minorHAnsi"/>
-          <w:sz w:val="24"/>
+          <w:szCs w:val="24"/>
+        </w:rPr>
+      </w:pPr>
+      <w:r>
+        <w:rPr>
+          <w:rFonts w:cstheme="minorHAnsi"/>
+          <w:sz w:val="24"/>
+          <w:szCs w:val="24"/>
         </w:rPr>
         <w:t>L’apparition de la société : avec la formation des sociétés et surtout de la propriété privée, les inégalités et les conflits apparaissent.</w:t>
       </w:r>
@@ -2792,12 +2920,14 @@
         <w:rPr>
           <w:rFonts w:cstheme="minorHAnsi"/>
           <w:sz w:val="24"/>
-        </w:rPr>
-      </w:pPr>
-      <w:r>
-        <w:rPr>
-          <w:rFonts w:cstheme="minorHAnsi"/>
-          <w:sz w:val="24"/>
+          <w:szCs w:val="24"/>
+        </w:rPr>
+      </w:pPr>
+      <w:r>
+        <w:rPr>
+          <w:rFonts w:cstheme="minorHAnsi"/>
+          <w:sz w:val="24"/>
+          <w:szCs w:val="24"/>
         </w:rPr>
         <w:lastRenderedPageBreak/>
         <w:t>L’état policé : dans la société organisée, les hommes deviennent dépendants les uns des autres et perdent leur liberté naturelle.</w:t>
@@ -2813,12 +2943,14 @@
         <w:rPr>
           <w:rFonts w:cstheme="minorHAnsi"/>
           <w:sz w:val="24"/>
-        </w:rPr>
-      </w:pPr>
-      <w:r>
-        <w:rPr>
-          <w:rFonts w:cstheme="minorHAnsi"/>
-          <w:sz w:val="24"/>
+          <w:szCs w:val="24"/>
+        </w:rPr>
+      </w:pPr>
+      <w:r>
+        <w:rPr>
+          <w:rFonts w:cstheme="minorHAnsi"/>
+          <w:sz w:val="24"/>
+          <w:szCs w:val="24"/>
         </w:rPr>
         <w:t>La nécessité d’un contrat social : Rousseau cherche une organisation politique qui permette de retrouver une forme de liberté grâce à la volonté générale.</w:t>
       </w:r>
@@ -2831,12 +2963,14 @@
         <w:rPr>
           <w:rFonts w:cstheme="minorHAnsi"/>
           <w:sz w:val="24"/>
+          <w:szCs w:val="24"/>
         </w:rPr>
       </w:pPr>
       <w:r>
         <w:rPr>
           <w:rFonts w:ascii="Cambria Math" w:hAnsi="Cambria Math" w:cs="Cambria Math"/>
           <w:sz w:val="24"/>
+          <w:szCs w:val="24"/>
         </w:rPr>
         <w:t>⟶</w:t>
       </w:r>
@@ -2844,6 +2978,7 @@
         <w:rPr>
           <w:rFonts w:cstheme="minorHAnsi"/>
           <w:sz w:val="24"/>
+          <w:szCs w:val="24"/>
         </w:rPr>
         <w:t xml:space="preserve"> la société transforme l’homme : l’état de nature est libre et simple, tandis que l’état policé crée dépendances et inégalités.</w:t>
       </w:r>
@@ -2854,13 +2989,15 @@
           <w:rFonts w:cstheme="minorHAnsi"/>
           <w:b/>
           <w:sz w:val="24"/>
-        </w:rPr>
-      </w:pPr>
-      <w:r>
-        <w:rPr>
-          <w:rFonts w:cstheme="minorHAnsi"/>
-          <w:b/>
-          <w:sz w:val="24"/>
+          <w:szCs w:val="24"/>
+        </w:rPr>
+      </w:pPr>
+      <w:r>
+        <w:rPr>
+          <w:rFonts w:cstheme="minorHAnsi"/>
+          <w:b/>
+          <w:sz w:val="24"/>
+          <w:szCs w:val="24"/>
         </w:rPr>
         <w:t xml:space="preserve">Cicéron </w:t>
       </w:r>
@@ -2890,6 +3027,7 @@
         <w:rPr>
           <w:rFonts w:cstheme="minorHAnsi"/>
           <w:sz w:val="24"/>
+          <w:szCs w:val="24"/>
         </w:rPr>
       </w:pPr>
       <w:r>
@@ -2898,6 +3036,7 @@
           <w:b/>
           <w:bCs/>
           <w:sz w:val="24"/>
+          <w:szCs w:val="24"/>
         </w:rPr>
         <w:t>Citation :</w:t>
       </w:r>
@@ -2905,44 +3044,26 @@
         <w:rPr>
           <w:rFonts w:cstheme="minorHAnsi"/>
           <w:sz w:val="24"/>
-        </w:rPr>
-        <w:t xml:space="preserve"> « </w:t>
-      </w:r>
-      <w:r>
-        <w:rPr>
-          <w:rFonts w:cstheme="minorHAnsi"/>
-          <w:sz w:val="24"/>
-        </w:rPr>
-        <w:t>Un champ si fertile soit-il ne peut être productif sans culture</w:t>
-      </w:r>
-      <w:r>
-        <w:rPr>
-          <w:rFonts w:cstheme="minorHAnsi"/>
-          <w:sz w:val="24"/>
-        </w:rPr>
-        <w:t> »</w:t>
-      </w:r>
-      <w:r>
-        <w:rPr>
-          <w:rFonts w:cstheme="minorHAnsi"/>
-          <w:sz w:val="24"/>
-        </w:rPr>
-        <w:t xml:space="preserve"> et « L’homme n’est que ce que l’éducation fait de lui »</w:t>
-      </w:r>
-    </w:p>
-    <w:p>
-      <w:pPr>
-        <w:rPr>
-          <w:rFonts w:cstheme="minorHAnsi"/>
-          <w:b/>
-          <w:sz w:val="24"/>
-        </w:rPr>
-      </w:pPr>
-      <w:r>
-        <w:rPr>
-          <w:rFonts w:cstheme="minorHAnsi"/>
-          <w:b/>
-          <w:sz w:val="24"/>
+          <w:szCs w:val="24"/>
+        </w:rPr>
+        <w:t xml:space="preserve"> « Un champ si fertile soit-il ne peut être productif sans culture » et « L’homme n’est que ce que l’éducation fait de lui »</w:t>
+      </w:r>
+    </w:p>
+    <w:p>
+      <w:pPr>
+        <w:rPr>
+          <w:rFonts w:cstheme="minorHAnsi"/>
+          <w:b/>
+          <w:sz w:val="24"/>
+          <w:szCs w:val="24"/>
+        </w:rPr>
+      </w:pPr>
+      <w:r>
+        <w:rPr>
+          <w:rFonts w:cstheme="minorHAnsi"/>
+          <w:b/>
+          <w:sz w:val="24"/>
+          <w:szCs w:val="24"/>
         </w:rPr>
         <w:t>Arguments :</w:t>
       </w:r>
@@ -2957,12 +3078,14 @@
         <w:rPr>
           <w:rFonts w:cstheme="minorHAnsi"/>
           <w:sz w:val="24"/>
-        </w:rPr>
-      </w:pPr>
-      <w:r>
-        <w:rPr>
-          <w:rFonts w:cstheme="minorHAnsi"/>
-          <w:sz w:val="24"/>
+          <w:szCs w:val="24"/>
+        </w:rPr>
+      </w:pPr>
+      <w:r>
+        <w:rPr>
+          <w:rFonts w:cstheme="minorHAnsi"/>
+          <w:sz w:val="24"/>
+          <w:szCs w:val="24"/>
         </w:rPr>
         <w:t>L’homme a des dispositions naturelles : comme une terre fertile, l’être humain possède des capacités et des qualités potentielles.</w:t>
       </w:r>
@@ -2977,12 +3100,14 @@
         <w:rPr>
           <w:rFonts w:cstheme="minorHAnsi"/>
           <w:sz w:val="24"/>
-        </w:rPr>
-      </w:pPr>
-      <w:r>
-        <w:rPr>
-          <w:rFonts w:cstheme="minorHAnsi"/>
-          <w:sz w:val="24"/>
+          <w:szCs w:val="24"/>
+        </w:rPr>
+      </w:pPr>
+      <w:r>
+        <w:rPr>
+          <w:rFonts w:cstheme="minorHAnsi"/>
+          <w:sz w:val="24"/>
+          <w:szCs w:val="24"/>
         </w:rPr>
         <w:t>L’éducation développe ces capacités : sans formation, instruction et discipline, ces dispositions naturelles ne peuvent pas pleinement s’exprimer.</w:t>
       </w:r>
@@ -2997,12 +3122,14 @@
         <w:rPr>
           <w:rFonts w:cstheme="minorHAnsi"/>
           <w:sz w:val="24"/>
-        </w:rPr>
-      </w:pPr>
-      <w:r>
-        <w:rPr>
-          <w:rFonts w:cstheme="minorHAnsi"/>
-          <w:sz w:val="24"/>
+          <w:szCs w:val="24"/>
+        </w:rPr>
+      </w:pPr>
+      <w:r>
+        <w:rPr>
+          <w:rFonts w:cstheme="minorHAnsi"/>
+          <w:sz w:val="24"/>
+          <w:szCs w:val="24"/>
         </w:rPr>
         <w:t>Le rôle de la culture et de l’apprentissage : l’éducation permet de former l’intelligence, le jugement et la vertu.</w:t>
       </w:r>
@@ -3017,12 +3144,14 @@
         <w:rPr>
           <w:rFonts w:cstheme="minorHAnsi"/>
           <w:sz w:val="24"/>
-        </w:rPr>
-      </w:pPr>
-      <w:r>
-        <w:rPr>
-          <w:rFonts w:cstheme="minorHAnsi"/>
-          <w:sz w:val="24"/>
+          <w:szCs w:val="24"/>
+        </w:rPr>
+      </w:pPr>
+      <w:r>
+        <w:rPr>
+          <w:rFonts w:cstheme="minorHAnsi"/>
+          <w:sz w:val="24"/>
+          <w:szCs w:val="24"/>
         </w:rPr>
         <w:t>L’homme se construit par l’éducation : la formation intellectuelle et morale est nécessaire pour faire de l’homme un être accompli.</w:t>
       </w:r>
@@ -3035,12 +3164,14 @@
         <w:rPr>
           <w:rFonts w:cstheme="minorHAnsi"/>
           <w:sz w:val="24"/>
+          <w:szCs w:val="24"/>
         </w:rPr>
       </w:pPr>
       <w:r>
         <w:rPr>
           <w:rFonts w:ascii="Cambria Math" w:hAnsi="Cambria Math" w:cs="Cambria Math"/>
           <w:sz w:val="24"/>
+          <w:szCs w:val="24"/>
         </w:rPr>
         <w:t>⟶</w:t>
       </w:r>
@@ -3048,6 +3179,7 @@
         <w:rPr>
           <w:rFonts w:cstheme="minorHAnsi"/>
           <w:sz w:val="24"/>
+          <w:szCs w:val="24"/>
         </w:rPr>
         <w:t xml:space="preserve"> l’homme possède des capacités naturelles, mais seule l’éducation permet de les développer et de former pleinement l’individu.</w:t>
       </w:r>
@@ -3067,17 +3199,9 @@
           <w:rFonts w:cstheme="minorHAnsi"/>
           <w:b/>
           <w:sz w:val="24"/>
-        </w:rPr>
-        <w:t xml:space="preserve">Montaigne </w:t>
-      </w:r>
-      <w:r>
-        <w:rPr>
-          <w:rFonts w:cstheme="minorHAnsi"/>
-          <w:b/>
-          <w:sz w:val="24"/>
-          <w:szCs w:val="24"/>
-        </w:rPr>
-        <w:t>XVI</w:t>
+          <w:szCs w:val="24"/>
+        </w:rPr>
+        <w:t>Montaigne XVI</w:t>
       </w:r>
       <w:r>
         <w:rPr>
@@ -3254,6 +3378,7 @@
           <w:b/>
           <w:bCs/>
           <w:sz w:val="24"/>
+          <w:szCs w:val="24"/>
         </w:rPr>
         <w:t xml:space="preserve">Claude </w:t>
       </w:r>
@@ -3264,6 +3389,7 @@
           <w:b/>
           <w:bCs/>
           <w:sz w:val="24"/>
+          <w:szCs w:val="24"/>
         </w:rPr>
         <w:t>Lévis-Strauss</w:t>
       </w:r>
@@ -3274,8 +3400,9 @@
           <w:b/>
           <w:bCs/>
           <w:sz w:val="24"/>
-        </w:rPr>
-        <w:t xml:space="preserve"> </w:t>
+          <w:szCs w:val="24"/>
+        </w:rPr>
+        <w:t xml:space="preserve"> XX</w:t>
       </w:r>
       <w:r>
         <w:rPr>
@@ -3284,9 +3411,19 @@
           <w:bCs/>
           <w:sz w:val="24"/>
           <w:szCs w:val="24"/>
-        </w:rPr>
-        <w:t>XX</w:t>
-      </w:r>
+          <w:vertAlign w:val="superscript"/>
+        </w:rPr>
+        <w:t>ème</w:t>
+      </w:r>
+    </w:p>
+    <w:p>
+      <w:pPr>
+        <w:rPr>
+          <w:rFonts w:cstheme="minorHAnsi"/>
+          <w:sz w:val="24"/>
+          <w:szCs w:val="24"/>
+        </w:rPr>
+      </w:pPr>
       <w:r>
         <w:rPr>
           <w:rFonts w:cstheme="minorHAnsi"/>
@@ -3294,24 +3431,6 @@
           <w:bCs/>
           <w:sz w:val="24"/>
           <w:szCs w:val="24"/>
-          <w:vertAlign w:val="superscript"/>
-        </w:rPr>
-        <w:t>ème</w:t>
-      </w:r>
-    </w:p>
-    <w:p>
-      <w:pPr>
-        <w:rPr>
-          <w:rFonts w:cstheme="minorHAnsi"/>
-          <w:sz w:val="24"/>
-        </w:rPr>
-      </w:pPr>
-      <w:r>
-        <w:rPr>
-          <w:rFonts w:cstheme="minorHAnsi"/>
-          <w:b/>
-          <w:bCs/>
-          <w:sz w:val="24"/>
         </w:rPr>
         <w:t>Citation :</w:t>
       </w:r>
@@ -3319,15 +3438,9 @@
         <w:rPr>
           <w:rFonts w:cstheme="minorHAnsi"/>
           <w:sz w:val="24"/>
-        </w:rPr>
-        <w:t xml:space="preserve"> « </w:t>
-      </w:r>
-      <w:r>
-        <w:rPr>
-          <w:rFonts w:cstheme="minorHAnsi"/>
-          <w:sz w:val="24"/>
-        </w:rPr>
-        <w:t>Le barbare, c’est d’abord l’homme qui croit à la barbarie »</w:t>
+          <w:szCs w:val="24"/>
+        </w:rPr>
+        <w:t xml:space="preserve"> « Le barbare, c’est d’abord l’homme qui croit à la barbarie »</w:t>
       </w:r>
     </w:p>
     <w:p>
@@ -3475,6 +3588,7 @@
           <w:b/>
           <w:bCs/>
           <w:sz w:val="24"/>
+          <w:szCs w:val="24"/>
         </w:rPr>
       </w:pPr>
       <w:r>
@@ -3483,8 +3597,9 @@
           <w:b/>
           <w:bCs/>
           <w:sz w:val="24"/>
-        </w:rPr>
-        <w:t>Merleau-Ponty</w:t>
+          <w:szCs w:val="24"/>
+        </w:rPr>
+        <w:t>Merleau-Ponty XX</w:t>
       </w:r>
       <w:r>
         <w:rPr>
@@ -3492,9 +3607,20 @@
           <w:b/>
           <w:bCs/>
           <w:sz w:val="24"/>
-        </w:rPr>
-        <w:t xml:space="preserve"> </w:t>
-      </w:r>
+          <w:szCs w:val="24"/>
+          <w:vertAlign w:val="superscript"/>
+        </w:rPr>
+        <w:t>ème</w:t>
+      </w:r>
+    </w:p>
+    <w:p>
+      <w:pPr>
+        <w:rPr>
+          <w:rFonts w:cstheme="minorHAnsi"/>
+          <w:sz w:val="24"/>
+          <w:szCs w:val="24"/>
+        </w:rPr>
+      </w:pPr>
       <w:r>
         <w:rPr>
           <w:rFonts w:cstheme="minorHAnsi"/>
@@ -3503,56 +3629,15 @@
           <w:sz w:val="24"/>
           <w:szCs w:val="24"/>
         </w:rPr>
-        <w:t>XX</w:t>
-      </w:r>
-      <w:r>
-        <w:rPr>
-          <w:rFonts w:cstheme="minorHAnsi"/>
-          <w:b/>
-          <w:bCs/>
-          <w:sz w:val="24"/>
-          <w:szCs w:val="24"/>
-          <w:vertAlign w:val="superscript"/>
-        </w:rPr>
-        <w:t>ème</w:t>
-      </w:r>
-    </w:p>
-    <w:p>
-      <w:pPr>
-        <w:rPr>
-          <w:rFonts w:cstheme="minorHAnsi"/>
-          <w:sz w:val="24"/>
-        </w:rPr>
-      </w:pPr>
-      <w:r>
-        <w:rPr>
-          <w:rFonts w:cstheme="minorHAnsi"/>
-          <w:b/>
-          <w:bCs/>
-          <w:sz w:val="24"/>
-        </w:rPr>
         <w:t>Citation :</w:t>
       </w:r>
       <w:r>
         <w:rPr>
           <w:rFonts w:cstheme="minorHAnsi"/>
           <w:sz w:val="24"/>
-        </w:rPr>
-        <w:t xml:space="preserve"> « </w:t>
-      </w:r>
-      <w:r>
-        <w:rPr>
-          <w:rFonts w:cstheme="minorHAnsi"/>
-          <w:sz w:val="24"/>
-        </w:rPr>
-        <w:t>Il n’est pas plus naturel ou pas moins conventionnel de crier dans la colère ou d’embrasser dans l’amour</w:t>
-      </w:r>
-      <w:r>
-        <w:rPr>
-          <w:rFonts w:cstheme="minorHAnsi"/>
-          <w:sz w:val="24"/>
-        </w:rPr>
-        <w:t> »</w:t>
+          <w:szCs w:val="24"/>
+        </w:rPr>
+        <w:t xml:space="preserve"> « Il n’est pas plus naturel ou pas moins conventionnel de crier dans la colère ou d’embrasser dans l’amour »</w:t>
       </w:r>
     </w:p>
     <w:p>
@@ -3726,8 +3811,9 @@
           <w:b/>
           <w:bCs/>
           <w:sz w:val="24"/>
-        </w:rPr>
-        <w:t>Pascal</w:t>
+          <w:szCs w:val="24"/>
+        </w:rPr>
+        <w:t>Pascal XVII</w:t>
       </w:r>
       <w:r>
         <w:rPr>
@@ -3735,9 +3821,20 @@
           <w:b/>
           <w:bCs/>
           <w:sz w:val="24"/>
-        </w:rPr>
-        <w:t xml:space="preserve"> </w:t>
-      </w:r>
+          <w:szCs w:val="24"/>
+          <w:vertAlign w:val="superscript"/>
+        </w:rPr>
+        <w:t>ème</w:t>
+      </w:r>
+    </w:p>
+    <w:p>
+      <w:pPr>
+        <w:rPr>
+          <w:rFonts w:cstheme="minorHAnsi"/>
+          <w:sz w:val="24"/>
+          <w:szCs w:val="24"/>
+        </w:rPr>
+      </w:pPr>
       <w:r>
         <w:rPr>
           <w:rFonts w:cstheme="minorHAnsi"/>
@@ -3746,25 +3843,25 @@
           <w:sz w:val="24"/>
           <w:szCs w:val="24"/>
         </w:rPr>
-        <w:t>XVII</w:t>
-      </w:r>
-      <w:r>
+        <w:t>Citation :</w:t>
+      </w:r>
+      <w:r>
+        <w:rPr>
+          <w:rFonts w:cstheme="minorHAnsi"/>
+          <w:sz w:val="24"/>
+          <w:szCs w:val="24"/>
+        </w:rPr>
+        <w:t xml:space="preserve"> « Cette nature ne soit elle-même qu’une première coutume comme la coutume est la seconde nature »</w:t>
+      </w:r>
+    </w:p>
+    <w:p>
+      <w:pPr>
         <w:rPr>
           <w:rFonts w:cstheme="minorHAnsi"/>
           <w:b/>
           <w:bCs/>
           <w:sz w:val="24"/>
           <w:szCs w:val="24"/>
-          <w:vertAlign w:val="superscript"/>
-        </w:rPr>
-        <w:t>ème</w:t>
-      </w:r>
-    </w:p>
-    <w:p>
-      <w:pPr>
-        <w:rPr>
-          <w:rFonts w:cstheme="minorHAnsi"/>
-          <w:sz w:val="24"/>
         </w:rPr>
       </w:pPr>
       <w:r>
@@ -3773,46 +3870,7 @@
           <w:b/>
           <w:bCs/>
           <w:sz w:val="24"/>
-        </w:rPr>
-        <w:t>Citation :</w:t>
-      </w:r>
-      <w:r>
-        <w:rPr>
-          <w:rFonts w:cstheme="minorHAnsi"/>
-          <w:sz w:val="24"/>
-        </w:rPr>
-        <w:t xml:space="preserve"> « </w:t>
-      </w:r>
-      <w:r>
-        <w:rPr>
-          <w:rFonts w:cstheme="minorHAnsi"/>
-          <w:sz w:val="24"/>
-        </w:rPr>
-        <w:t>Cette nature ne soit elle-même qu’une première coutume comme la coutume est la seconde nature</w:t>
-      </w:r>
-      <w:r>
-        <w:rPr>
-          <w:rFonts w:cstheme="minorHAnsi"/>
-          <w:sz w:val="24"/>
-        </w:rPr>
-        <w:t> »</w:t>
-      </w:r>
-    </w:p>
-    <w:p>
-      <w:pPr>
-        <w:rPr>
-          <w:rFonts w:cstheme="minorHAnsi"/>
-          <w:b/>
-          <w:bCs/>
-          <w:sz w:val="24"/>
-        </w:rPr>
-      </w:pPr>
-      <w:r>
-        <w:rPr>
-          <w:rFonts w:cstheme="minorHAnsi"/>
-          <w:b/>
-          <w:bCs/>
-          <w:sz w:val="24"/>
+          <w:szCs w:val="24"/>
         </w:rPr>
         <w:t xml:space="preserve">Arguments : </w:t>
       </w:r>
@@ -3827,12 +3885,14 @@
         <w:rPr>
           <w:rFonts w:cstheme="minorHAnsi"/>
           <w:sz w:val="24"/>
-        </w:rPr>
-      </w:pPr>
-      <w:r>
-        <w:rPr>
-          <w:rFonts w:cstheme="minorHAnsi"/>
-          <w:sz w:val="24"/>
+          <w:szCs w:val="24"/>
+        </w:rPr>
+      </w:pPr>
+      <w:r>
+        <w:rPr>
+          <w:rFonts w:cstheme="minorHAnsi"/>
+          <w:sz w:val="24"/>
+          <w:szCs w:val="24"/>
         </w:rPr>
         <w:t>Relativité de la nature humaine : ce que l’on appelle « nature » pourrait en réalité être déjà le produit d’habitudes anciennes.</w:t>
       </w:r>
@@ -3847,12 +3907,14 @@
         <w:rPr>
           <w:rFonts w:cstheme="minorHAnsi"/>
           <w:sz w:val="24"/>
-        </w:rPr>
-      </w:pPr>
-      <w:r>
-        <w:rPr>
-          <w:rFonts w:cstheme="minorHAnsi"/>
-          <w:sz w:val="24"/>
+          <w:szCs w:val="24"/>
+        </w:rPr>
+      </w:pPr>
+      <w:r>
+        <w:rPr>
+          <w:rFonts w:cstheme="minorHAnsi"/>
+          <w:sz w:val="24"/>
+          <w:szCs w:val="24"/>
         </w:rPr>
         <w:t>Puissance de la coutume : les habitudes façonnent profondément nos comportements, au point de paraître naturelles.</w:t>
       </w:r>
@@ -3867,12 +3929,14 @@
         <w:rPr>
           <w:rFonts w:cstheme="minorHAnsi"/>
           <w:sz w:val="24"/>
-        </w:rPr>
-      </w:pPr>
-      <w:r>
-        <w:rPr>
-          <w:rFonts w:cstheme="minorHAnsi"/>
-          <w:sz w:val="24"/>
+          <w:szCs w:val="24"/>
+        </w:rPr>
+      </w:pPr>
+      <w:r>
+        <w:rPr>
+          <w:rFonts w:cstheme="minorHAnsi"/>
+          <w:sz w:val="24"/>
+          <w:szCs w:val="24"/>
         </w:rPr>
         <w:lastRenderedPageBreak/>
         <w:t>La coutume comme “seconde nature” : à force de répétition, les pratiques culturelles deviennent automatiques et inconscientes.</w:t>
@@ -3888,12 +3952,14 @@
         <w:rPr>
           <w:rFonts w:cstheme="minorHAnsi"/>
           <w:sz w:val="24"/>
-        </w:rPr>
-      </w:pPr>
-      <w:r>
-        <w:rPr>
-          <w:rFonts w:cstheme="minorHAnsi"/>
-          <w:sz w:val="24"/>
+          <w:szCs w:val="24"/>
+        </w:rPr>
+      </w:pPr>
+      <w:r>
+        <w:rPr>
+          <w:rFonts w:cstheme="minorHAnsi"/>
+          <w:sz w:val="24"/>
+          <w:szCs w:val="24"/>
         </w:rPr>
         <w:t>Remise en cause de l’inné : il est difficile de distinguer ce qui est véritablement naturel de ce qui est acquis, car la coutume transforme l’homme en profondeur.</w:t>
       </w:r>
@@ -3903,6 +3969,7 @@
         <w:rPr>
           <w:rFonts w:cstheme="minorHAnsi"/>
           <w:sz w:val="24"/>
+          <w:szCs w:val="24"/>
         </w:rPr>
       </w:pPr>
     </w:p>
@@ -3914,12 +3981,14 @@
         <w:rPr>
           <w:rFonts w:cstheme="minorHAnsi"/>
           <w:sz w:val="24"/>
+          <w:szCs w:val="24"/>
         </w:rPr>
       </w:pPr>
       <w:r>
         <w:rPr>
           <w:rFonts w:ascii="Cambria Math" w:hAnsi="Cambria Math" w:cs="Cambria Math"/>
           <w:sz w:val="24"/>
+          <w:szCs w:val="24"/>
         </w:rPr>
         <w:t>⟶</w:t>
       </w:r>
@@ -3927,6 +3996,7 @@
         <w:rPr>
           <w:rFonts w:cstheme="minorHAnsi"/>
           <w:sz w:val="24"/>
+          <w:szCs w:val="24"/>
         </w:rPr>
         <w:t xml:space="preserve"> ce que nous prenons pour naturel est souvent le résultat de l’habitude : la culture et la coutume façonnent l’homme au point de devenir une véritable « seconde nature ».</w:t>
       </w:r>
@@ -3936,6 +4006,7 @@
         <w:rPr>
           <w:rFonts w:cstheme="minorHAnsi"/>
           <w:sz w:val="24"/>
+          <w:szCs w:val="24"/>
         </w:rPr>
       </w:pPr>
     </w:p>
@@ -5906,6 +5977,7 @@
     <w:lsdException w:name="HTML Sample" w:semiHidden="1" w:unhideWhenUsed="1"/>
     <w:lsdException w:name="HTML Typewriter" w:semiHidden="1" w:unhideWhenUsed="1"/>
     <w:lsdException w:name="HTML Variable" w:semiHidden="1" w:unhideWhenUsed="1"/>
+    <w:lsdException w:name="Normal Table" w:semiHidden="1" w:unhideWhenUsed="1"/>
     <w:lsdException w:name="annotation subject" w:semiHidden="1" w:unhideWhenUsed="1"/>
     <w:lsdException w:name="No List" w:semiHidden="1" w:unhideWhenUsed="1"/>
     <w:lsdException w:name="Outline List 1" w:semiHidden="1" w:unhideWhenUsed="1"/>
@@ -5948,8 +6020,11 @@
     <w:lsdException w:name="Table Contemporary" w:semiHidden="1" w:unhideWhenUsed="1"/>
     <w:lsdException w:name="Table Elegant" w:semiHidden="1" w:unhideWhenUsed="1"/>
     <w:lsdException w:name="Table Professional" w:semiHidden="1" w:unhideWhenUsed="1"/>
+    <w:lsdException w:name="Table Subtle 1" w:semiHidden="1" w:unhideWhenUsed="1"/>
     <w:lsdException w:name="Table Subtle 2" w:semiHidden="1" w:unhideWhenUsed="1"/>
     <w:lsdException w:name="Table Web 1" w:semiHidden="1" w:unhideWhenUsed="1"/>
+    <w:lsdException w:name="Table Web 2" w:semiHidden="1" w:unhideWhenUsed="1"/>
+    <w:lsdException w:name="Table Web 3" w:semiHidden="1" w:unhideWhenUsed="1"/>
     <w:lsdException w:name="Balloon Text" w:semiHidden="1" w:unhideWhenUsed="1"/>
     <w:lsdException w:name="Table Grid" w:uiPriority="39"/>
     <w:lsdException w:name="Table Theme" w:semiHidden="1" w:unhideWhenUsed="1"/>
